--- a/데이터베이스/데이터베이스.docx
+++ b/데이터베이스/데이터베이스.docx
@@ -6,7 +6,6 @@
       <w:pPr>
         <w:jc w:val="center"/>
         <w:rPr>
-          <w:rFonts w:hint="eastAsia"/>
           <w:b/>
           <w:bCs/>
           <w:sz w:val="28"/>
@@ -25,19 +24,11 @@
       </w:r>
     </w:p>
     <w:p>
-      <w:proofErr w:type="gramStart"/>
-      <w:r>
-        <w:rPr>
-          <w:rFonts w:hint="eastAsia"/>
-        </w:rPr>
-        <w:t>주제 :</w:t>
-      </w:r>
-      <w:proofErr w:type="gramEnd"/>
-      <w:r>
-        <w:rPr>
-          <w:rFonts w:hint="eastAsia"/>
-        </w:rPr>
-        <w:t xml:space="preserve"> OT</w:t>
+      <w:r>
+        <w:rPr>
+          <w:rFonts w:hint="eastAsia"/>
+        </w:rPr>
+        <w:t>주제 : OT</w:t>
       </w:r>
     </w:p>
     <w:p>
@@ -453,27 +444,13 @@
         <w:rPr>
           <w:rFonts w:hint="eastAsia"/>
         </w:rPr>
-        <w:t xml:space="preserve">문서 </w:t>
-      </w:r>
-      <w:proofErr w:type="gramStart"/>
-      <w:r>
-        <w:rPr>
-          <w:rFonts w:hint="eastAsia"/>
-        </w:rPr>
-        <w:t>DB</w:t>
-      </w:r>
-      <w:r>
-        <w:rPr>
-          <w:rFonts w:hint="eastAsia"/>
-        </w:rPr>
-        <w:t xml:space="preserve"> /</w:t>
-      </w:r>
-      <w:proofErr w:type="gramEnd"/>
-      <w:r>
-        <w:rPr>
-          <w:rFonts w:hint="eastAsia"/>
-        </w:rPr>
-        <w:t xml:space="preserve"> 예) 구글, 네이버 등</w:t>
+        <w:t>문서 DB</w:t>
+      </w:r>
+      <w:r>
+        <w:rPr>
+          <w:rFonts w:hint="eastAsia"/>
+        </w:rPr>
+        <w:t xml:space="preserve"> / 예) 구글, 네이버 등</w:t>
       </w:r>
     </w:p>
     <w:p>
@@ -496,27 +473,13 @@
         <w:rPr>
           <w:rFonts w:hint="eastAsia"/>
         </w:rPr>
-        <w:t xml:space="preserve">Multimedia </w:t>
-      </w:r>
-      <w:proofErr w:type="gramStart"/>
-      <w:r>
-        <w:rPr>
-          <w:rFonts w:hint="eastAsia"/>
-        </w:rPr>
-        <w:t>DB</w:t>
-      </w:r>
-      <w:r>
-        <w:rPr>
-          <w:rFonts w:hint="eastAsia"/>
-        </w:rPr>
-        <w:t xml:space="preserve"> /</w:t>
-      </w:r>
-      <w:proofErr w:type="gramEnd"/>
-      <w:r>
-        <w:rPr>
-          <w:rFonts w:hint="eastAsia"/>
-        </w:rPr>
-        <w:t xml:space="preserve"> 예) 네이버 렌즈 등</w:t>
+        <w:t>Multimedia DB</w:t>
+      </w:r>
+      <w:r>
+        <w:rPr>
+          <w:rFonts w:hint="eastAsia"/>
+        </w:rPr>
+        <w:t xml:space="preserve"> / 예) 네이버 렌즈 등</w:t>
       </w:r>
     </w:p>
     <w:p>
@@ -527,7 +490,6 @@
           <w:numId w:val="3"/>
         </w:numPr>
       </w:pPr>
-      <w:proofErr w:type="gramStart"/>
       <w:r>
         <w:rPr>
           <w:rFonts w:hint="eastAsia"/>
@@ -538,14 +500,7 @@
         <w:rPr>
           <w:rFonts w:hint="eastAsia"/>
         </w:rPr>
-        <w:t xml:space="preserve"> /</w:t>
-      </w:r>
-      <w:proofErr w:type="gramEnd"/>
-      <w:r>
-        <w:rPr>
-          <w:rFonts w:hint="eastAsia"/>
-        </w:rPr>
-        <w:t xml:space="preserve"> 지도 정보를 통한 서비스</w:t>
+        <w:t xml:space="preserve"> / 지도 정보를 통한 서비스</w:t>
       </w:r>
     </w:p>
     <w:p>
@@ -1127,13 +1082,7 @@
     </w:p>
     <w:p/>
     <w:p/>
-    <w:p>
-      <w:pPr>
-        <w:rPr>
-          <w:rFonts w:hint="eastAsia"/>
-        </w:rPr>
-      </w:pPr>
-    </w:p>
+    <w:p/>
     <w:p>
       <w:r>
         <w:rPr>
@@ -1713,9 +1662,6 @@
           <w:ilvl w:val="0"/>
           <w:numId w:val="3"/>
         </w:numPr>
-        <w:rPr>
-          <w:rFonts w:hint="eastAsia"/>
-        </w:rPr>
       </w:pPr>
       <w:r>
         <w:rPr>
@@ -1876,7 +1822,6 @@
           <w:numId w:val="4"/>
         </w:numPr>
         <w:rPr>
-          <w:rFonts w:hint="eastAsia"/>
           <w:b/>
           <w:bCs/>
           <w:color w:val="0070C0"/>
@@ -2367,15 +2312,3392 @@
           <w:ilvl w:val="0"/>
           <w:numId w:val="3"/>
         </w:numPr>
-        <w:rPr>
-          <w:rFonts w:hint="eastAsia"/>
-        </w:rPr>
       </w:pPr>
       <w:r>
         <w:rPr>
           <w:rFonts w:hint="eastAsia"/>
         </w:rPr>
         <w:t>여러 사용자의 동시 사용</w:t>
+      </w:r>
+    </w:p>
+    <w:p/>
+    <w:p>
+      <w:r>
+        <w:rPr>
+          <w:rFonts w:hint="eastAsia"/>
+        </w:rPr>
+        <w:t>레코드의 특징</w:t>
+      </w:r>
+    </w:p>
+    <w:p>
+      <w:pPr>
+        <w:pStyle w:val="a6"/>
+        <w:numPr>
+          <w:ilvl w:val="0"/>
+          <w:numId w:val="5"/>
+        </w:numPr>
+      </w:pPr>
+      <w:r>
+        <w:rPr>
+          <w:rFonts w:hint="eastAsia"/>
+        </w:rPr>
+        <w:t>필드의 개수는 동일</w:t>
+      </w:r>
+    </w:p>
+    <w:p>
+      <w:pPr>
+        <w:pStyle w:val="a6"/>
+        <w:numPr>
+          <w:ilvl w:val="0"/>
+          <w:numId w:val="5"/>
+        </w:numPr>
+      </w:pPr>
+      <w:r>
+        <w:rPr>
+          <w:rFonts w:hint="eastAsia"/>
+        </w:rPr>
+        <w:t>각 필드의 크기는 고정</w:t>
+      </w:r>
+    </w:p>
+    <w:p>
+      <w:pPr>
+        <w:pStyle w:val="a6"/>
+        <w:numPr>
+          <w:ilvl w:val="0"/>
+          <w:numId w:val="5"/>
+        </w:numPr>
+      </w:pPr>
+      <w:r>
+        <w:rPr>
+          <w:rFonts w:hint="eastAsia"/>
+        </w:rPr>
+        <w:t>모든 레코드의 크기는 동일</w:t>
+      </w:r>
+    </w:p>
+    <w:p/>
+    <w:p/>
+    <w:p/>
+    <w:p>
+      <w:r>
+        <w:rPr>
+          <w:rFonts w:hint="eastAsia"/>
+        </w:rPr>
+        <w:lastRenderedPageBreak/>
+        <w:t>배열형태로 데이터 파일을 관리할 때의 문제점</w:t>
+      </w:r>
+    </w:p>
+    <w:p>
+      <w:pPr>
+        <w:pStyle w:val="a6"/>
+        <w:numPr>
+          <w:ilvl w:val="0"/>
+          <w:numId w:val="3"/>
+        </w:numPr>
+      </w:pPr>
+      <w:r>
+        <w:rPr>
+          <w:rFonts w:hint="eastAsia"/>
+        </w:rPr>
+        <w:t>배열의 문제점</w:t>
+      </w:r>
+    </w:p>
+    <w:p>
+      <w:pPr>
+        <w:pStyle w:val="a6"/>
+        <w:numPr>
+          <w:ilvl w:val="1"/>
+          <w:numId w:val="3"/>
+        </w:numPr>
+      </w:pPr>
+      <w:r>
+        <w:rPr>
+          <w:rFonts w:hint="eastAsia"/>
+        </w:rPr>
+        <w:t>배열의 크기가 정해져 있다. -&gt; 데이터 추가가 어렵다</w:t>
+      </w:r>
+    </w:p>
+    <w:p>
+      <w:pPr>
+        <w:pStyle w:val="a6"/>
+        <w:numPr>
+          <w:ilvl w:val="2"/>
+          <w:numId w:val="3"/>
+        </w:numPr>
+      </w:pPr>
+      <w:r>
+        <w:rPr>
+          <w:rFonts w:hint="eastAsia"/>
+        </w:rPr>
+        <w:t>그렇다면 배열의 크기를 더 늘려서 복사하는 것</w:t>
+      </w:r>
+      <w:r>
+        <w:rPr>
+          <w:rFonts w:hint="eastAsia"/>
+        </w:rPr>
+        <w:t>은?</w:t>
+      </w:r>
+    </w:p>
+    <w:p>
+      <w:pPr>
+        <w:pStyle w:val="a6"/>
+        <w:numPr>
+          <w:ilvl w:val="2"/>
+          <w:numId w:val="3"/>
+        </w:numPr>
+      </w:pPr>
+      <w:r>
+        <w:rPr>
+          <w:rFonts w:hint="eastAsia"/>
+        </w:rPr>
+        <w:t>굉장히 많은 연속된 데이터를 할당하고, 복사하는 과정이 현실적으로 불가능하다.</w:t>
+      </w:r>
+    </w:p>
+    <w:p>
+      <w:pPr>
+        <w:pStyle w:val="a6"/>
+        <w:numPr>
+          <w:ilvl w:val="1"/>
+          <w:numId w:val="3"/>
+        </w:numPr>
+      </w:pPr>
+      <w:r>
+        <w:rPr>
+          <w:rFonts w:hint="eastAsia"/>
+        </w:rPr>
+        <w:t>배열의 크기보다 더 적은 데이터가 들어오면 공간 낭비가 심하다.</w:t>
+      </w:r>
+    </w:p>
+    <w:p>
+      <w:r>
+        <w:rPr>
+          <w:rFonts w:hint="eastAsia"/>
+        </w:rPr>
+        <w:t>연결리스트 형태로 데이터 파일을 관리할 때의 문제점</w:t>
+      </w:r>
+    </w:p>
+    <w:p>
+      <w:pPr>
+        <w:pStyle w:val="a6"/>
+        <w:numPr>
+          <w:ilvl w:val="0"/>
+          <w:numId w:val="3"/>
+        </w:numPr>
+      </w:pPr>
+      <w:r>
+        <w:rPr>
+          <w:rFonts w:hint="eastAsia"/>
+        </w:rPr>
+        <w:t>연결리스트의 문제점</w:t>
+      </w:r>
+    </w:p>
+    <w:p>
+      <w:pPr>
+        <w:pStyle w:val="a6"/>
+        <w:numPr>
+          <w:ilvl w:val="1"/>
+          <w:numId w:val="3"/>
+        </w:numPr>
+      </w:pPr>
+      <w:r>
+        <w:rPr>
+          <w:rFonts w:hint="eastAsia"/>
+        </w:rPr>
+        <w:t>노드를 연결시키기</w:t>
+      </w:r>
+      <w:r>
+        <w:rPr>
+          <w:rFonts w:hint="eastAsia"/>
+        </w:rPr>
+        <w:t xml:space="preserve"> </w:t>
+      </w:r>
+      <w:r>
+        <w:rPr>
+          <w:rFonts w:hint="eastAsia"/>
+        </w:rPr>
+        <w:t>위해 포인터를 사용하기에 공간 낭비가 생긴다.</w:t>
+      </w:r>
+    </w:p>
+    <w:p>
+      <w:pPr>
+        <w:pStyle w:val="a6"/>
+        <w:numPr>
+          <w:ilvl w:val="1"/>
+          <w:numId w:val="3"/>
+        </w:numPr>
+      </w:pPr>
+      <w:r>
+        <w:rPr>
+          <w:rFonts w:hint="eastAsia"/>
+        </w:rPr>
+        <w:t xml:space="preserve">특정 </w:t>
+      </w:r>
+      <w:r>
+        <w:rPr>
+          <w:rFonts w:hint="eastAsia"/>
+        </w:rPr>
+        <w:t xml:space="preserve">데이터를 </w:t>
+      </w:r>
+      <w:r>
+        <w:rPr>
+          <w:rFonts w:hint="eastAsia"/>
+        </w:rPr>
+        <w:t>액세스하기 위해</w:t>
+      </w:r>
+      <w:r>
+        <w:rPr>
+          <w:rFonts w:hint="eastAsia"/>
+        </w:rPr>
+        <w:t xml:space="preserve"> 순차 탐색을 해야</w:t>
+      </w:r>
+      <w:r>
+        <w:rPr>
+          <w:rFonts w:hint="eastAsia"/>
+        </w:rPr>
+        <w:t xml:space="preserve"> </w:t>
+      </w:r>
+      <w:r>
+        <w:rPr>
+          <w:rFonts w:hint="eastAsia"/>
+        </w:rPr>
+        <w:t>하기에 시간낭비가 심하다.</w:t>
+      </w:r>
+    </w:p>
+    <w:p>
+      <w:pPr>
+        <w:pStyle w:val="a6"/>
+        <w:numPr>
+          <w:ilvl w:val="2"/>
+          <w:numId w:val="3"/>
+        </w:numPr>
+      </w:pPr>
+      <w:r>
+        <w:rPr>
+          <w:rFonts w:hint="eastAsia"/>
+        </w:rPr>
+        <w:t>이진 탐색을 못한다. 가운데 값을 가져올 수가 없기 때문이다.</w:t>
+      </w:r>
+    </w:p>
+    <w:p>
+      <w:pPr>
+        <w:pStyle w:val="a6"/>
+        <w:numPr>
+          <w:ilvl w:val="1"/>
+          <w:numId w:val="3"/>
+        </w:numPr>
+      </w:pPr>
+      <w:r>
+        <w:rPr>
+          <w:rFonts w:hint="eastAsia"/>
+        </w:rPr>
+        <w:t>노드를 원하는 공간에 할당하지 않기에 데이터의 단편화가 생긴다.</w:t>
+      </w:r>
+    </w:p>
+    <w:p>
+      <w:r>
+        <w:rPr>
+          <w:rFonts w:hint="eastAsia"/>
+          <w:noProof/>
+        </w:rPr>
+        <mc:AlternateContent>
+          <mc:Choice Requires="wps">
+            <w:drawing>
+              <wp:anchor distT="0" distB="0" distL="114300" distR="114300" simplePos="0" relativeHeight="251670528" behindDoc="0" locked="0" layoutInCell="1" allowOverlap="1" wp14:anchorId="32796474" wp14:editId="1D3C109A">
+                <wp:simplePos x="0" y="0"/>
+                <wp:positionH relativeFrom="column">
+                  <wp:posOffset>1916579</wp:posOffset>
+                </wp:positionH>
+                <wp:positionV relativeFrom="paragraph">
+                  <wp:posOffset>373828</wp:posOffset>
+                </wp:positionV>
+                <wp:extent cx="179705" cy="179705"/>
+                <wp:effectExtent l="19050" t="19050" r="10795" b="10795"/>
+                <wp:wrapSquare wrapText="bothSides"/>
+                <wp:docPr id="2014505712" name="직사각형 1"/>
+                <wp:cNvGraphicFramePr/>
+                <a:graphic xmlns:a="http://schemas.openxmlformats.org/drawingml/2006/main">
+                  <a:graphicData uri="http://schemas.microsoft.com/office/word/2010/wordprocessingShape">
+                    <wps:wsp>
+                      <wps:cNvSpPr/>
+                      <wps:spPr>
+                        <a:xfrm>
+                          <a:off x="0" y="0"/>
+                          <a:ext cx="179705" cy="179705"/>
+                        </a:xfrm>
+                        <a:prstGeom prst="rect">
+                          <a:avLst/>
+                        </a:prstGeom>
+                        <a:noFill/>
+                        <a:ln w="38100">
+                          <a:solidFill>
+                            <a:schemeClr val="accent1"/>
+                          </a:solidFill>
+                        </a:ln>
+                      </wps:spPr>
+                      <wps:style>
+                        <a:lnRef idx="2">
+                          <a:schemeClr val="accent1">
+                            <a:shade val="15000"/>
+                          </a:schemeClr>
+                        </a:lnRef>
+                        <a:fillRef idx="1">
+                          <a:schemeClr val="accent1"/>
+                        </a:fillRef>
+                        <a:effectRef idx="0">
+                          <a:schemeClr val="accent1"/>
+                        </a:effectRef>
+                        <a:fontRef idx="minor">
+                          <a:schemeClr val="lt1"/>
+                        </a:fontRef>
+                      </wps:style>
+                      <wps:bodyPr rot="0" spcFirstLastPara="0" vertOverflow="overflow" horzOverflow="overflow" vert="horz" wrap="square" lIns="91440" tIns="45720" rIns="91440" bIns="45720" numCol="1" spcCol="0" rtlCol="0" fromWordArt="0" anchor="ctr" anchorCtr="0" forceAA="0" compatLnSpc="1">
+                        <a:prstTxWarp prst="textNoShape">
+                          <a:avLst/>
+                        </a:prstTxWarp>
+                        <a:noAutofit/>
+                      </wps:bodyPr>
+                    </wps:wsp>
+                  </a:graphicData>
+                </a:graphic>
+                <wp14:sizeRelH relativeFrom="margin">
+                  <wp14:pctWidth>0</wp14:pctWidth>
+                </wp14:sizeRelH>
+                <wp14:sizeRelV relativeFrom="margin">
+                  <wp14:pctHeight>0</wp14:pctHeight>
+                </wp14:sizeRelV>
+              </wp:anchor>
+            </w:drawing>
+          </mc:Choice>
+          <mc:Fallback>
+            <w:pict>
+              <v:rect w14:anchorId="30463603" id="직사각형 1" o:spid="_x0000_s1026" style="position:absolute;margin-left:150.9pt;margin-top:29.45pt;width:14.15pt;height:14.15pt;z-index:251670528;visibility:visible;mso-wrap-style:square;mso-width-percent:0;mso-height-percent:0;mso-wrap-distance-left:9pt;mso-wrap-distance-top:0;mso-wrap-distance-right:9pt;mso-wrap-distance-bottom:0;mso-position-horizontal:absolute;mso-position-horizontal-relative:text;mso-position-vertical:absolute;mso-position-vertical-relative:text;mso-width-percent:0;mso-height-percent:0;mso-width-relative:margin;mso-height-relative:margin;v-text-anchor:middle" o:gfxdata="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" filled="f" strokecolor="#4472c4 [3204]" strokeweight="3pt">
+                <w10:wrap type="square"/>
+              </v:rect>
+            </w:pict>
+          </mc:Fallback>
+        </mc:AlternateContent>
+      </w:r>
+      <w:r>
+        <w:rPr>
+          <w:rFonts w:hint="eastAsia"/>
+          <w:noProof/>
+        </w:rPr>
+        <mc:AlternateContent>
+          <mc:Choice Requires="wps">
+            <w:drawing>
+              <wp:anchor distT="0" distB="0" distL="114300" distR="114300" simplePos="0" relativeHeight="251666432" behindDoc="0" locked="0" layoutInCell="1" allowOverlap="1" wp14:anchorId="3996DD02" wp14:editId="2455B000">
+                <wp:simplePos x="0" y="0"/>
+                <wp:positionH relativeFrom="column">
+                  <wp:posOffset>1103630</wp:posOffset>
+                </wp:positionH>
+                <wp:positionV relativeFrom="paragraph">
+                  <wp:posOffset>379730</wp:posOffset>
+                </wp:positionV>
+                <wp:extent cx="179705" cy="179705"/>
+                <wp:effectExtent l="19050" t="19050" r="10795" b="10795"/>
+                <wp:wrapSquare wrapText="bothSides"/>
+                <wp:docPr id="789650698" name="직사각형 1"/>
+                <wp:cNvGraphicFramePr/>
+                <a:graphic xmlns:a="http://schemas.openxmlformats.org/drawingml/2006/main">
+                  <a:graphicData uri="http://schemas.microsoft.com/office/word/2010/wordprocessingShape">
+                    <wps:wsp>
+                      <wps:cNvSpPr/>
+                      <wps:spPr>
+                        <a:xfrm>
+                          <a:off x="0" y="0"/>
+                          <a:ext cx="179705" cy="179705"/>
+                        </a:xfrm>
+                        <a:prstGeom prst="rect">
+                          <a:avLst/>
+                        </a:prstGeom>
+                        <a:noFill/>
+                        <a:ln w="38100">
+                          <a:solidFill>
+                            <a:schemeClr val="accent1"/>
+                          </a:solidFill>
+                        </a:ln>
+                      </wps:spPr>
+                      <wps:style>
+                        <a:lnRef idx="2">
+                          <a:schemeClr val="accent1">
+                            <a:shade val="15000"/>
+                          </a:schemeClr>
+                        </a:lnRef>
+                        <a:fillRef idx="1">
+                          <a:schemeClr val="accent1"/>
+                        </a:fillRef>
+                        <a:effectRef idx="0">
+                          <a:schemeClr val="accent1"/>
+                        </a:effectRef>
+                        <a:fontRef idx="minor">
+                          <a:schemeClr val="lt1"/>
+                        </a:fontRef>
+                      </wps:style>
+                      <wps:bodyPr rot="0" spcFirstLastPara="0" vertOverflow="overflow" horzOverflow="overflow" vert="horz" wrap="square" lIns="91440" tIns="45720" rIns="91440" bIns="45720" numCol="1" spcCol="0" rtlCol="0" fromWordArt="0" anchor="ctr" anchorCtr="0" forceAA="0" compatLnSpc="1">
+                        <a:prstTxWarp prst="textNoShape">
+                          <a:avLst/>
+                        </a:prstTxWarp>
+                        <a:noAutofit/>
+                      </wps:bodyPr>
+                    </wps:wsp>
+                  </a:graphicData>
+                </a:graphic>
+                <wp14:sizeRelH relativeFrom="margin">
+                  <wp14:pctWidth>0</wp14:pctWidth>
+                </wp14:sizeRelH>
+                <wp14:sizeRelV relativeFrom="margin">
+                  <wp14:pctHeight>0</wp14:pctHeight>
+                </wp14:sizeRelV>
+              </wp:anchor>
+            </w:drawing>
+          </mc:Choice>
+          <mc:Fallback>
+            <w:pict>
+              <v:rect w14:anchorId="3BBFAF16" id="직사각형 1" o:spid="_x0000_s1026" style="position:absolute;margin-left:86.9pt;margin-top:29.9pt;width:14.15pt;height:14.15pt;z-index:251666432;visibility:visible;mso-wrap-style:square;mso-width-percent:0;mso-height-percent:0;mso-wrap-distance-left:9pt;mso-wrap-distance-top:0;mso-wrap-distance-right:9pt;mso-wrap-distance-bottom:0;mso-position-horizontal:absolute;mso-position-horizontal-relative:text;mso-position-vertical:absolute;mso-position-vertical-relative:text;mso-width-percent:0;mso-height-percent:0;mso-width-relative:margin;mso-height-relative:margin;v-text-anchor:middle" o:gfxdata="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" filled="f" strokecolor="#4472c4 [3204]" strokeweight="3pt">
+                <w10:wrap type="square"/>
+              </v:rect>
+            </w:pict>
+          </mc:Fallback>
+        </mc:AlternateContent>
+      </w:r>
+      <w:r>
+        <w:rPr>
+          <w:rFonts w:hint="eastAsia"/>
+          <w:noProof/>
+        </w:rPr>
+        <mc:AlternateContent>
+          <mc:Choice Requires="wps">
+            <w:drawing>
+              <wp:anchor distT="0" distB="0" distL="114300" distR="114300" simplePos="0" relativeHeight="251660288" behindDoc="0" locked="0" layoutInCell="1" allowOverlap="1" wp14:anchorId="503DA897" wp14:editId="064DB17E">
+                <wp:simplePos x="0" y="0"/>
+                <wp:positionH relativeFrom="column">
+                  <wp:posOffset>266700</wp:posOffset>
+                </wp:positionH>
+                <wp:positionV relativeFrom="paragraph">
+                  <wp:posOffset>385445</wp:posOffset>
+                </wp:positionV>
+                <wp:extent cx="179705" cy="179705"/>
+                <wp:effectExtent l="19050" t="19050" r="10795" b="10795"/>
+                <wp:wrapSquare wrapText="bothSides"/>
+                <wp:docPr id="1573951947" name="직사각형 1"/>
+                <wp:cNvGraphicFramePr/>
+                <a:graphic xmlns:a="http://schemas.openxmlformats.org/drawingml/2006/main">
+                  <a:graphicData uri="http://schemas.microsoft.com/office/word/2010/wordprocessingShape">
+                    <wps:wsp>
+                      <wps:cNvSpPr/>
+                      <wps:spPr>
+                        <a:xfrm>
+                          <a:off x="0" y="0"/>
+                          <a:ext cx="179705" cy="179705"/>
+                        </a:xfrm>
+                        <a:prstGeom prst="rect">
+                          <a:avLst/>
+                        </a:prstGeom>
+                        <a:noFill/>
+                        <a:ln w="38100">
+                          <a:solidFill>
+                            <a:schemeClr val="accent1"/>
+                          </a:solidFill>
+                        </a:ln>
+                      </wps:spPr>
+                      <wps:style>
+                        <a:lnRef idx="2">
+                          <a:schemeClr val="accent1">
+                            <a:shade val="15000"/>
+                          </a:schemeClr>
+                        </a:lnRef>
+                        <a:fillRef idx="1">
+                          <a:schemeClr val="accent1"/>
+                        </a:fillRef>
+                        <a:effectRef idx="0">
+                          <a:schemeClr val="accent1"/>
+                        </a:effectRef>
+                        <a:fontRef idx="minor">
+                          <a:schemeClr val="lt1"/>
+                        </a:fontRef>
+                      </wps:style>
+                      <wps:bodyPr rot="0" spcFirstLastPara="0" vertOverflow="overflow" horzOverflow="overflow" vert="horz" wrap="square" lIns="91440" tIns="45720" rIns="91440" bIns="45720" numCol="1" spcCol="0" rtlCol="0" fromWordArt="0" anchor="ctr" anchorCtr="0" forceAA="0" compatLnSpc="1">
+                        <a:prstTxWarp prst="textNoShape">
+                          <a:avLst/>
+                        </a:prstTxWarp>
+                        <a:noAutofit/>
+                      </wps:bodyPr>
+                    </wps:wsp>
+                  </a:graphicData>
+                </a:graphic>
+                <wp14:sizeRelH relativeFrom="margin">
+                  <wp14:pctWidth>0</wp14:pctWidth>
+                </wp14:sizeRelH>
+                <wp14:sizeRelV relativeFrom="margin">
+                  <wp14:pctHeight>0</wp14:pctHeight>
+                </wp14:sizeRelV>
+              </wp:anchor>
+            </w:drawing>
+          </mc:Choice>
+          <mc:Fallback>
+            <w:pict>
+              <v:rect w14:anchorId="10EF485E" id="직사각형 1" o:spid="_x0000_s1026" style="position:absolute;margin-left:21pt;margin-top:30.35pt;width:14.15pt;height:14.15pt;z-index:251660288;visibility:visible;mso-wrap-style:square;mso-width-percent:0;mso-height-percent:0;mso-wrap-distance-left:9pt;mso-wrap-distance-top:0;mso-wrap-distance-right:9pt;mso-wrap-distance-bottom:0;mso-position-horizontal:absolute;mso-position-horizontal-relative:text;mso-position-vertical:absolute;mso-position-vertical-relative:text;mso-width-percent:0;mso-height-percent:0;mso-width-relative:margin;mso-height-relative:margin;v-text-anchor:middle" o:gfxdata="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" filled="f" strokecolor="#4472c4 [3204]" strokeweight="3pt">
+                <w10:wrap type="square"/>
+              </v:rect>
+            </w:pict>
+          </mc:Fallback>
+        </mc:AlternateContent>
+      </w:r>
+      <w:r>
+        <w:rPr>
+          <w:rFonts w:hint="eastAsia"/>
+        </w:rPr>
+        <w:t>배열과 연결리스트를 합친 형태로 관리할 때</w:t>
+      </w:r>
+    </w:p>
+    <w:p>
+      <w:r>
+        <w:rPr>
+          <w:rFonts w:hint="eastAsia"/>
+          <w:noProof/>
+        </w:rPr>
+        <mc:AlternateContent>
+          <mc:Choice Requires="wps">
+            <w:drawing>
+              <wp:anchor distT="0" distB="0" distL="114300" distR="114300" simplePos="0" relativeHeight="251657215" behindDoc="0" locked="0" layoutInCell="1" allowOverlap="1" wp14:anchorId="35CB533E" wp14:editId="6D9ED8CE">
+                <wp:simplePos x="0" y="0"/>
+                <wp:positionH relativeFrom="column">
+                  <wp:posOffset>1701165</wp:posOffset>
+                </wp:positionH>
+                <wp:positionV relativeFrom="paragraph">
+                  <wp:posOffset>106941</wp:posOffset>
+                </wp:positionV>
+                <wp:extent cx="226695" cy="5715"/>
+                <wp:effectExtent l="19050" t="19050" r="20955" b="32385"/>
+                <wp:wrapNone/>
+                <wp:docPr id="1726211644" name="직선 연결선 2"/>
+                <wp:cNvGraphicFramePr/>
+                <a:graphic xmlns:a="http://schemas.openxmlformats.org/drawingml/2006/main">
+                  <a:graphicData uri="http://schemas.microsoft.com/office/word/2010/wordprocessingShape">
+                    <wps:wsp>
+                      <wps:cNvCnPr/>
+                      <wps:spPr>
+                        <a:xfrm flipV="1">
+                          <a:off x="0" y="0"/>
+                          <a:ext cx="226695" cy="5715"/>
+                        </a:xfrm>
+                        <a:prstGeom prst="line">
+                          <a:avLst/>
+                        </a:prstGeom>
+                        <a:ln w="38100">
+                          <a:solidFill>
+                            <a:schemeClr val="bg1"/>
+                          </a:solidFill>
+                        </a:ln>
+                      </wps:spPr>
+                      <wps:style>
+                        <a:lnRef idx="1">
+                          <a:schemeClr val="accent1"/>
+                        </a:lnRef>
+                        <a:fillRef idx="0">
+                          <a:schemeClr val="accent1"/>
+                        </a:fillRef>
+                        <a:effectRef idx="0">
+                          <a:schemeClr val="accent1"/>
+                        </a:effectRef>
+                        <a:fontRef idx="minor">
+                          <a:schemeClr val="tx1"/>
+                        </a:fontRef>
+                      </wps:style>
+                      <wps:bodyPr/>
+                    </wps:wsp>
+                  </a:graphicData>
+                </a:graphic>
+              </wp:anchor>
+            </w:drawing>
+          </mc:Choice>
+          <mc:Fallback>
+            <w:pict>
+              <v:line w14:anchorId="73FDD4E9" id="직선 연결선 2" o:spid="_x0000_s1026" style="position:absolute;flip:y;z-index:251657215;visibility:visible;mso-wrap-style:square;mso-wrap-distance-left:9pt;mso-wrap-distance-top:0;mso-wrap-distance-right:9pt;mso-wrap-distance-bottom:0;mso-position-horizontal:absolute;mso-position-horizontal-relative:text;mso-position-vertical:absolute;mso-position-vertical-relative:text" from="133.95pt,8.4pt" to="151.8pt,8.85pt" o:gfxdata="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" strokecolor="white [3212]" strokeweight="3pt">
+                <v:stroke joinstyle="miter"/>
+              </v:line>
+            </w:pict>
+          </mc:Fallback>
+        </mc:AlternateContent>
+      </w:r>
+      <w:r>
+        <w:rPr>
+          <w:rFonts w:hint="eastAsia"/>
+          <w:noProof/>
+        </w:rPr>
+        <mc:AlternateContent>
+          <mc:Choice Requires="wps">
+            <w:drawing>
+              <wp:anchor distT="0" distB="0" distL="114300" distR="114300" simplePos="0" relativeHeight="251656191" behindDoc="0" locked="0" layoutInCell="1" allowOverlap="1" wp14:anchorId="4A2C6855" wp14:editId="01F05339">
+                <wp:simplePos x="0" y="0"/>
+                <wp:positionH relativeFrom="column">
+                  <wp:posOffset>876935</wp:posOffset>
+                </wp:positionH>
+                <wp:positionV relativeFrom="paragraph">
+                  <wp:posOffset>112134</wp:posOffset>
+                </wp:positionV>
+                <wp:extent cx="226695" cy="5977"/>
+                <wp:effectExtent l="19050" t="19050" r="20955" b="32385"/>
+                <wp:wrapNone/>
+                <wp:docPr id="606557762" name="직선 연결선 2"/>
+                <wp:cNvGraphicFramePr/>
+                <a:graphic xmlns:a="http://schemas.openxmlformats.org/drawingml/2006/main">
+                  <a:graphicData uri="http://schemas.microsoft.com/office/word/2010/wordprocessingShape">
+                    <wps:wsp>
+                      <wps:cNvCnPr/>
+                      <wps:spPr>
+                        <a:xfrm flipV="1">
+                          <a:off x="0" y="0"/>
+                          <a:ext cx="226695" cy="5977"/>
+                        </a:xfrm>
+                        <a:prstGeom prst="line">
+                          <a:avLst/>
+                        </a:prstGeom>
+                        <a:ln w="38100">
+                          <a:solidFill>
+                            <a:schemeClr val="bg1"/>
+                          </a:solidFill>
+                        </a:ln>
+                      </wps:spPr>
+                      <wps:style>
+                        <a:lnRef idx="1">
+                          <a:schemeClr val="accent1"/>
+                        </a:lnRef>
+                        <a:fillRef idx="0">
+                          <a:schemeClr val="accent1"/>
+                        </a:fillRef>
+                        <a:effectRef idx="0">
+                          <a:schemeClr val="accent1"/>
+                        </a:effectRef>
+                        <a:fontRef idx="minor">
+                          <a:schemeClr val="tx1"/>
+                        </a:fontRef>
+                      </wps:style>
+                      <wps:bodyPr/>
+                    </wps:wsp>
+                  </a:graphicData>
+                </a:graphic>
+              </wp:anchor>
+            </w:drawing>
+          </mc:Choice>
+          <mc:Fallback>
+            <w:pict>
+              <v:line w14:anchorId="06C85CAC" id="직선 연결선 2" o:spid="_x0000_s1026" style="position:absolute;flip:y;z-index:251656191;visibility:visible;mso-wrap-style:square;mso-wrap-distance-left:9pt;mso-wrap-distance-top:0;mso-wrap-distance-right:9pt;mso-wrap-distance-bottom:0;mso-position-horizontal:absolute;mso-position-horizontal-relative:text;mso-position-vertical:absolute;mso-position-vertical-relative:text" from="69.05pt,8.85pt" to="86.9pt,9.3pt" o:gfxdata="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" strokecolor="white [3212]" strokeweight="3pt">
+                <v:stroke joinstyle="miter"/>
+              </v:line>
+            </w:pict>
+          </mc:Fallback>
+        </mc:AlternateContent>
+      </w:r>
+      <w:r>
+        <w:rPr>
+          <w:rFonts w:hint="eastAsia"/>
+          <w:noProof/>
+        </w:rPr>
+        <mc:AlternateContent>
+          <mc:Choice Requires="wps">
+            <w:drawing>
+              <wp:anchor distT="0" distB="0" distL="114300" distR="114300" simplePos="0" relativeHeight="251672576" behindDoc="0" locked="0" layoutInCell="1" allowOverlap="1" wp14:anchorId="12C9412F" wp14:editId="7BB552E6">
+                <wp:simplePos x="0" y="0"/>
+                <wp:positionH relativeFrom="column">
+                  <wp:posOffset>2346064</wp:posOffset>
+                </wp:positionH>
+                <wp:positionV relativeFrom="paragraph">
+                  <wp:posOffset>30480</wp:posOffset>
+                </wp:positionV>
+                <wp:extent cx="179705" cy="179705"/>
+                <wp:effectExtent l="19050" t="19050" r="10795" b="10795"/>
+                <wp:wrapSquare wrapText="bothSides"/>
+                <wp:docPr id="364538136" name="직사각형 1"/>
+                <wp:cNvGraphicFramePr/>
+                <a:graphic xmlns:a="http://schemas.openxmlformats.org/drawingml/2006/main">
+                  <a:graphicData uri="http://schemas.microsoft.com/office/word/2010/wordprocessingShape">
+                    <wps:wsp>
+                      <wps:cNvSpPr/>
+                      <wps:spPr>
+                        <a:xfrm>
+                          <a:off x="0" y="0"/>
+                          <a:ext cx="179705" cy="179705"/>
+                        </a:xfrm>
+                        <a:prstGeom prst="rect">
+                          <a:avLst/>
+                        </a:prstGeom>
+                        <a:noFill/>
+                        <a:ln w="38100">
+                          <a:solidFill>
+                            <a:schemeClr val="accent1"/>
+                          </a:solidFill>
+                        </a:ln>
+                      </wps:spPr>
+                      <wps:style>
+                        <a:lnRef idx="2">
+                          <a:schemeClr val="accent1">
+                            <a:shade val="15000"/>
+                          </a:schemeClr>
+                        </a:lnRef>
+                        <a:fillRef idx="1">
+                          <a:schemeClr val="accent1"/>
+                        </a:fillRef>
+                        <a:effectRef idx="0">
+                          <a:schemeClr val="accent1"/>
+                        </a:effectRef>
+                        <a:fontRef idx="minor">
+                          <a:schemeClr val="lt1"/>
+                        </a:fontRef>
+                      </wps:style>
+                      <wps:bodyPr rot="0" spcFirstLastPara="0" vertOverflow="overflow" horzOverflow="overflow" vert="horz" wrap="square" lIns="91440" tIns="45720" rIns="91440" bIns="45720" numCol="1" spcCol="0" rtlCol="0" fromWordArt="0" anchor="ctr" anchorCtr="0" forceAA="0" compatLnSpc="1">
+                        <a:prstTxWarp prst="textNoShape">
+                          <a:avLst/>
+                        </a:prstTxWarp>
+                        <a:noAutofit/>
+                      </wps:bodyPr>
+                    </wps:wsp>
+                  </a:graphicData>
+                </a:graphic>
+                <wp14:sizeRelH relativeFrom="margin">
+                  <wp14:pctWidth>0</wp14:pctWidth>
+                </wp14:sizeRelH>
+                <wp14:sizeRelV relativeFrom="margin">
+                  <wp14:pctHeight>0</wp14:pctHeight>
+                </wp14:sizeRelV>
+              </wp:anchor>
+            </w:drawing>
+          </mc:Choice>
+          <mc:Fallback>
+            <w:pict>
+              <v:rect w14:anchorId="66D5C013" id="직사각형 1" o:spid="_x0000_s1026" style="position:absolute;margin-left:184.75pt;margin-top:2.4pt;width:14.15pt;height:14.15pt;z-index:251672576;visibility:visible;mso-wrap-style:square;mso-width-percent:0;mso-height-percent:0;mso-wrap-distance-left:9pt;mso-wrap-distance-top:0;mso-wrap-distance-right:9pt;mso-wrap-distance-bottom:0;mso-position-horizontal:absolute;mso-position-horizontal-relative:text;mso-position-vertical:absolute;mso-position-vertical-relative:text;mso-width-percent:0;mso-height-percent:0;mso-width-relative:margin;mso-height-relative:margin;v-text-anchor:middle" o:gfxdata="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" filled="f" strokecolor="#4472c4 [3204]" strokeweight="3pt">
+                <w10:wrap type="square"/>
+              </v:rect>
+            </w:pict>
+          </mc:Fallback>
+        </mc:AlternateContent>
+      </w:r>
+      <w:r>
+        <w:rPr>
+          <w:rFonts w:hint="eastAsia"/>
+          <w:noProof/>
+        </w:rPr>
+        <mc:AlternateContent>
+          <mc:Choice Requires="wps">
+            <w:drawing>
+              <wp:anchor distT="0" distB="0" distL="114300" distR="114300" simplePos="0" relativeHeight="251671552" behindDoc="0" locked="0" layoutInCell="1" allowOverlap="1" wp14:anchorId="4C307795" wp14:editId="763A2D4D">
+                <wp:simplePos x="0" y="0"/>
+                <wp:positionH relativeFrom="column">
+                  <wp:posOffset>2130799</wp:posOffset>
+                </wp:positionH>
+                <wp:positionV relativeFrom="paragraph">
+                  <wp:posOffset>30480</wp:posOffset>
+                </wp:positionV>
+                <wp:extent cx="179705" cy="179705"/>
+                <wp:effectExtent l="19050" t="19050" r="10795" b="10795"/>
+                <wp:wrapSquare wrapText="bothSides"/>
+                <wp:docPr id="1410484415" name="직사각형 1"/>
+                <wp:cNvGraphicFramePr/>
+                <a:graphic xmlns:a="http://schemas.openxmlformats.org/drawingml/2006/main">
+                  <a:graphicData uri="http://schemas.microsoft.com/office/word/2010/wordprocessingShape">
+                    <wps:wsp>
+                      <wps:cNvSpPr/>
+                      <wps:spPr>
+                        <a:xfrm>
+                          <a:off x="0" y="0"/>
+                          <a:ext cx="179705" cy="179705"/>
+                        </a:xfrm>
+                        <a:prstGeom prst="rect">
+                          <a:avLst/>
+                        </a:prstGeom>
+                        <a:noFill/>
+                        <a:ln w="38100">
+                          <a:solidFill>
+                            <a:schemeClr val="accent1"/>
+                          </a:solidFill>
+                        </a:ln>
+                      </wps:spPr>
+                      <wps:style>
+                        <a:lnRef idx="2">
+                          <a:schemeClr val="accent1">
+                            <a:shade val="15000"/>
+                          </a:schemeClr>
+                        </a:lnRef>
+                        <a:fillRef idx="1">
+                          <a:schemeClr val="accent1"/>
+                        </a:fillRef>
+                        <a:effectRef idx="0">
+                          <a:schemeClr val="accent1"/>
+                        </a:effectRef>
+                        <a:fontRef idx="minor">
+                          <a:schemeClr val="lt1"/>
+                        </a:fontRef>
+                      </wps:style>
+                      <wps:bodyPr rot="0" spcFirstLastPara="0" vertOverflow="overflow" horzOverflow="overflow" vert="horz" wrap="square" lIns="91440" tIns="45720" rIns="91440" bIns="45720" numCol="1" spcCol="0" rtlCol="0" fromWordArt="0" anchor="ctr" anchorCtr="0" forceAA="0" compatLnSpc="1">
+                        <a:prstTxWarp prst="textNoShape">
+                          <a:avLst/>
+                        </a:prstTxWarp>
+                        <a:noAutofit/>
+                      </wps:bodyPr>
+                    </wps:wsp>
+                  </a:graphicData>
+                </a:graphic>
+                <wp14:sizeRelH relativeFrom="margin">
+                  <wp14:pctWidth>0</wp14:pctWidth>
+                </wp14:sizeRelH>
+                <wp14:sizeRelV relativeFrom="margin">
+                  <wp14:pctHeight>0</wp14:pctHeight>
+                </wp14:sizeRelV>
+              </wp:anchor>
+            </w:drawing>
+          </mc:Choice>
+          <mc:Fallback>
+            <w:pict>
+              <v:rect w14:anchorId="038F92DB" id="직사각형 1" o:spid="_x0000_s1026" style="position:absolute;margin-left:167.8pt;margin-top:2.4pt;width:14.15pt;height:14.15pt;z-index:251671552;visibility:visible;mso-wrap-style:square;mso-width-percent:0;mso-height-percent:0;mso-wrap-distance-left:9pt;mso-wrap-distance-top:0;mso-wrap-distance-right:9pt;mso-wrap-distance-bottom:0;mso-position-horizontal:absolute;mso-position-horizontal-relative:text;mso-position-vertical:absolute;mso-position-vertical-relative:text;mso-width-percent:0;mso-height-percent:0;mso-width-relative:margin;mso-height-relative:margin;v-text-anchor:middle" o:gfxdata="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" filled="f" strokecolor="#4472c4 [3204]" strokeweight="3pt">
+                <w10:wrap type="square"/>
+              </v:rect>
+            </w:pict>
+          </mc:Fallback>
+        </mc:AlternateContent>
+      </w:r>
+      <w:r>
+        <w:rPr>
+          <w:rFonts w:hint="eastAsia"/>
+          <w:noProof/>
+        </w:rPr>
+        <mc:AlternateContent>
+          <mc:Choice Requires="wps">
+            <w:drawing>
+              <wp:anchor distT="0" distB="0" distL="114300" distR="114300" simplePos="0" relativeHeight="251668480" behindDoc="0" locked="0" layoutInCell="1" allowOverlap="1" wp14:anchorId="4C296CDC" wp14:editId="30E8DB89">
+                <wp:simplePos x="0" y="0"/>
+                <wp:positionH relativeFrom="column">
+                  <wp:posOffset>1533264</wp:posOffset>
+                </wp:positionH>
+                <wp:positionV relativeFrom="paragraph">
+                  <wp:posOffset>36830</wp:posOffset>
+                </wp:positionV>
+                <wp:extent cx="179705" cy="179705"/>
+                <wp:effectExtent l="19050" t="19050" r="10795" b="10795"/>
+                <wp:wrapSquare wrapText="bothSides"/>
+                <wp:docPr id="604737875" name="직사각형 1"/>
+                <wp:cNvGraphicFramePr/>
+                <a:graphic xmlns:a="http://schemas.openxmlformats.org/drawingml/2006/main">
+                  <a:graphicData uri="http://schemas.microsoft.com/office/word/2010/wordprocessingShape">
+                    <wps:wsp>
+                      <wps:cNvSpPr/>
+                      <wps:spPr>
+                        <a:xfrm>
+                          <a:off x="0" y="0"/>
+                          <a:ext cx="179705" cy="179705"/>
+                        </a:xfrm>
+                        <a:prstGeom prst="rect">
+                          <a:avLst/>
+                        </a:prstGeom>
+                        <a:noFill/>
+                        <a:ln w="38100">
+                          <a:solidFill>
+                            <a:schemeClr val="accent1"/>
+                          </a:solidFill>
+                        </a:ln>
+                      </wps:spPr>
+                      <wps:style>
+                        <a:lnRef idx="2">
+                          <a:schemeClr val="accent1">
+                            <a:shade val="15000"/>
+                          </a:schemeClr>
+                        </a:lnRef>
+                        <a:fillRef idx="1">
+                          <a:schemeClr val="accent1"/>
+                        </a:fillRef>
+                        <a:effectRef idx="0">
+                          <a:schemeClr val="accent1"/>
+                        </a:effectRef>
+                        <a:fontRef idx="minor">
+                          <a:schemeClr val="lt1"/>
+                        </a:fontRef>
+                      </wps:style>
+                      <wps:bodyPr rot="0" spcFirstLastPara="0" vertOverflow="overflow" horzOverflow="overflow" vert="horz" wrap="square" lIns="91440" tIns="45720" rIns="91440" bIns="45720" numCol="1" spcCol="0" rtlCol="0" fromWordArt="0" anchor="ctr" anchorCtr="0" forceAA="0" compatLnSpc="1">
+                        <a:prstTxWarp prst="textNoShape">
+                          <a:avLst/>
+                        </a:prstTxWarp>
+                        <a:noAutofit/>
+                      </wps:bodyPr>
+                    </wps:wsp>
+                  </a:graphicData>
+                </a:graphic>
+                <wp14:sizeRelH relativeFrom="margin">
+                  <wp14:pctWidth>0</wp14:pctWidth>
+                </wp14:sizeRelH>
+                <wp14:sizeRelV relativeFrom="margin">
+                  <wp14:pctHeight>0</wp14:pctHeight>
+                </wp14:sizeRelV>
+              </wp:anchor>
+            </w:drawing>
+          </mc:Choice>
+          <mc:Fallback>
+            <w:pict>
+              <v:rect w14:anchorId="71E44B8F" id="직사각형 1" o:spid="_x0000_s1026" style="position:absolute;margin-left:120.75pt;margin-top:2.9pt;width:14.15pt;height:14.15pt;z-index:251668480;visibility:visible;mso-wrap-style:square;mso-width-percent:0;mso-height-percent:0;mso-wrap-distance-left:9pt;mso-wrap-distance-top:0;mso-wrap-distance-right:9pt;mso-wrap-distance-bottom:0;mso-position-horizontal:absolute;mso-position-horizontal-relative:text;mso-position-vertical:absolute;mso-position-vertical-relative:text;mso-width-percent:0;mso-height-percent:0;mso-width-relative:margin;mso-height-relative:margin;v-text-anchor:middle" o:gfxdata="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" filled="f" strokecolor="#4472c4 [3204]" strokeweight="3pt">
+                <w10:wrap type="square"/>
+              </v:rect>
+            </w:pict>
+          </mc:Fallback>
+        </mc:AlternateContent>
+      </w:r>
+      <w:r>
+        <w:rPr>
+          <w:rFonts w:hint="eastAsia"/>
+          <w:noProof/>
+        </w:rPr>
+        <mc:AlternateContent>
+          <mc:Choice Requires="wps">
+            <w:drawing>
+              <wp:anchor distT="0" distB="0" distL="114300" distR="114300" simplePos="0" relativeHeight="251667456" behindDoc="0" locked="0" layoutInCell="1" allowOverlap="1" wp14:anchorId="5ECDB7F9" wp14:editId="703AD448">
+                <wp:simplePos x="0" y="0"/>
+                <wp:positionH relativeFrom="column">
+                  <wp:posOffset>1318260</wp:posOffset>
+                </wp:positionH>
+                <wp:positionV relativeFrom="paragraph">
+                  <wp:posOffset>36830</wp:posOffset>
+                </wp:positionV>
+                <wp:extent cx="179705" cy="179705"/>
+                <wp:effectExtent l="19050" t="19050" r="10795" b="10795"/>
+                <wp:wrapSquare wrapText="bothSides"/>
+                <wp:docPr id="161070370" name="직사각형 1"/>
+                <wp:cNvGraphicFramePr/>
+                <a:graphic xmlns:a="http://schemas.openxmlformats.org/drawingml/2006/main">
+                  <a:graphicData uri="http://schemas.microsoft.com/office/word/2010/wordprocessingShape">
+                    <wps:wsp>
+                      <wps:cNvSpPr/>
+                      <wps:spPr>
+                        <a:xfrm>
+                          <a:off x="0" y="0"/>
+                          <a:ext cx="179705" cy="179705"/>
+                        </a:xfrm>
+                        <a:prstGeom prst="rect">
+                          <a:avLst/>
+                        </a:prstGeom>
+                        <a:noFill/>
+                        <a:ln w="38100">
+                          <a:solidFill>
+                            <a:schemeClr val="accent1"/>
+                          </a:solidFill>
+                        </a:ln>
+                      </wps:spPr>
+                      <wps:style>
+                        <a:lnRef idx="2">
+                          <a:schemeClr val="accent1">
+                            <a:shade val="15000"/>
+                          </a:schemeClr>
+                        </a:lnRef>
+                        <a:fillRef idx="1">
+                          <a:schemeClr val="accent1"/>
+                        </a:fillRef>
+                        <a:effectRef idx="0">
+                          <a:schemeClr val="accent1"/>
+                        </a:effectRef>
+                        <a:fontRef idx="minor">
+                          <a:schemeClr val="lt1"/>
+                        </a:fontRef>
+                      </wps:style>
+                      <wps:bodyPr rot="0" spcFirstLastPara="0" vertOverflow="overflow" horzOverflow="overflow" vert="horz" wrap="square" lIns="91440" tIns="45720" rIns="91440" bIns="45720" numCol="1" spcCol="0" rtlCol="0" fromWordArt="0" anchor="ctr" anchorCtr="0" forceAA="0" compatLnSpc="1">
+                        <a:prstTxWarp prst="textNoShape">
+                          <a:avLst/>
+                        </a:prstTxWarp>
+                        <a:noAutofit/>
+                      </wps:bodyPr>
+                    </wps:wsp>
+                  </a:graphicData>
+                </a:graphic>
+                <wp14:sizeRelH relativeFrom="margin">
+                  <wp14:pctWidth>0</wp14:pctWidth>
+                </wp14:sizeRelH>
+                <wp14:sizeRelV relativeFrom="margin">
+                  <wp14:pctHeight>0</wp14:pctHeight>
+                </wp14:sizeRelV>
+              </wp:anchor>
+            </w:drawing>
+          </mc:Choice>
+          <mc:Fallback>
+            <w:pict>
+              <v:rect w14:anchorId="24B45C63" id="직사각형 1" o:spid="_x0000_s1026" style="position:absolute;margin-left:103.8pt;margin-top:2.9pt;width:14.15pt;height:14.15pt;z-index:251667456;visibility:visible;mso-wrap-style:square;mso-width-percent:0;mso-height-percent:0;mso-wrap-distance-left:9pt;mso-wrap-distance-top:0;mso-wrap-distance-right:9pt;mso-wrap-distance-bottom:0;mso-position-horizontal:absolute;mso-position-horizontal-relative:text;mso-position-vertical:absolute;mso-position-vertical-relative:text;mso-width-percent:0;mso-height-percent:0;mso-width-relative:margin;mso-height-relative:margin;v-text-anchor:middle" o:gfxdata="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" filled="f" strokecolor="#4472c4 [3204]" strokeweight="3pt">
+                <w10:wrap type="square"/>
+              </v:rect>
+            </w:pict>
+          </mc:Fallback>
+        </mc:AlternateContent>
+      </w:r>
+      <w:r>
+        <w:rPr>
+          <w:rFonts w:hint="eastAsia"/>
+          <w:noProof/>
+        </w:rPr>
+        <mc:AlternateContent>
+          <mc:Choice Requires="wps">
+            <w:drawing>
+              <wp:anchor distT="0" distB="0" distL="114300" distR="114300" simplePos="0" relativeHeight="251664384" behindDoc="0" locked="0" layoutInCell="1" allowOverlap="1" wp14:anchorId="4CD52494" wp14:editId="1BEED33B">
+                <wp:simplePos x="0" y="0"/>
+                <wp:positionH relativeFrom="column">
+                  <wp:posOffset>696969</wp:posOffset>
+                </wp:positionH>
+                <wp:positionV relativeFrom="paragraph">
+                  <wp:posOffset>42545</wp:posOffset>
+                </wp:positionV>
+                <wp:extent cx="179705" cy="179705"/>
+                <wp:effectExtent l="19050" t="19050" r="10795" b="10795"/>
+                <wp:wrapSquare wrapText="bothSides"/>
+                <wp:docPr id="1763605129" name="직사각형 1"/>
+                <wp:cNvGraphicFramePr/>
+                <a:graphic xmlns:a="http://schemas.openxmlformats.org/drawingml/2006/main">
+                  <a:graphicData uri="http://schemas.microsoft.com/office/word/2010/wordprocessingShape">
+                    <wps:wsp>
+                      <wps:cNvSpPr/>
+                      <wps:spPr>
+                        <a:xfrm>
+                          <a:off x="0" y="0"/>
+                          <a:ext cx="179705" cy="179705"/>
+                        </a:xfrm>
+                        <a:prstGeom prst="rect">
+                          <a:avLst/>
+                        </a:prstGeom>
+                        <a:noFill/>
+                        <a:ln w="38100">
+                          <a:solidFill>
+                            <a:schemeClr val="accent1"/>
+                          </a:solidFill>
+                        </a:ln>
+                      </wps:spPr>
+                      <wps:style>
+                        <a:lnRef idx="2">
+                          <a:schemeClr val="accent1">
+                            <a:shade val="15000"/>
+                          </a:schemeClr>
+                        </a:lnRef>
+                        <a:fillRef idx="1">
+                          <a:schemeClr val="accent1"/>
+                        </a:fillRef>
+                        <a:effectRef idx="0">
+                          <a:schemeClr val="accent1"/>
+                        </a:effectRef>
+                        <a:fontRef idx="minor">
+                          <a:schemeClr val="lt1"/>
+                        </a:fontRef>
+                      </wps:style>
+                      <wps:bodyPr rot="0" spcFirstLastPara="0" vertOverflow="overflow" horzOverflow="overflow" vert="horz" wrap="square" lIns="91440" tIns="45720" rIns="91440" bIns="45720" numCol="1" spcCol="0" rtlCol="0" fromWordArt="0" anchor="ctr" anchorCtr="0" forceAA="0" compatLnSpc="1">
+                        <a:prstTxWarp prst="textNoShape">
+                          <a:avLst/>
+                        </a:prstTxWarp>
+                        <a:noAutofit/>
+                      </wps:bodyPr>
+                    </wps:wsp>
+                  </a:graphicData>
+                </a:graphic>
+                <wp14:sizeRelH relativeFrom="margin">
+                  <wp14:pctWidth>0</wp14:pctWidth>
+                </wp14:sizeRelH>
+                <wp14:sizeRelV relativeFrom="margin">
+                  <wp14:pctHeight>0</wp14:pctHeight>
+                </wp14:sizeRelV>
+              </wp:anchor>
+            </w:drawing>
+          </mc:Choice>
+          <mc:Fallback>
+            <w:pict>
+              <v:rect w14:anchorId="0F97C321" id="직사각형 1" o:spid="_x0000_s1026" style="position:absolute;margin-left:54.9pt;margin-top:3.35pt;width:14.15pt;height:14.15pt;z-index:251664384;visibility:visible;mso-wrap-style:square;mso-width-percent:0;mso-height-percent:0;mso-wrap-distance-left:9pt;mso-wrap-distance-top:0;mso-wrap-distance-right:9pt;mso-wrap-distance-bottom:0;mso-position-horizontal:absolute;mso-position-horizontal-relative:text;mso-position-vertical:absolute;mso-position-vertical-relative:text;mso-width-percent:0;mso-height-percent:0;mso-width-relative:margin;mso-height-relative:margin;v-text-anchor:middle" o:gfxdata="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" filled="f" strokecolor="#4472c4 [3204]" strokeweight="3pt">
+                <w10:wrap type="square"/>
+              </v:rect>
+            </w:pict>
+          </mc:Fallback>
+        </mc:AlternateContent>
+      </w:r>
+      <w:r>
+        <w:rPr>
+          <w:rFonts w:hint="eastAsia"/>
+          <w:noProof/>
+        </w:rPr>
+        <mc:AlternateContent>
+          <mc:Choice Requires="wps">
+            <w:drawing>
+              <wp:anchor distT="0" distB="0" distL="114300" distR="114300" simplePos="0" relativeHeight="251662336" behindDoc="0" locked="0" layoutInCell="1" allowOverlap="1" wp14:anchorId="19A6EE71" wp14:editId="342A48B0">
+                <wp:simplePos x="0" y="0"/>
+                <wp:positionH relativeFrom="column">
+                  <wp:posOffset>481330</wp:posOffset>
+                </wp:positionH>
+                <wp:positionV relativeFrom="paragraph">
+                  <wp:posOffset>42545</wp:posOffset>
+                </wp:positionV>
+                <wp:extent cx="179705" cy="179705"/>
+                <wp:effectExtent l="19050" t="19050" r="10795" b="10795"/>
+                <wp:wrapSquare wrapText="bothSides"/>
+                <wp:docPr id="2051825630" name="직사각형 1"/>
+                <wp:cNvGraphicFramePr/>
+                <a:graphic xmlns:a="http://schemas.openxmlformats.org/drawingml/2006/main">
+                  <a:graphicData uri="http://schemas.microsoft.com/office/word/2010/wordprocessingShape">
+                    <wps:wsp>
+                      <wps:cNvSpPr/>
+                      <wps:spPr>
+                        <a:xfrm>
+                          <a:off x="0" y="0"/>
+                          <a:ext cx="179705" cy="179705"/>
+                        </a:xfrm>
+                        <a:prstGeom prst="rect">
+                          <a:avLst/>
+                        </a:prstGeom>
+                        <a:noFill/>
+                        <a:ln w="38100">
+                          <a:solidFill>
+                            <a:schemeClr val="accent1"/>
+                          </a:solidFill>
+                        </a:ln>
+                      </wps:spPr>
+                      <wps:style>
+                        <a:lnRef idx="2">
+                          <a:schemeClr val="accent1">
+                            <a:shade val="15000"/>
+                          </a:schemeClr>
+                        </a:lnRef>
+                        <a:fillRef idx="1">
+                          <a:schemeClr val="accent1"/>
+                        </a:fillRef>
+                        <a:effectRef idx="0">
+                          <a:schemeClr val="accent1"/>
+                        </a:effectRef>
+                        <a:fontRef idx="minor">
+                          <a:schemeClr val="lt1"/>
+                        </a:fontRef>
+                      </wps:style>
+                      <wps:bodyPr rot="0" spcFirstLastPara="0" vertOverflow="overflow" horzOverflow="overflow" vert="horz" wrap="square" lIns="91440" tIns="45720" rIns="91440" bIns="45720" numCol="1" spcCol="0" rtlCol="0" fromWordArt="0" anchor="ctr" anchorCtr="0" forceAA="0" compatLnSpc="1">
+                        <a:prstTxWarp prst="textNoShape">
+                          <a:avLst/>
+                        </a:prstTxWarp>
+                        <a:noAutofit/>
+                      </wps:bodyPr>
+                    </wps:wsp>
+                  </a:graphicData>
+                </a:graphic>
+                <wp14:sizeRelH relativeFrom="margin">
+                  <wp14:pctWidth>0</wp14:pctWidth>
+                </wp14:sizeRelH>
+                <wp14:sizeRelV relativeFrom="margin">
+                  <wp14:pctHeight>0</wp14:pctHeight>
+                </wp14:sizeRelV>
+              </wp:anchor>
+            </w:drawing>
+          </mc:Choice>
+          <mc:Fallback>
+            <w:pict>
+              <v:rect w14:anchorId="098DF6FD" id="직사각형 1" o:spid="_x0000_s1026" style="position:absolute;margin-left:37.9pt;margin-top:3.35pt;width:14.15pt;height:14.15pt;z-index:251662336;visibility:visible;mso-wrap-style:square;mso-width-percent:0;mso-height-percent:0;mso-wrap-distance-left:9pt;mso-wrap-distance-top:0;mso-wrap-distance-right:9pt;mso-wrap-distance-bottom:0;mso-position-horizontal:absolute;mso-position-horizontal-relative:text;mso-position-vertical:absolute;mso-position-vertical-relative:text;mso-width-percent:0;mso-height-percent:0;mso-width-relative:margin;mso-height-relative:margin;v-text-anchor:middle" o:gfxdata="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" filled="f" strokecolor="#4472c4 [3204]" strokeweight="3pt">
+                <w10:wrap type="square"/>
+              </v:rect>
+            </w:pict>
+          </mc:Fallback>
+        </mc:AlternateContent>
+      </w:r>
+    </w:p>
+    <w:p>
+      <w:pPr>
+        <w:pStyle w:val="a6"/>
+        <w:numPr>
+          <w:ilvl w:val="0"/>
+          <w:numId w:val="3"/>
+        </w:numPr>
+      </w:pPr>
+      <w:r>
+        <w:rPr>
+          <w:rFonts w:hint="eastAsia"/>
+        </w:rPr>
+        <w:t>연결리스트로 구현되어 있기에 배열의 문제점인 크기가 고정되어 있다는 문제는 일부 완화된다.</w:t>
+      </w:r>
+    </w:p>
+    <w:p>
+      <w:pPr>
+        <w:pStyle w:val="a6"/>
+        <w:numPr>
+          <w:ilvl w:val="0"/>
+          <w:numId w:val="3"/>
+        </w:numPr>
+      </w:pPr>
+      <w:r>
+        <w:rPr>
+          <w:rFonts w:hint="eastAsia"/>
+        </w:rPr>
+        <w:t>디스크에서 액세스할 때 특정 데이터 하나만을 읽어오는 것이 근처의 데이터를 모두 읽어온다.</w:t>
+      </w:r>
+    </w:p>
+    <w:p>
+      <w:pPr>
+        <w:pStyle w:val="a6"/>
+        <w:numPr>
+          <w:ilvl w:val="0"/>
+          <w:numId w:val="4"/>
+        </w:numPr>
+      </w:pPr>
+      <w:r>
+        <w:rPr>
+          <w:rFonts w:hint="eastAsia"/>
+        </w:rPr>
+        <w:t>현재 한 노드당 배열로 연결되어 있으므로 그 데이터를 모두 읽어오기에 연결리스트의 문제를 완화시켰다고 볼 수 있다.</w:t>
+      </w:r>
+    </w:p>
+    <w:p>
+      <w:pPr>
+        <w:pStyle w:val="a6"/>
+        <w:numPr>
+          <w:ilvl w:val="0"/>
+          <w:numId w:val="3"/>
+        </w:numPr>
+      </w:pPr>
+      <w:r>
+        <w:rPr>
+          <w:rFonts w:hint="eastAsia"/>
+        </w:rPr>
+        <w:t>문제점</w:t>
+      </w:r>
+    </w:p>
+    <w:p>
+      <w:pPr>
+        <w:pStyle w:val="a6"/>
+        <w:numPr>
+          <w:ilvl w:val="1"/>
+          <w:numId w:val="3"/>
+        </w:numPr>
+      </w:pPr>
+      <w:r>
+        <w:rPr>
+          <w:rFonts w:hint="eastAsia"/>
+        </w:rPr>
+        <w:t>한 블록당 이진 검색은 가능하지만 전체적으로는 불가능하다.</w:t>
+      </w:r>
+    </w:p>
+    <w:p>
+      <w:pPr>
+        <w:pStyle w:val="a6"/>
+        <w:numPr>
+          <w:ilvl w:val="0"/>
+          <w:numId w:val="3"/>
+        </w:numPr>
+      </w:pPr>
+      <w:r>
+        <w:rPr>
+          <w:rFonts w:hint="eastAsia"/>
+        </w:rPr>
+        <w:t>블록의 크기는 어느정도 적당한가?</w:t>
+      </w:r>
+    </w:p>
+    <w:p>
+      <w:pPr>
+        <w:pStyle w:val="a6"/>
+        <w:numPr>
+          <w:ilvl w:val="1"/>
+          <w:numId w:val="3"/>
+        </w:numPr>
+      </w:pPr>
+      <w:r>
+        <w:rPr>
+          <w:rFonts w:hint="eastAsia"/>
+        </w:rPr>
+        <w:t>블록의 크기와 디스크 액세스 횟수와 관련</w:t>
+      </w:r>
+      <w:r>
+        <w:rPr>
+          <w:rFonts w:hint="eastAsia"/>
+        </w:rPr>
+        <w:t xml:space="preserve"> </w:t>
+      </w:r>
+      <w:r>
+        <w:rPr>
+          <w:rFonts w:hint="eastAsia"/>
+        </w:rPr>
+        <w:t>있다.</w:t>
+      </w:r>
+    </w:p>
+    <w:p>
+      <w:pPr>
+        <w:pStyle w:val="a6"/>
+        <w:numPr>
+          <w:ilvl w:val="1"/>
+          <w:numId w:val="3"/>
+        </w:numPr>
+      </w:pPr>
+      <w:r>
+        <w:rPr>
+          <w:rFonts w:hint="eastAsia"/>
+        </w:rPr>
+        <w:t>메모리를 읽어올 때 K라고 한다면</w:t>
+      </w:r>
+    </w:p>
+    <w:p>
+      <w:pPr>
+        <w:pStyle w:val="a6"/>
+        <w:numPr>
+          <w:ilvl w:val="2"/>
+          <w:numId w:val="3"/>
+        </w:numPr>
+      </w:pPr>
+      <w:r>
+        <w:rPr>
+          <w:rFonts w:hint="eastAsia"/>
+        </w:rPr>
+        <w:t>K/2: 연결리스트이기에 동시에 읽어온 데이터가 연속된 데이터라고 볼 수 없다.</w:t>
+      </w:r>
+    </w:p>
+    <w:p>
+      <w:pPr>
+        <w:pStyle w:val="a6"/>
+        <w:numPr>
+          <w:ilvl w:val="2"/>
+          <w:numId w:val="3"/>
+        </w:numPr>
+      </w:pPr>
+      <w:r>
+        <w:rPr>
+          <w:rFonts w:hint="eastAsia"/>
+        </w:rPr>
+        <w:t xml:space="preserve">K: 하나의 연결된 배열이기에 연속된 데이터다. </w:t>
+      </w:r>
+      <w:r>
+        <w:rPr>
+          <w:rFonts w:hint="eastAsia"/>
+          <w:b/>
+          <w:bCs/>
+          <w:color w:val="0070C0"/>
+        </w:rPr>
+        <w:t>(최적)</w:t>
+      </w:r>
+    </w:p>
+    <w:p>
+      <w:pPr>
+        <w:pStyle w:val="a6"/>
+        <w:numPr>
+          <w:ilvl w:val="2"/>
+          <w:numId w:val="3"/>
+        </w:numPr>
+      </w:pPr>
+      <w:r>
+        <w:rPr>
+          <w:rFonts w:hint="eastAsia"/>
+        </w:rPr>
+        <w:t xml:space="preserve">2K: </w:t>
+      </w:r>
+      <w:r>
+        <w:rPr>
+          <w:rFonts w:hint="eastAsia"/>
+        </w:rPr>
+        <w:t>2번에 나눠 읽어오는 것을 불필요하다.</w:t>
+      </w:r>
+    </w:p>
+    <w:p>
+      <w:pPr>
+        <w:pStyle w:val="a6"/>
+        <w:numPr>
+          <w:ilvl w:val="0"/>
+          <w:numId w:val="3"/>
+        </w:numPr>
+      </w:pPr>
+      <w:r>
+        <w:rPr>
+          <w:rFonts w:hint="eastAsia"/>
+        </w:rPr>
+        <w:t>순차검색 vs 이진검색</w:t>
+      </w:r>
+    </w:p>
+    <w:p>
+      <w:pPr>
+        <w:pStyle w:val="a6"/>
+        <w:numPr>
+          <w:ilvl w:val="1"/>
+          <w:numId w:val="3"/>
+        </w:numPr>
+      </w:pPr>
+      <w:r>
+        <w:rPr>
+          <w:rFonts w:hint="eastAsia"/>
+        </w:rPr>
+        <w:t xml:space="preserve">데이터 액세스 횟수는 </w:t>
+      </w:r>
+      <w:r>
+        <w:rPr>
+          <w:rFonts w:hint="eastAsia"/>
+        </w:rPr>
+        <w:t>같다/시간 복잡도는 디스크 액세스 횟수로 따진다</w:t>
+      </w:r>
+    </w:p>
+    <w:p>
+      <w:pPr>
+        <w:pStyle w:val="a6"/>
+        <w:numPr>
+          <w:ilvl w:val="1"/>
+          <w:numId w:val="3"/>
+        </w:numPr>
+      </w:pPr>
+      <w:r>
+        <w:rPr>
+          <w:rFonts w:hint="eastAsia"/>
+        </w:rPr>
+        <w:t>시간 복잡도는 큰 차이가 없다</w:t>
+      </w:r>
+    </w:p>
+    <w:p>
+      <w:pPr>
+        <w:pStyle w:val="a6"/>
+        <w:numPr>
+          <w:ilvl w:val="0"/>
+          <w:numId w:val="3"/>
+        </w:numPr>
+      </w:pPr>
+      <w:r>
+        <w:rPr>
+          <w:rFonts w:hint="eastAsia"/>
+        </w:rPr>
+        <w:t>순서파일</w:t>
+      </w:r>
+    </w:p>
+    <w:p>
+      <w:pPr>
+        <w:pStyle w:val="a6"/>
+        <w:numPr>
+          <w:ilvl w:val="1"/>
+          <w:numId w:val="3"/>
+        </w:numPr>
+      </w:pPr>
+      <w:r>
+        <w:rPr>
+          <w:rFonts w:hint="eastAsia"/>
+        </w:rPr>
+        <w:t>특정 필드 값의 크기 순으로 레코드를 저장한 파일</w:t>
+      </w:r>
+    </w:p>
+    <w:p>
+      <w:pPr>
+        <w:pStyle w:val="a6"/>
+        <w:numPr>
+          <w:ilvl w:val="0"/>
+          <w:numId w:val="3"/>
+        </w:numPr>
+      </w:pPr>
+      <w:r>
+        <w:rPr>
+          <w:rFonts w:hint="eastAsia"/>
+        </w:rPr>
+        <w:t>순서파일에서 새로운 데이터(필드)를 Insert를 어떻게 할까?</w:t>
+      </w:r>
+    </w:p>
+    <w:p/>
+    <w:p/>
+    <w:p/>
+    <w:p>
+      <w:pPr>
+        <w:rPr>
+          <w:color w:val="70AD47" w:themeColor="accent6"/>
+        </w:rPr>
+      </w:pPr>
+      <w:r>
+        <w:rPr>
+          <w:rFonts w:hint="eastAsia"/>
+          <w:color w:val="70AD47" w:themeColor="accent6"/>
+        </w:rPr>
+        <w:lastRenderedPageBreak/>
+        <w:t>//=================================================================//</w:t>
+      </w:r>
+    </w:p>
+    <w:p>
+      <w:pPr>
+        <w:rPr>
+          <w:rFonts w:hint="eastAsia"/>
+          <w:b/>
+          <w:bCs/>
+        </w:rPr>
+      </w:pPr>
+      <w:r>
+        <w:rPr>
+          <w:rFonts w:hint="eastAsia"/>
+          <w:b/>
+          <w:bCs/>
+          <w:sz w:val="28"/>
+          <w:szCs w:val="28"/>
+        </w:rPr>
+        <w:t>LOCATE:</w:t>
+      </w:r>
+      <w:r>
+        <w:rPr>
+          <w:rFonts w:hint="eastAsia"/>
+          <w:color w:val="70AD47" w:themeColor="accent6"/>
+        </w:rPr>
+        <w:t xml:space="preserve">        </w:t>
+      </w:r>
+      <w:r>
+        <w:rPr>
+          <w:rFonts w:hint="eastAsia"/>
+          <w:b/>
+          <w:bCs/>
+        </w:rPr>
+        <w:t xml:space="preserve">BLOCK </w:t>
+      </w:r>
+      <w:r>
+        <w:rPr>
+          <w:rFonts w:hint="eastAsia"/>
+          <w:b/>
+          <w:bCs/>
+          <w:color w:val="0070C0"/>
+        </w:rPr>
+        <w:t>A</w:t>
+      </w:r>
+      <w:r>
+        <w:rPr>
+          <w:rFonts w:hint="eastAsia"/>
+          <w:b/>
+          <w:bCs/>
+        </w:rPr>
+        <w:t xml:space="preserve">     BLOCK </w:t>
+      </w:r>
+      <w:r>
+        <w:rPr>
+          <w:rFonts w:hint="eastAsia"/>
+          <w:b/>
+          <w:bCs/>
+          <w:color w:val="0070C0"/>
+        </w:rPr>
+        <w:t xml:space="preserve">B </w:t>
+      </w:r>
+      <w:r>
+        <w:rPr>
+          <w:rFonts w:hint="eastAsia"/>
+          <w:b/>
+          <w:bCs/>
+        </w:rPr>
+        <w:t xml:space="preserve">    BLOCK </w:t>
+      </w:r>
+      <w:r>
+        <w:rPr>
+          <w:rFonts w:hint="eastAsia"/>
+          <w:b/>
+          <w:bCs/>
+          <w:color w:val="0070C0"/>
+        </w:rPr>
+        <w:t>C</w:t>
+      </w:r>
+      <w:r>
+        <w:rPr>
+          <w:rFonts w:hint="eastAsia"/>
+          <w:b/>
+          <w:bCs/>
+        </w:rPr>
+        <w:t xml:space="preserve">     BLOCK </w:t>
+      </w:r>
+      <w:r>
+        <w:rPr>
+          <w:rFonts w:hint="eastAsia"/>
+          <w:b/>
+          <w:bCs/>
+          <w:color w:val="0070C0"/>
+        </w:rPr>
+        <w:t>D</w:t>
+      </w:r>
+      <w:r>
+        <w:rPr>
+          <w:rFonts w:hint="eastAsia"/>
+          <w:b/>
+          <w:bCs/>
+        </w:rPr>
+        <w:t xml:space="preserve">     BLOCK </w:t>
+      </w:r>
+      <w:r>
+        <w:rPr>
+          <w:rFonts w:hint="eastAsia"/>
+          <w:b/>
+          <w:bCs/>
+          <w:color w:val="0070C0"/>
+        </w:rPr>
+        <w:t>E</w:t>
+      </w:r>
+    </w:p>
+    <w:p>
+      <w:pPr>
+        <w:rPr>
+          <w:b/>
+          <w:bCs/>
+          <w:sz w:val="28"/>
+          <w:szCs w:val="32"/>
+        </w:rPr>
+      </w:pPr>
+      <w:r>
+        <w:rPr>
+          <w:rFonts w:hint="eastAsia"/>
+          <w:b/>
+          <w:bCs/>
+          <w:sz w:val="28"/>
+          <w:szCs w:val="32"/>
+        </w:rPr>
+        <w:t xml:space="preserve">Original Data: </w:t>
+      </w:r>
+      <w:r>
+        <w:rPr>
+          <w:b/>
+          <w:bCs/>
+          <w:noProof/>
+          <w:sz w:val="28"/>
+          <w:szCs w:val="32"/>
+        </w:rPr>
+        <w:drawing>
+          <wp:inline distT="0" distB="0" distL="0" distR="0" wp14:anchorId="2A08520C" wp14:editId="3F9ECFF4">
+            <wp:extent cx="4693285" cy="210820"/>
+            <wp:effectExtent l="0" t="0" r="0" b="0"/>
+            <wp:docPr id="1342072041" name="그림 12"/>
+            <wp:cNvGraphicFramePr>
+              <a:graphicFrameLocks xmlns:a="http://schemas.openxmlformats.org/drawingml/2006/main" noChangeAspect="1"/>
+            </wp:cNvGraphicFramePr>
+            <a:graphic xmlns:a="http://schemas.openxmlformats.org/drawingml/2006/main">
+              <a:graphicData uri="http://schemas.openxmlformats.org/drawingml/2006/picture">
+                <pic:pic xmlns:pic="http://schemas.openxmlformats.org/drawingml/2006/picture">
+                  <pic:nvPicPr>
+                    <pic:cNvPr id="0" name="Picture 1"/>
+                    <pic:cNvPicPr>
+                      <a:picLocks noChangeAspect="1" noChangeArrowheads="1"/>
+                    </pic:cNvPicPr>
+                  </pic:nvPicPr>
+                  <pic:blipFill>
+                    <a:blip r:embed="rId7">
+                      <a:extLst>
+                        <a:ext uri="{28A0092B-C50C-407E-A947-70E740481C1C}">
+                          <a14:useLocalDpi xmlns:a14="http://schemas.microsoft.com/office/drawing/2010/main" val="0"/>
+                        </a:ext>
+                      </a:extLst>
+                    </a:blip>
+                    <a:srcRect/>
+                    <a:stretch>
+                      <a:fillRect/>
+                    </a:stretch>
+                  </pic:blipFill>
+                  <pic:spPr bwMode="auto">
+                    <a:xfrm>
+                      <a:off x="0" y="0"/>
+                      <a:ext cx="4693285" cy="210820"/>
+                    </a:xfrm>
+                    <a:prstGeom prst="rect">
+                      <a:avLst/>
+                    </a:prstGeom>
+                    <a:noFill/>
+                    <a:ln>
+                      <a:noFill/>
+                    </a:ln>
+                  </pic:spPr>
+                </pic:pic>
+              </a:graphicData>
+            </a:graphic>
+          </wp:inline>
+        </w:drawing>
+      </w:r>
+    </w:p>
+    <w:p>
+      <w:pPr>
+        <w:rPr>
+          <w:rFonts w:hint="eastAsia"/>
+          <w:b/>
+          <w:bCs/>
+        </w:rPr>
+      </w:pPr>
+      <w:r>
+        <w:rPr>
+          <w:rFonts w:hint="eastAsia"/>
+          <w:color w:val="70AD47" w:themeColor="accent6"/>
+        </w:rPr>
+        <w:t>//=================================================================//</w:t>
+      </w:r>
+    </w:p>
+    <w:p>
+      <w:pPr>
+        <w:rPr>
+          <w:rFonts w:hint="eastAsia"/>
+          <w:noProof/>
+        </w:rPr>
+      </w:pPr>
+      <w:r>
+        <w:rPr>
+          <w:rFonts w:hint="eastAsia"/>
+          <w:b/>
+          <w:bCs/>
+          <w:sz w:val="28"/>
+          <w:szCs w:val="32"/>
+        </w:rPr>
+        <w:t>1안.</w:t>
+      </w:r>
+      <w:r>
+        <w:rPr>
+          <w:rFonts w:hint="eastAsia"/>
+          <w:sz w:val="28"/>
+          <w:szCs w:val="32"/>
+        </w:rPr>
+        <w:t xml:space="preserve"> </w:t>
+      </w:r>
+      <w:r>
+        <w:rPr>
+          <w:rFonts w:hint="eastAsia"/>
+        </w:rPr>
+        <w:t>같은 데이터가 있는 맨 뒤에 넣고</w:t>
+      </w:r>
+      <w:r>
+        <w:rPr>
+          <w:rFonts w:hint="eastAsia"/>
+        </w:rPr>
+        <w:t xml:space="preserve">, </w:t>
+      </w:r>
+      <w:r>
+        <w:rPr>
+          <w:rFonts w:hint="eastAsia"/>
+        </w:rPr>
+        <w:t>뒤로 밀린 데이터를 새로운 블록에 넣는다.</w:t>
+      </w:r>
+    </w:p>
+    <w:p>
+      <w:r>
+        <w:rPr>
+          <w:rFonts w:hint="eastAsia"/>
+          <w:noProof/>
+        </w:rPr>
+        <w:drawing>
+          <wp:inline distT="0" distB="0" distL="0" distR="0" wp14:anchorId="4613D5C6" wp14:editId="62E614BA">
+            <wp:extent cx="4692015" cy="210820"/>
+            <wp:effectExtent l="0" t="0" r="0" b="0"/>
+            <wp:docPr id="566286701" name="그림 27"/>
+            <wp:cNvGraphicFramePr>
+              <a:graphicFrameLocks xmlns:a="http://schemas.openxmlformats.org/drawingml/2006/main" noChangeAspect="1"/>
+            </wp:cNvGraphicFramePr>
+            <a:graphic xmlns:a="http://schemas.openxmlformats.org/drawingml/2006/main">
+              <a:graphicData uri="http://schemas.openxmlformats.org/drawingml/2006/picture">
+                <pic:pic xmlns:pic="http://schemas.openxmlformats.org/drawingml/2006/picture">
+                  <pic:nvPicPr>
+                    <pic:cNvPr id="0" name="Picture 8"/>
+                    <pic:cNvPicPr>
+                      <a:picLocks noChangeAspect="1" noChangeArrowheads="1"/>
+                    </pic:cNvPicPr>
+                  </pic:nvPicPr>
+                  <pic:blipFill>
+                    <a:blip r:embed="rId8">
+                      <a:extLst>
+                        <a:ext uri="{28A0092B-C50C-407E-A947-70E740481C1C}">
+                          <a14:useLocalDpi xmlns:a14="http://schemas.microsoft.com/office/drawing/2010/main" val="0"/>
+                        </a:ext>
+                      </a:extLst>
+                    </a:blip>
+                    <a:srcRect/>
+                    <a:stretch>
+                      <a:fillRect/>
+                    </a:stretch>
+                  </pic:blipFill>
+                  <pic:spPr bwMode="auto">
+                    <a:xfrm>
+                      <a:off x="0" y="0"/>
+                      <a:ext cx="4692015" cy="210820"/>
+                    </a:xfrm>
+                    <a:prstGeom prst="rect">
+                      <a:avLst/>
+                    </a:prstGeom>
+                    <a:noFill/>
+                    <a:ln>
+                      <a:noFill/>
+                    </a:ln>
+                  </pic:spPr>
+                </pic:pic>
+              </a:graphicData>
+            </a:graphic>
+          </wp:inline>
+        </w:drawing>
+      </w:r>
+      <w:r>
+        <w:rPr>
+          <w:rFonts w:hint="eastAsia"/>
+          <w:noProof/>
+        </w:rPr>
+        <w:drawing>
+          <wp:inline distT="0" distB="0" distL="0" distR="0" wp14:anchorId="22DB82D0" wp14:editId="5A362207">
+            <wp:extent cx="4692650" cy="207645"/>
+            <wp:effectExtent l="0" t="0" r="0" b="1905"/>
+            <wp:docPr id="1114103871" name="그림 32"/>
+            <wp:cNvGraphicFramePr>
+              <a:graphicFrameLocks xmlns:a="http://schemas.openxmlformats.org/drawingml/2006/main" noChangeAspect="1"/>
+            </wp:cNvGraphicFramePr>
+            <a:graphic xmlns:a="http://schemas.openxmlformats.org/drawingml/2006/main">
+              <a:graphicData uri="http://schemas.openxmlformats.org/drawingml/2006/picture">
+                <pic:pic xmlns:pic="http://schemas.openxmlformats.org/drawingml/2006/picture">
+                  <pic:nvPicPr>
+                    <pic:cNvPr id="0" name="Picture 13"/>
+                    <pic:cNvPicPr>
+                      <a:picLocks noChangeAspect="1" noChangeArrowheads="1"/>
+                    </pic:cNvPicPr>
+                  </pic:nvPicPr>
+                  <pic:blipFill>
+                    <a:blip r:embed="rId9">
+                      <a:extLst>
+                        <a:ext uri="{28A0092B-C50C-407E-A947-70E740481C1C}">
+                          <a14:useLocalDpi xmlns:a14="http://schemas.microsoft.com/office/drawing/2010/main" val="0"/>
+                        </a:ext>
+                      </a:extLst>
+                    </a:blip>
+                    <a:srcRect/>
+                    <a:stretch>
+                      <a:fillRect/>
+                    </a:stretch>
+                  </pic:blipFill>
+                  <pic:spPr bwMode="auto">
+                    <a:xfrm>
+                      <a:off x="0" y="0"/>
+                      <a:ext cx="4692650" cy="207645"/>
+                    </a:xfrm>
+                    <a:prstGeom prst="rect">
+                      <a:avLst/>
+                    </a:prstGeom>
+                    <a:noFill/>
+                    <a:ln>
+                      <a:noFill/>
+                    </a:ln>
+                  </pic:spPr>
+                </pic:pic>
+              </a:graphicData>
+            </a:graphic>
+          </wp:inline>
+        </w:drawing>
+      </w:r>
+    </w:p>
+    <w:p>
+      <w:pPr>
+        <w:pStyle w:val="a6"/>
+        <w:numPr>
+          <w:ilvl w:val="0"/>
+          <w:numId w:val="3"/>
+        </w:numPr>
+      </w:pPr>
+      <w:r>
+        <w:rPr>
+          <w:rFonts w:hint="eastAsia"/>
+        </w:rPr>
+        <w:t>디스크 액세스 횟수</w:t>
+      </w:r>
+    </w:p>
+    <w:p>
+      <w:pPr>
+        <w:pStyle w:val="a6"/>
+        <w:numPr>
+          <w:ilvl w:val="0"/>
+          <w:numId w:val="6"/>
+        </w:numPr>
+      </w:pPr>
+      <w:r>
+        <w:rPr>
+          <w:rFonts w:hint="eastAsia"/>
+        </w:rPr>
+        <w:t xml:space="preserve">새 데이터를 </w:t>
+      </w:r>
+      <w:r>
+        <w:rPr>
+          <w:rFonts w:hint="eastAsia"/>
+        </w:rPr>
+        <w:t xml:space="preserve">삽입할 위치 탐색 </w:t>
+      </w:r>
+      <w:r>
+        <w:rPr>
+          <w:rFonts w:hint="eastAsia"/>
+          <w:b/>
+          <w:bCs/>
+        </w:rPr>
+        <w:t>3</w:t>
+      </w:r>
+      <w:r>
+        <w:rPr>
+          <w:rFonts w:hint="eastAsia"/>
+          <w:b/>
+          <w:bCs/>
+        </w:rPr>
+        <w:t>회</w:t>
+      </w:r>
+      <w:r>
+        <w:rPr>
+          <w:rFonts w:hint="eastAsia"/>
+          <w:b/>
+          <w:bCs/>
+        </w:rPr>
+        <w:t xml:space="preserve"> (A, B, C)</w:t>
+      </w:r>
+    </w:p>
+    <w:p>
+      <w:pPr>
+        <w:pStyle w:val="a6"/>
+        <w:numPr>
+          <w:ilvl w:val="0"/>
+          <w:numId w:val="6"/>
+        </w:numPr>
+      </w:pPr>
+      <w:r>
+        <w:rPr>
+          <w:rFonts w:hint="eastAsia"/>
+        </w:rPr>
+        <w:t xml:space="preserve">밀어낸 데이터를 담을 블록 생성 및 연결 </w:t>
+      </w:r>
+      <w:r>
+        <w:rPr>
+          <w:rFonts w:hint="eastAsia"/>
+          <w:b/>
+          <w:bCs/>
+        </w:rPr>
+        <w:t>1회</w:t>
+      </w:r>
+      <w:r>
+        <w:rPr>
+          <w:rFonts w:hint="eastAsia"/>
+          <w:b/>
+          <w:bCs/>
+        </w:rPr>
+        <w:t xml:space="preserve"> (</w:t>
+      </w:r>
+      <w:r>
+        <w:rPr>
+          <w:rFonts w:hint="eastAsia"/>
+          <w:b/>
+          <w:bCs/>
+        </w:rPr>
+        <w:t>D</w:t>
+      </w:r>
+      <w:r>
+        <w:rPr>
+          <w:rFonts w:hint="eastAsia"/>
+          <w:b/>
+          <w:bCs/>
+        </w:rPr>
+        <w:t>)</w:t>
+      </w:r>
+    </w:p>
+    <w:p>
+      <w:pPr>
+        <w:pStyle w:val="a6"/>
+        <w:numPr>
+          <w:ilvl w:val="0"/>
+          <w:numId w:val="6"/>
+        </w:numPr>
+      </w:pPr>
+      <w:r>
+        <w:rPr>
+          <w:rFonts w:hint="eastAsia"/>
+        </w:rPr>
+        <w:t xml:space="preserve">새로운 블록과 연결하기 위해 다음 블록 액세스 </w:t>
+      </w:r>
+      <w:r>
+        <w:rPr>
+          <w:rFonts w:hint="eastAsia"/>
+          <w:b/>
+          <w:bCs/>
+        </w:rPr>
+        <w:t>1회</w:t>
+      </w:r>
+      <w:r>
+        <w:rPr>
+          <w:rFonts w:hint="eastAsia"/>
+          <w:b/>
+          <w:bCs/>
+        </w:rPr>
+        <w:t xml:space="preserve"> (E)</w:t>
+      </w:r>
+    </w:p>
+    <w:p>
+      <w:r>
+        <w:rPr>
+          <w:rFonts w:hint="eastAsia"/>
+          <w:b/>
+          <w:bCs/>
+          <w:sz w:val="28"/>
+          <w:szCs w:val="28"/>
+        </w:rPr>
+        <w:t>2안.</w:t>
+      </w:r>
+      <w:r>
+        <w:rPr>
+          <w:rFonts w:hint="eastAsia"/>
+        </w:rPr>
+        <w:t xml:space="preserve"> 같은 데이터가 있는 맨 앞에 넣고</w:t>
+      </w:r>
+      <w:r>
+        <w:rPr>
+          <w:rFonts w:hint="eastAsia"/>
+        </w:rPr>
+        <w:t xml:space="preserve">, </w:t>
+      </w:r>
+      <w:r>
+        <w:rPr>
+          <w:rFonts w:hint="eastAsia"/>
+        </w:rPr>
+        <w:t>뒤로 밀린 데이터를 새로운 블록에 넣는다.</w:t>
+      </w:r>
+    </w:p>
+    <w:p>
+      <w:r>
+        <w:rPr>
+          <w:noProof/>
+        </w:rPr>
+        <w:drawing>
+          <wp:inline distT="0" distB="0" distL="0" distR="0" wp14:anchorId="2F63FBFE" wp14:editId="0E11CDBE">
+            <wp:extent cx="4692650" cy="207645"/>
+            <wp:effectExtent l="0" t="0" r="0" b="1905"/>
+            <wp:docPr id="316191722" name="그림 30"/>
+            <wp:cNvGraphicFramePr>
+              <a:graphicFrameLocks xmlns:a="http://schemas.openxmlformats.org/drawingml/2006/main" noChangeAspect="1"/>
+            </wp:cNvGraphicFramePr>
+            <a:graphic xmlns:a="http://schemas.openxmlformats.org/drawingml/2006/main">
+              <a:graphicData uri="http://schemas.openxmlformats.org/drawingml/2006/picture">
+                <pic:pic xmlns:pic="http://schemas.openxmlformats.org/drawingml/2006/picture">
+                  <pic:nvPicPr>
+                    <pic:cNvPr id="0" name="Picture 11"/>
+                    <pic:cNvPicPr>
+                      <a:picLocks noChangeAspect="1" noChangeArrowheads="1"/>
+                    </pic:cNvPicPr>
+                  </pic:nvPicPr>
+                  <pic:blipFill>
+                    <a:blip r:embed="rId10">
+                      <a:extLst>
+                        <a:ext uri="{28A0092B-C50C-407E-A947-70E740481C1C}">
+                          <a14:useLocalDpi xmlns:a14="http://schemas.microsoft.com/office/drawing/2010/main" val="0"/>
+                        </a:ext>
+                      </a:extLst>
+                    </a:blip>
+                    <a:srcRect/>
+                    <a:stretch>
+                      <a:fillRect/>
+                    </a:stretch>
+                  </pic:blipFill>
+                  <pic:spPr bwMode="auto">
+                    <a:xfrm>
+                      <a:off x="0" y="0"/>
+                      <a:ext cx="4692650" cy="207645"/>
+                    </a:xfrm>
+                    <a:prstGeom prst="rect">
+                      <a:avLst/>
+                    </a:prstGeom>
+                    <a:noFill/>
+                    <a:ln>
+                      <a:noFill/>
+                    </a:ln>
+                  </pic:spPr>
+                </pic:pic>
+              </a:graphicData>
+            </a:graphic>
+          </wp:inline>
+        </w:drawing>
+      </w:r>
+      <w:r>
+        <w:rPr>
+          <w:rFonts w:hint="eastAsia"/>
+          <w:noProof/>
+        </w:rPr>
+        <w:drawing>
+          <wp:inline distT="0" distB="0" distL="0" distR="0" wp14:anchorId="3A97F2CB" wp14:editId="724A3773">
+            <wp:extent cx="4692650" cy="207645"/>
+            <wp:effectExtent l="0" t="0" r="0" b="1905"/>
+            <wp:docPr id="957598004" name="그림 31"/>
+            <wp:cNvGraphicFramePr>
+              <a:graphicFrameLocks xmlns:a="http://schemas.openxmlformats.org/drawingml/2006/main" noChangeAspect="1"/>
+            </wp:cNvGraphicFramePr>
+            <a:graphic xmlns:a="http://schemas.openxmlformats.org/drawingml/2006/main">
+              <a:graphicData uri="http://schemas.openxmlformats.org/drawingml/2006/picture">
+                <pic:pic xmlns:pic="http://schemas.openxmlformats.org/drawingml/2006/picture">
+                  <pic:nvPicPr>
+                    <pic:cNvPr id="0" name="Picture 12"/>
+                    <pic:cNvPicPr>
+                      <a:picLocks noChangeAspect="1" noChangeArrowheads="1"/>
+                    </pic:cNvPicPr>
+                  </pic:nvPicPr>
+                  <pic:blipFill>
+                    <a:blip r:embed="rId11">
+                      <a:extLst>
+                        <a:ext uri="{28A0092B-C50C-407E-A947-70E740481C1C}">
+                          <a14:useLocalDpi xmlns:a14="http://schemas.microsoft.com/office/drawing/2010/main" val="0"/>
+                        </a:ext>
+                      </a:extLst>
+                    </a:blip>
+                    <a:srcRect/>
+                    <a:stretch>
+                      <a:fillRect/>
+                    </a:stretch>
+                  </pic:blipFill>
+                  <pic:spPr bwMode="auto">
+                    <a:xfrm>
+                      <a:off x="0" y="0"/>
+                      <a:ext cx="4692650" cy="207645"/>
+                    </a:xfrm>
+                    <a:prstGeom prst="rect">
+                      <a:avLst/>
+                    </a:prstGeom>
+                    <a:noFill/>
+                    <a:ln>
+                      <a:noFill/>
+                    </a:ln>
+                  </pic:spPr>
+                </pic:pic>
+              </a:graphicData>
+            </a:graphic>
+          </wp:inline>
+        </w:drawing>
+      </w:r>
+    </w:p>
+    <w:p>
+      <w:pPr>
+        <w:pStyle w:val="a6"/>
+        <w:numPr>
+          <w:ilvl w:val="0"/>
+          <w:numId w:val="3"/>
+        </w:numPr>
+      </w:pPr>
+      <w:r>
+        <w:rPr>
+          <w:rFonts w:hint="eastAsia"/>
+        </w:rPr>
+        <w:t>디스크 액세스 횟수</w:t>
+      </w:r>
+    </w:p>
+    <w:p>
+      <w:pPr>
+        <w:pStyle w:val="a6"/>
+        <w:numPr>
+          <w:ilvl w:val="0"/>
+          <w:numId w:val="7"/>
+        </w:numPr>
+      </w:pPr>
+      <w:r>
+        <w:rPr>
+          <w:rFonts w:hint="eastAsia"/>
+        </w:rPr>
+        <w:t xml:space="preserve">새 데이터를 </w:t>
+      </w:r>
+      <w:r>
+        <w:rPr>
+          <w:rFonts w:hint="eastAsia"/>
+        </w:rPr>
+        <w:t xml:space="preserve">삽입할 위치 탐색 </w:t>
+      </w:r>
+      <w:r>
+        <w:rPr>
+          <w:rFonts w:hint="eastAsia"/>
+          <w:b/>
+          <w:bCs/>
+        </w:rPr>
+        <w:t>2</w:t>
+      </w:r>
+      <w:r>
+        <w:rPr>
+          <w:rFonts w:hint="eastAsia"/>
+          <w:b/>
+          <w:bCs/>
+        </w:rPr>
+        <w:t>회</w:t>
+      </w:r>
+      <w:r>
+        <w:rPr>
+          <w:rFonts w:hint="eastAsia"/>
+          <w:b/>
+          <w:bCs/>
+        </w:rPr>
+        <w:t xml:space="preserve"> </w:t>
+      </w:r>
+      <w:r>
+        <w:rPr>
+          <w:rFonts w:hint="eastAsia"/>
+          <w:b/>
+          <w:bCs/>
+        </w:rPr>
+        <w:t>(A, B)</w:t>
+      </w:r>
+    </w:p>
+    <w:p>
+      <w:pPr>
+        <w:pStyle w:val="a6"/>
+        <w:numPr>
+          <w:ilvl w:val="0"/>
+          <w:numId w:val="7"/>
+        </w:numPr>
+      </w:pPr>
+      <w:r>
+        <w:rPr>
+          <w:rFonts w:hint="eastAsia"/>
+        </w:rPr>
+        <w:t xml:space="preserve">밀어낸 데이터를 담을 블록 생성 및 연결 </w:t>
+      </w:r>
+      <w:r>
+        <w:rPr>
+          <w:rFonts w:hint="eastAsia"/>
+          <w:b/>
+          <w:bCs/>
+        </w:rPr>
+        <w:t>2</w:t>
+      </w:r>
+      <w:r>
+        <w:rPr>
+          <w:rFonts w:hint="eastAsia"/>
+          <w:b/>
+          <w:bCs/>
+        </w:rPr>
+        <w:t>회</w:t>
+      </w:r>
+      <w:r>
+        <w:rPr>
+          <w:rFonts w:hint="eastAsia"/>
+          <w:b/>
+          <w:bCs/>
+        </w:rPr>
+        <w:t xml:space="preserve"> </w:t>
+      </w:r>
+      <w:r>
+        <w:rPr>
+          <w:rFonts w:hint="eastAsia"/>
+          <w:b/>
+          <w:bCs/>
+        </w:rPr>
+        <w:t>(</w:t>
+      </w:r>
+      <w:r>
+        <w:rPr>
+          <w:rFonts w:hint="eastAsia"/>
+          <w:b/>
+          <w:bCs/>
+        </w:rPr>
+        <w:t>C, D</w:t>
+      </w:r>
+      <w:r>
+        <w:rPr>
+          <w:rFonts w:hint="eastAsia"/>
+          <w:b/>
+          <w:bCs/>
+        </w:rPr>
+        <w:t>)</w:t>
+      </w:r>
+    </w:p>
+    <w:p>
+      <w:pPr>
+        <w:pStyle w:val="a6"/>
+        <w:numPr>
+          <w:ilvl w:val="0"/>
+          <w:numId w:val="7"/>
+        </w:numPr>
+      </w:pPr>
+      <w:r>
+        <w:rPr>
+          <w:rFonts w:hint="eastAsia"/>
+        </w:rPr>
+        <w:t xml:space="preserve">새로운 블록과 연결하기 위해 다음 블록 액세스 </w:t>
+      </w:r>
+      <w:r>
+        <w:rPr>
+          <w:rFonts w:hint="eastAsia"/>
+          <w:b/>
+          <w:bCs/>
+        </w:rPr>
+        <w:t>1회</w:t>
+      </w:r>
+      <w:r>
+        <w:rPr>
+          <w:rFonts w:hint="eastAsia"/>
+          <w:b/>
+          <w:bCs/>
+        </w:rPr>
+        <w:t xml:space="preserve"> </w:t>
+      </w:r>
+      <w:r>
+        <w:rPr>
+          <w:rFonts w:hint="eastAsia"/>
+          <w:b/>
+          <w:bCs/>
+        </w:rPr>
+        <w:t>(E)</w:t>
+      </w:r>
+    </w:p>
+    <w:p>
+      <w:r>
+        <w:rPr>
+          <w:rFonts w:hint="eastAsia"/>
+          <w:b/>
+          <w:bCs/>
+          <w:sz w:val="28"/>
+          <w:szCs w:val="28"/>
+        </w:rPr>
+        <w:t>3안.</w:t>
+      </w:r>
+      <w:r>
+        <w:rPr>
+          <w:rFonts w:hint="eastAsia"/>
+          <w:noProof/>
+        </w:rPr>
+        <w:t xml:space="preserve"> </w:t>
+      </w:r>
+      <w:r>
+        <w:rPr>
+          <w:rFonts w:hint="eastAsia"/>
+          <w:noProof/>
+        </w:rPr>
+        <w:t>같은 데이터가 있는 맨 뒤에 넣고, 같은 데이터끼리 블록을 형성한다.</w:t>
+      </w:r>
+    </w:p>
+    <w:p>
+      <w:r>
+        <w:rPr>
+          <w:noProof/>
+        </w:rPr>
+        <w:drawing>
+          <wp:inline distT="0" distB="0" distL="0" distR="0" wp14:anchorId="3159C06A" wp14:editId="7E879F91">
+            <wp:extent cx="4692650" cy="207645"/>
+            <wp:effectExtent l="0" t="0" r="0" b="1905"/>
+            <wp:docPr id="1654041374" name="그림 28"/>
+            <wp:cNvGraphicFramePr>
+              <a:graphicFrameLocks xmlns:a="http://schemas.openxmlformats.org/drawingml/2006/main" noChangeAspect="1"/>
+            </wp:cNvGraphicFramePr>
+            <a:graphic xmlns:a="http://schemas.openxmlformats.org/drawingml/2006/main">
+              <a:graphicData uri="http://schemas.openxmlformats.org/drawingml/2006/picture">
+                <pic:pic xmlns:pic="http://schemas.openxmlformats.org/drawingml/2006/picture">
+                  <pic:nvPicPr>
+                    <pic:cNvPr id="0" name="Picture 9"/>
+                    <pic:cNvPicPr>
+                      <a:picLocks noChangeAspect="1" noChangeArrowheads="1"/>
+                    </pic:cNvPicPr>
+                  </pic:nvPicPr>
+                  <pic:blipFill>
+                    <a:blip r:embed="rId12">
+                      <a:extLst>
+                        <a:ext uri="{28A0092B-C50C-407E-A947-70E740481C1C}">
+                          <a14:useLocalDpi xmlns:a14="http://schemas.microsoft.com/office/drawing/2010/main" val="0"/>
+                        </a:ext>
+                      </a:extLst>
+                    </a:blip>
+                    <a:srcRect/>
+                    <a:stretch>
+                      <a:fillRect/>
+                    </a:stretch>
+                  </pic:blipFill>
+                  <pic:spPr bwMode="auto">
+                    <a:xfrm>
+                      <a:off x="0" y="0"/>
+                      <a:ext cx="4692650" cy="207645"/>
+                    </a:xfrm>
+                    <a:prstGeom prst="rect">
+                      <a:avLst/>
+                    </a:prstGeom>
+                    <a:noFill/>
+                    <a:ln>
+                      <a:noFill/>
+                    </a:ln>
+                  </pic:spPr>
+                </pic:pic>
+              </a:graphicData>
+            </a:graphic>
+          </wp:inline>
+        </w:drawing>
+      </w:r>
+      <w:r>
+        <w:rPr>
+          <w:rFonts w:hint="eastAsia"/>
+          <w:noProof/>
+        </w:rPr>
+        <w:drawing>
+          <wp:inline distT="0" distB="0" distL="0" distR="0" wp14:anchorId="78F0C5C3" wp14:editId="47DFB690">
+            <wp:extent cx="4692650" cy="207645"/>
+            <wp:effectExtent l="0" t="0" r="0" b="1905"/>
+            <wp:docPr id="244180512" name="그림 33"/>
+            <wp:cNvGraphicFramePr>
+              <a:graphicFrameLocks xmlns:a="http://schemas.openxmlformats.org/drawingml/2006/main" noChangeAspect="1"/>
+            </wp:cNvGraphicFramePr>
+            <a:graphic xmlns:a="http://schemas.openxmlformats.org/drawingml/2006/main">
+              <a:graphicData uri="http://schemas.openxmlformats.org/drawingml/2006/picture">
+                <pic:pic xmlns:pic="http://schemas.openxmlformats.org/drawingml/2006/picture">
+                  <pic:nvPicPr>
+                    <pic:cNvPr id="0" name="Picture 14"/>
+                    <pic:cNvPicPr>
+                      <a:picLocks noChangeAspect="1" noChangeArrowheads="1"/>
+                    </pic:cNvPicPr>
+                  </pic:nvPicPr>
+                  <pic:blipFill>
+                    <a:blip r:embed="rId13">
+                      <a:extLst>
+                        <a:ext uri="{28A0092B-C50C-407E-A947-70E740481C1C}">
+                          <a14:useLocalDpi xmlns:a14="http://schemas.microsoft.com/office/drawing/2010/main" val="0"/>
+                        </a:ext>
+                      </a:extLst>
+                    </a:blip>
+                    <a:srcRect/>
+                    <a:stretch>
+                      <a:fillRect/>
+                    </a:stretch>
+                  </pic:blipFill>
+                  <pic:spPr bwMode="auto">
+                    <a:xfrm>
+                      <a:off x="0" y="0"/>
+                      <a:ext cx="4692650" cy="207645"/>
+                    </a:xfrm>
+                    <a:prstGeom prst="rect">
+                      <a:avLst/>
+                    </a:prstGeom>
+                    <a:noFill/>
+                    <a:ln>
+                      <a:noFill/>
+                    </a:ln>
+                  </pic:spPr>
+                </pic:pic>
+              </a:graphicData>
+            </a:graphic>
+          </wp:inline>
+        </w:drawing>
+      </w:r>
+    </w:p>
+    <w:p>
+      <w:pPr>
+        <w:pStyle w:val="a6"/>
+        <w:numPr>
+          <w:ilvl w:val="0"/>
+          <w:numId w:val="3"/>
+        </w:numPr>
+      </w:pPr>
+      <w:r>
+        <w:rPr>
+          <w:rFonts w:hint="eastAsia"/>
+        </w:rPr>
+        <w:t>디스크 액세스 횟수</w:t>
+      </w:r>
+    </w:p>
+    <w:p>
+      <w:pPr>
+        <w:pStyle w:val="a6"/>
+        <w:numPr>
+          <w:ilvl w:val="0"/>
+          <w:numId w:val="8"/>
+        </w:numPr>
+      </w:pPr>
+      <w:r>
+        <w:rPr>
+          <w:rFonts w:hint="eastAsia"/>
+        </w:rPr>
+        <w:t xml:space="preserve">새 데이터를 </w:t>
+      </w:r>
+      <w:r>
+        <w:rPr>
+          <w:rFonts w:hint="eastAsia"/>
+        </w:rPr>
+        <w:t xml:space="preserve">삽입할 위치 탐색 </w:t>
+      </w:r>
+      <w:r>
+        <w:rPr>
+          <w:rFonts w:hint="eastAsia"/>
+          <w:b/>
+          <w:bCs/>
+        </w:rPr>
+        <w:t>3</w:t>
+      </w:r>
+      <w:r>
+        <w:rPr>
+          <w:rFonts w:hint="eastAsia"/>
+          <w:b/>
+          <w:bCs/>
+        </w:rPr>
+        <w:t>회</w:t>
+      </w:r>
+      <w:r>
+        <w:rPr>
+          <w:rFonts w:hint="eastAsia"/>
+          <w:b/>
+          <w:bCs/>
+        </w:rPr>
+        <w:t xml:space="preserve"> </w:t>
+      </w:r>
+      <w:r>
+        <w:rPr>
+          <w:rFonts w:hint="eastAsia"/>
+          <w:b/>
+          <w:bCs/>
+        </w:rPr>
+        <w:t>(A, B, C)</w:t>
+      </w:r>
+    </w:p>
+    <w:p>
+      <w:pPr>
+        <w:pStyle w:val="a6"/>
+        <w:numPr>
+          <w:ilvl w:val="0"/>
+          <w:numId w:val="8"/>
+        </w:numPr>
+      </w:pPr>
+      <w:r>
+        <w:rPr>
+          <w:rFonts w:hint="eastAsia"/>
+        </w:rPr>
+        <w:t xml:space="preserve">밀어낸 데이터를 담을 블록 생성 및 연결 </w:t>
+      </w:r>
+      <w:r>
+        <w:rPr>
+          <w:rFonts w:hint="eastAsia"/>
+          <w:b/>
+          <w:bCs/>
+        </w:rPr>
+        <w:t>1회</w:t>
+      </w:r>
+      <w:r>
+        <w:rPr>
+          <w:rFonts w:hint="eastAsia"/>
+          <w:b/>
+          <w:bCs/>
+        </w:rPr>
+        <w:t xml:space="preserve"> (</w:t>
+      </w:r>
+      <w:r>
+        <w:rPr>
+          <w:rFonts w:hint="eastAsia"/>
+          <w:b/>
+          <w:bCs/>
+        </w:rPr>
+        <w:t>D</w:t>
+      </w:r>
+      <w:r>
+        <w:rPr>
+          <w:rFonts w:hint="eastAsia"/>
+          <w:b/>
+          <w:bCs/>
+        </w:rPr>
+        <w:t>)</w:t>
+      </w:r>
+    </w:p>
+    <w:p>
+      <w:pPr>
+        <w:pStyle w:val="a6"/>
+        <w:numPr>
+          <w:ilvl w:val="0"/>
+          <w:numId w:val="8"/>
+        </w:numPr>
+      </w:pPr>
+      <w:r>
+        <w:rPr>
+          <w:rFonts w:hint="eastAsia"/>
+        </w:rPr>
+        <w:t xml:space="preserve">새로운 블록과 연결하기 위해 다음 블록 액세스 </w:t>
+      </w:r>
+      <w:r>
+        <w:rPr>
+          <w:rFonts w:hint="eastAsia"/>
+          <w:b/>
+          <w:bCs/>
+        </w:rPr>
+        <w:t>1</w:t>
+      </w:r>
+      <w:r>
+        <w:rPr>
+          <w:rFonts w:hint="eastAsia"/>
+          <w:b/>
+          <w:bCs/>
+        </w:rPr>
+        <w:t>회</w:t>
+      </w:r>
+      <w:r>
+        <w:rPr>
+          <w:rFonts w:hint="eastAsia"/>
+          <w:b/>
+          <w:bCs/>
+        </w:rPr>
+        <w:t xml:space="preserve"> </w:t>
+      </w:r>
+      <w:r>
+        <w:rPr>
+          <w:rFonts w:hint="eastAsia"/>
+          <w:b/>
+          <w:bCs/>
+        </w:rPr>
+        <w:t>(E)</w:t>
+      </w:r>
+    </w:p>
+    <w:p>
+      <w:r>
+        <w:rPr>
+          <w:rFonts w:hint="eastAsia"/>
+          <w:b/>
+          <w:bCs/>
+          <w:sz w:val="28"/>
+          <w:szCs w:val="28"/>
+        </w:rPr>
+        <w:t>4</w:t>
+      </w:r>
+      <w:r>
+        <w:rPr>
+          <w:b/>
+          <w:bCs/>
+          <w:sz w:val="28"/>
+          <w:szCs w:val="28"/>
+        </w:rPr>
+        <w:t>안</w:t>
+      </w:r>
+      <w:r>
+        <w:rPr>
+          <w:rFonts w:hint="eastAsia"/>
+          <w:b/>
+          <w:bCs/>
+          <w:sz w:val="28"/>
+          <w:szCs w:val="28"/>
+        </w:rPr>
+        <w:t>.</w:t>
+      </w:r>
+      <w:r>
+        <w:rPr>
+          <w:rFonts w:hint="eastAsia"/>
+          <w:noProof/>
+        </w:rPr>
+        <w:t xml:space="preserve"> </w:t>
+      </w:r>
+      <w:r>
+        <w:rPr>
+          <w:rFonts w:hint="eastAsia"/>
+          <w:noProof/>
+        </w:rPr>
+        <w:t>새로운 블록을 만들고, 그 곳에 데이터를 넣는다.</w:t>
+      </w:r>
+    </w:p>
+    <w:p>
+      <w:r>
+        <w:rPr>
+          <w:noProof/>
+        </w:rPr>
+        <w:drawing>
+          <wp:inline distT="0" distB="0" distL="0" distR="0" wp14:anchorId="58364A0E" wp14:editId="28FC4759">
+            <wp:extent cx="4692650" cy="207645"/>
+            <wp:effectExtent l="0" t="0" r="0" b="1905"/>
+            <wp:docPr id="582191227" name="그림 29"/>
+            <wp:cNvGraphicFramePr>
+              <a:graphicFrameLocks xmlns:a="http://schemas.openxmlformats.org/drawingml/2006/main" noChangeAspect="1"/>
+            </wp:cNvGraphicFramePr>
+            <a:graphic xmlns:a="http://schemas.openxmlformats.org/drawingml/2006/main">
+              <a:graphicData uri="http://schemas.openxmlformats.org/drawingml/2006/picture">
+                <pic:pic xmlns:pic="http://schemas.openxmlformats.org/drawingml/2006/picture">
+                  <pic:nvPicPr>
+                    <pic:cNvPr id="0" name="Picture 10"/>
+                    <pic:cNvPicPr>
+                      <a:picLocks noChangeAspect="1" noChangeArrowheads="1"/>
+                    </pic:cNvPicPr>
+                  </pic:nvPicPr>
+                  <pic:blipFill>
+                    <a:blip r:embed="rId14">
+                      <a:extLst>
+                        <a:ext uri="{28A0092B-C50C-407E-A947-70E740481C1C}">
+                          <a14:useLocalDpi xmlns:a14="http://schemas.microsoft.com/office/drawing/2010/main" val="0"/>
+                        </a:ext>
+                      </a:extLst>
+                    </a:blip>
+                    <a:srcRect/>
+                    <a:stretch>
+                      <a:fillRect/>
+                    </a:stretch>
+                  </pic:blipFill>
+                  <pic:spPr bwMode="auto">
+                    <a:xfrm>
+                      <a:off x="0" y="0"/>
+                      <a:ext cx="4692650" cy="207645"/>
+                    </a:xfrm>
+                    <a:prstGeom prst="rect">
+                      <a:avLst/>
+                    </a:prstGeom>
+                    <a:noFill/>
+                    <a:ln>
+                      <a:noFill/>
+                    </a:ln>
+                  </pic:spPr>
+                </pic:pic>
+              </a:graphicData>
+            </a:graphic>
+          </wp:inline>
+        </w:drawing>
+      </w:r>
+      <w:r>
+        <w:rPr>
+          <w:noProof/>
+        </w:rPr>
+        <w:drawing>
+          <wp:inline distT="0" distB="0" distL="0" distR="0" wp14:anchorId="077072BB" wp14:editId="7FEE207C">
+            <wp:extent cx="4692650" cy="207645"/>
+            <wp:effectExtent l="0" t="0" r="0" b="1905"/>
+            <wp:docPr id="410344951" name="그림 34"/>
+            <wp:cNvGraphicFramePr>
+              <a:graphicFrameLocks xmlns:a="http://schemas.openxmlformats.org/drawingml/2006/main" noChangeAspect="1"/>
+            </wp:cNvGraphicFramePr>
+            <a:graphic xmlns:a="http://schemas.openxmlformats.org/drawingml/2006/main">
+              <a:graphicData uri="http://schemas.openxmlformats.org/drawingml/2006/picture">
+                <pic:pic xmlns:pic="http://schemas.openxmlformats.org/drawingml/2006/picture">
+                  <pic:nvPicPr>
+                    <pic:cNvPr id="0" name="Picture 15"/>
+                    <pic:cNvPicPr>
+                      <a:picLocks noChangeAspect="1" noChangeArrowheads="1"/>
+                    </pic:cNvPicPr>
+                  </pic:nvPicPr>
+                  <pic:blipFill>
+                    <a:blip r:embed="rId15">
+                      <a:extLst>
+                        <a:ext uri="{28A0092B-C50C-407E-A947-70E740481C1C}">
+                          <a14:useLocalDpi xmlns:a14="http://schemas.microsoft.com/office/drawing/2010/main" val="0"/>
+                        </a:ext>
+                      </a:extLst>
+                    </a:blip>
+                    <a:srcRect/>
+                    <a:stretch>
+                      <a:fillRect/>
+                    </a:stretch>
+                  </pic:blipFill>
+                  <pic:spPr bwMode="auto">
+                    <a:xfrm>
+                      <a:off x="0" y="0"/>
+                      <a:ext cx="4692650" cy="207645"/>
+                    </a:xfrm>
+                    <a:prstGeom prst="rect">
+                      <a:avLst/>
+                    </a:prstGeom>
+                    <a:noFill/>
+                    <a:ln>
+                      <a:noFill/>
+                    </a:ln>
+                  </pic:spPr>
+                </pic:pic>
+              </a:graphicData>
+            </a:graphic>
+          </wp:inline>
+        </w:drawing>
+      </w:r>
+    </w:p>
+    <w:p>
+      <w:pPr>
+        <w:pStyle w:val="a6"/>
+        <w:numPr>
+          <w:ilvl w:val="0"/>
+          <w:numId w:val="3"/>
+        </w:numPr>
+      </w:pPr>
+      <w:r>
+        <w:rPr>
+          <w:rFonts w:hint="eastAsia"/>
+        </w:rPr>
+        <w:t>디스크 액세스 횟수</w:t>
+      </w:r>
+    </w:p>
+    <w:p>
+      <w:pPr>
+        <w:pStyle w:val="a6"/>
+        <w:numPr>
+          <w:ilvl w:val="0"/>
+          <w:numId w:val="9"/>
+        </w:numPr>
+      </w:pPr>
+      <w:r>
+        <w:rPr>
+          <w:rFonts w:hint="eastAsia"/>
+        </w:rPr>
+        <w:t xml:space="preserve">새 데이터를 </w:t>
+      </w:r>
+      <w:r>
+        <w:rPr>
+          <w:rFonts w:hint="eastAsia"/>
+        </w:rPr>
+        <w:t xml:space="preserve">삽입할 위치 탐색 </w:t>
+      </w:r>
+      <w:r>
+        <w:rPr>
+          <w:rFonts w:hint="eastAsia"/>
+          <w:b/>
+          <w:bCs/>
+        </w:rPr>
+        <w:t>2</w:t>
+      </w:r>
+      <w:r>
+        <w:rPr>
+          <w:rFonts w:hint="eastAsia"/>
+          <w:b/>
+          <w:bCs/>
+        </w:rPr>
+        <w:t>회</w:t>
+      </w:r>
+      <w:r>
+        <w:rPr>
+          <w:rFonts w:hint="eastAsia"/>
+          <w:b/>
+          <w:bCs/>
+        </w:rPr>
+        <w:t xml:space="preserve"> </w:t>
+      </w:r>
+      <w:r>
+        <w:rPr>
+          <w:rFonts w:hint="eastAsia"/>
+          <w:b/>
+          <w:bCs/>
+        </w:rPr>
+        <w:t>(A, B)</w:t>
+      </w:r>
+    </w:p>
+    <w:p>
+      <w:pPr>
+        <w:pStyle w:val="a6"/>
+        <w:numPr>
+          <w:ilvl w:val="0"/>
+          <w:numId w:val="9"/>
+        </w:numPr>
+      </w:pPr>
+      <w:r>
+        <w:rPr>
+          <w:rFonts w:hint="eastAsia"/>
+        </w:rPr>
+        <w:t>새로운</w:t>
+      </w:r>
+      <w:r>
+        <w:rPr>
+          <w:rFonts w:hint="eastAsia"/>
+        </w:rPr>
+        <w:t xml:space="preserve"> 데이터를 담을 블록 생성 및 연결 </w:t>
+      </w:r>
+      <w:r>
+        <w:rPr>
+          <w:rFonts w:hint="eastAsia"/>
+          <w:b/>
+          <w:bCs/>
+        </w:rPr>
+        <w:t>1</w:t>
+      </w:r>
+      <w:r>
+        <w:rPr>
+          <w:rFonts w:hint="eastAsia"/>
+          <w:b/>
+          <w:bCs/>
+        </w:rPr>
+        <w:t>회</w:t>
+      </w:r>
+      <w:r>
+        <w:rPr>
+          <w:rFonts w:hint="eastAsia"/>
+          <w:b/>
+          <w:bCs/>
+        </w:rPr>
+        <w:t xml:space="preserve"> (</w:t>
+      </w:r>
+      <w:r>
+        <w:rPr>
+          <w:rFonts w:hint="eastAsia"/>
+          <w:b/>
+          <w:bCs/>
+        </w:rPr>
+        <w:t>C</w:t>
+      </w:r>
+      <w:r>
+        <w:rPr>
+          <w:rFonts w:hint="eastAsia"/>
+          <w:b/>
+          <w:bCs/>
+        </w:rPr>
+        <w:t>)</w:t>
+      </w:r>
+    </w:p>
+    <w:p>
+      <w:pPr>
+        <w:pStyle w:val="a6"/>
+        <w:numPr>
+          <w:ilvl w:val="0"/>
+          <w:numId w:val="9"/>
+        </w:numPr>
+      </w:pPr>
+      <w:r>
+        <w:rPr>
+          <w:rFonts w:hint="eastAsia"/>
+        </w:rPr>
+        <w:t xml:space="preserve">새로운 블록과 연결하기 위해 다음 블록 액세스 </w:t>
+      </w:r>
+      <w:r>
+        <w:rPr>
+          <w:rFonts w:hint="eastAsia"/>
+          <w:b/>
+          <w:bCs/>
+        </w:rPr>
+        <w:t>1회</w:t>
+      </w:r>
+      <w:r>
+        <w:rPr>
+          <w:rFonts w:hint="eastAsia"/>
+          <w:b/>
+          <w:bCs/>
+        </w:rPr>
+        <w:t xml:space="preserve"> </w:t>
+      </w:r>
+      <w:r>
+        <w:rPr>
+          <w:rFonts w:hint="eastAsia"/>
+          <w:b/>
+          <w:bCs/>
+        </w:rPr>
+        <w:t>(</w:t>
+      </w:r>
+      <w:r>
+        <w:rPr>
+          <w:rFonts w:hint="eastAsia"/>
+          <w:b/>
+          <w:bCs/>
+        </w:rPr>
+        <w:t>D</w:t>
+      </w:r>
+      <w:r>
+        <w:rPr>
+          <w:rFonts w:hint="eastAsia"/>
+          <w:b/>
+          <w:bCs/>
+        </w:rPr>
+        <w:t>)</w:t>
+      </w:r>
+    </w:p>
+    <w:p>
+      <w:pPr>
+        <w:rPr>
+          <w:b/>
+          <w:bCs/>
+        </w:rPr>
+      </w:pPr>
+      <w:r>
+        <w:rPr>
+          <w:rFonts w:hint="eastAsia"/>
+          <w:b/>
+          <w:bCs/>
+        </w:rPr>
+        <w:lastRenderedPageBreak/>
+        <w:t>결과</w:t>
+      </w:r>
+    </w:p>
+    <w:p>
+      <w:pPr>
+        <w:pStyle w:val="a6"/>
+        <w:numPr>
+          <w:ilvl w:val="0"/>
+          <w:numId w:val="3"/>
+        </w:numPr>
+      </w:pPr>
+      <w:r>
+        <w:rPr>
+          <w:rFonts w:hint="eastAsia"/>
+        </w:rPr>
+        <w:t>위의 4가지 방안을 살펴보면 1, 2, 3안에서는 new-3을 최초 삽입 시에는 디스크 액세스를 5회하게된다. 하지만 new-3-1을 삽입하게 되면 1, 2, 4안의 경우</w:t>
+      </w:r>
+      <w:r>
+        <w:rPr>
+          <w:rFonts w:hint="eastAsia"/>
+        </w:rPr>
+        <w:t xml:space="preserve"> 작성한 알고리즘에 의하여 </w:t>
+      </w:r>
+      <w:r>
+        <w:rPr>
+          <w:rFonts w:hint="eastAsia"/>
+        </w:rPr>
+        <w:t xml:space="preserve">새로운 블록을 하나 더 생성하게 된다. </w:t>
+      </w:r>
+    </w:p>
+    <w:p>
+      <w:pPr>
+        <w:pStyle w:val="a6"/>
+        <w:numPr>
+          <w:ilvl w:val="0"/>
+          <w:numId w:val="4"/>
+        </w:numPr>
+      </w:pPr>
+      <w:r>
+        <w:rPr>
+          <w:rFonts w:hint="eastAsia"/>
+        </w:rPr>
+        <w:t>3안을 발전시키면 보다 효율적으로 사용 가능하지 않을까?</w:t>
+      </w:r>
+    </w:p>
+    <w:p>
+      <w:pPr>
+        <w:rPr>
+          <w:noProof/>
+        </w:rPr>
+      </w:pPr>
+      <w:r>
+        <w:rPr>
+          <w:rFonts w:hint="eastAsia"/>
+          <w:b/>
+          <w:bCs/>
+          <w:color w:val="EE0000"/>
+          <w:sz w:val="28"/>
+          <w:szCs w:val="28"/>
+        </w:rPr>
+        <w:t>NEW</w:t>
+      </w:r>
+      <w:r>
+        <w:rPr>
+          <w:rFonts w:hint="eastAsia"/>
+          <w:b/>
+          <w:bCs/>
+          <w:sz w:val="28"/>
+          <w:szCs w:val="28"/>
+        </w:rPr>
+        <w:t xml:space="preserve"> </w:t>
+      </w:r>
+      <w:r>
+        <w:rPr>
+          <w:rFonts w:hint="eastAsia"/>
+          <w:b/>
+          <w:bCs/>
+          <w:sz w:val="28"/>
+          <w:szCs w:val="28"/>
+        </w:rPr>
+        <w:t>3안.</w:t>
+      </w:r>
+      <w:r>
+        <w:rPr>
+          <w:rFonts w:hint="eastAsia"/>
+          <w:noProof/>
+        </w:rPr>
+        <w:t xml:space="preserve"> </w:t>
+      </w:r>
+    </w:p>
+    <w:p>
+      <w:pPr>
+        <w:pStyle w:val="a6"/>
+        <w:numPr>
+          <w:ilvl w:val="0"/>
+          <w:numId w:val="10"/>
+        </w:numPr>
+      </w:pPr>
+      <w:r>
+        <w:rPr>
+          <w:rFonts w:hint="eastAsia"/>
+        </w:rPr>
+        <w:t>삽입할 자리를 찾는다.</w:t>
+      </w:r>
+    </w:p>
+    <w:p>
+      <w:pPr>
+        <w:pStyle w:val="a6"/>
+        <w:numPr>
+          <w:ilvl w:val="0"/>
+          <w:numId w:val="10"/>
+        </w:numPr>
+      </w:pPr>
+      <w:r>
+        <w:rPr>
+          <w:rFonts w:hint="eastAsia"/>
+        </w:rPr>
+        <w:t>찾은 블록(A)에 공간이 있으면 삽입하고 종료</w:t>
+      </w:r>
+    </w:p>
+    <w:p>
+      <w:pPr>
+        <w:pStyle w:val="a6"/>
+        <w:numPr>
+          <w:ilvl w:val="0"/>
+          <w:numId w:val="10"/>
+        </w:numPr>
+      </w:pPr>
+      <w:r>
+        <w:rPr>
+          <w:rFonts w:hint="eastAsia"/>
+        </w:rPr>
+        <w:t xml:space="preserve">A에 공간이 없으면 </w:t>
+      </w:r>
+    </w:p>
+    <w:p>
+      <w:pPr>
+        <w:pStyle w:val="a6"/>
+        <w:numPr>
+          <w:ilvl w:val="1"/>
+          <w:numId w:val="10"/>
+        </w:numPr>
+        <w:rPr>
+          <w:rFonts w:hint="eastAsia"/>
+        </w:rPr>
+      </w:pPr>
+      <w:r>
+        <w:rPr>
+          <w:rFonts w:hint="eastAsia"/>
+        </w:rPr>
+        <w:t xml:space="preserve">삽입할 </w:t>
+      </w:r>
+      <w:r>
+        <w:rPr>
+          <w:rFonts w:hint="eastAsia"/>
+        </w:rPr>
+        <w:t>블록을</w:t>
+      </w:r>
+      <w:r>
+        <w:rPr>
+          <w:rFonts w:hint="eastAsia"/>
+        </w:rPr>
+        <w:t xml:space="preserve"> 찾는다.</w:t>
+      </w:r>
+    </w:p>
+    <w:p>
+      <w:r>
+        <w:rPr>
+          <w:rFonts w:hint="eastAsia"/>
+          <w:noProof/>
+        </w:rPr>
+        <w:drawing>
+          <wp:inline distT="0" distB="0" distL="0" distR="0" wp14:anchorId="320AA814" wp14:editId="134D888A">
+            <wp:extent cx="4684395" cy="353695"/>
+            <wp:effectExtent l="0" t="0" r="1905" b="8255"/>
+            <wp:docPr id="1286416610" name="그림 13"/>
+            <wp:cNvGraphicFramePr>
+              <a:graphicFrameLocks xmlns:a="http://schemas.openxmlformats.org/drawingml/2006/main" noChangeAspect="1"/>
+            </wp:cNvGraphicFramePr>
+            <a:graphic xmlns:a="http://schemas.openxmlformats.org/drawingml/2006/main">
+              <a:graphicData uri="http://schemas.openxmlformats.org/drawingml/2006/picture">
+                <pic:pic xmlns:pic="http://schemas.openxmlformats.org/drawingml/2006/picture">
+                  <pic:nvPicPr>
+                    <pic:cNvPr id="0" name="Picture 2"/>
+                    <pic:cNvPicPr>
+                      <a:picLocks noChangeAspect="1" noChangeArrowheads="1"/>
+                    </pic:cNvPicPr>
+                  </pic:nvPicPr>
+                  <pic:blipFill>
+                    <a:blip r:embed="rId16">
+                      <a:extLst>
+                        <a:ext uri="{28A0092B-C50C-407E-A947-70E740481C1C}">
+                          <a14:useLocalDpi xmlns:a14="http://schemas.microsoft.com/office/drawing/2010/main" val="0"/>
+                        </a:ext>
+                      </a:extLst>
+                    </a:blip>
+                    <a:srcRect/>
+                    <a:stretch>
+                      <a:fillRect/>
+                    </a:stretch>
+                  </pic:blipFill>
+                  <pic:spPr bwMode="auto">
+                    <a:xfrm>
+                      <a:off x="0" y="0"/>
+                      <a:ext cx="4684395" cy="353695"/>
+                    </a:xfrm>
+                    <a:prstGeom prst="rect">
+                      <a:avLst/>
+                    </a:prstGeom>
+                    <a:noFill/>
+                    <a:ln>
+                      <a:noFill/>
+                    </a:ln>
+                  </pic:spPr>
+                </pic:pic>
+              </a:graphicData>
+            </a:graphic>
+          </wp:inline>
+        </w:drawing>
+      </w:r>
+    </w:p>
+    <w:p>
+      <w:pPr>
+        <w:pStyle w:val="a6"/>
+        <w:numPr>
+          <w:ilvl w:val="1"/>
+          <w:numId w:val="10"/>
+        </w:numPr>
+        <w:rPr>
+          <w:rFonts w:hint="eastAsia"/>
+        </w:rPr>
+      </w:pPr>
+      <w:r>
+        <w:rPr>
+          <w:rFonts w:hint="eastAsia"/>
+        </w:rPr>
+        <w:t xml:space="preserve">삽입하려고 하는 블록 뒤에 </w:t>
+      </w:r>
+      <w:r>
+        <w:rPr>
+          <w:rFonts w:hint="eastAsia"/>
+        </w:rPr>
+        <w:t>새로운 블록을 만든다.</w:t>
+      </w:r>
+    </w:p>
+    <w:p>
+      <w:r>
+        <w:rPr>
+          <w:rFonts w:hint="eastAsia"/>
+          <w:noProof/>
+        </w:rPr>
+        <w:drawing>
+          <wp:inline distT="0" distB="0" distL="0" distR="0" wp14:anchorId="54DD1FE8" wp14:editId="5AB596CF">
+            <wp:extent cx="4684395" cy="271145"/>
+            <wp:effectExtent l="0" t="0" r="1905" b="0"/>
+            <wp:docPr id="2108533162" name="그림 14"/>
+            <wp:cNvGraphicFramePr>
+              <a:graphicFrameLocks xmlns:a="http://schemas.openxmlformats.org/drawingml/2006/main" noChangeAspect="1"/>
+            </wp:cNvGraphicFramePr>
+            <a:graphic xmlns:a="http://schemas.openxmlformats.org/drawingml/2006/main">
+              <a:graphicData uri="http://schemas.openxmlformats.org/drawingml/2006/picture">
+                <pic:pic xmlns:pic="http://schemas.openxmlformats.org/drawingml/2006/picture">
+                  <pic:nvPicPr>
+                    <pic:cNvPr id="0" name="Picture 3"/>
+                    <pic:cNvPicPr>
+                      <a:picLocks noChangeAspect="1" noChangeArrowheads="1"/>
+                    </pic:cNvPicPr>
+                  </pic:nvPicPr>
+                  <pic:blipFill>
+                    <a:blip r:embed="rId17">
+                      <a:extLst>
+                        <a:ext uri="{28A0092B-C50C-407E-A947-70E740481C1C}">
+                          <a14:useLocalDpi xmlns:a14="http://schemas.microsoft.com/office/drawing/2010/main" val="0"/>
+                        </a:ext>
+                      </a:extLst>
+                    </a:blip>
+                    <a:srcRect/>
+                    <a:stretch>
+                      <a:fillRect/>
+                    </a:stretch>
+                  </pic:blipFill>
+                  <pic:spPr bwMode="auto">
+                    <a:xfrm>
+                      <a:off x="0" y="0"/>
+                      <a:ext cx="4684395" cy="271145"/>
+                    </a:xfrm>
+                    <a:prstGeom prst="rect">
+                      <a:avLst/>
+                    </a:prstGeom>
+                    <a:noFill/>
+                    <a:ln>
+                      <a:noFill/>
+                    </a:ln>
+                  </pic:spPr>
+                </pic:pic>
+              </a:graphicData>
+            </a:graphic>
+          </wp:inline>
+        </w:drawing>
+      </w:r>
+    </w:p>
+    <w:p>
+      <w:pPr>
+        <w:pStyle w:val="a6"/>
+        <w:numPr>
+          <w:ilvl w:val="1"/>
+          <w:numId w:val="10"/>
+        </w:numPr>
+        <w:rPr>
+          <w:rFonts w:hint="eastAsia"/>
+        </w:rPr>
+      </w:pPr>
+      <w:r>
+        <w:rPr>
+          <w:rFonts w:hint="eastAsia"/>
+        </w:rPr>
+        <w:t>원래 필드와 삽입할 필드를 합쳐 정렬한다.</w:t>
+      </w:r>
+    </w:p>
+    <w:p>
+      <w:r>
+        <w:rPr>
+          <w:rFonts w:hint="eastAsia"/>
+          <w:noProof/>
+        </w:rPr>
+        <w:drawing>
+          <wp:inline distT="0" distB="0" distL="0" distR="0" wp14:anchorId="002D5399" wp14:editId="05CBB542">
+            <wp:extent cx="4684395" cy="460375"/>
+            <wp:effectExtent l="0" t="0" r="1905" b="0"/>
+            <wp:docPr id="1758482235" name="그림 15"/>
+            <wp:cNvGraphicFramePr>
+              <a:graphicFrameLocks xmlns:a="http://schemas.openxmlformats.org/drawingml/2006/main" noChangeAspect="1"/>
+            </wp:cNvGraphicFramePr>
+            <a:graphic xmlns:a="http://schemas.openxmlformats.org/drawingml/2006/main">
+              <a:graphicData uri="http://schemas.openxmlformats.org/drawingml/2006/picture">
+                <pic:pic xmlns:pic="http://schemas.openxmlformats.org/drawingml/2006/picture">
+                  <pic:nvPicPr>
+                    <pic:cNvPr id="0" name="Picture 4"/>
+                    <pic:cNvPicPr>
+                      <a:picLocks noChangeAspect="1" noChangeArrowheads="1"/>
+                    </pic:cNvPicPr>
+                  </pic:nvPicPr>
+                  <pic:blipFill>
+                    <a:blip r:embed="rId18">
+                      <a:extLst>
+                        <a:ext uri="{28A0092B-C50C-407E-A947-70E740481C1C}">
+                          <a14:useLocalDpi xmlns:a14="http://schemas.microsoft.com/office/drawing/2010/main" val="0"/>
+                        </a:ext>
+                      </a:extLst>
+                    </a:blip>
+                    <a:srcRect/>
+                    <a:stretch>
+                      <a:fillRect/>
+                    </a:stretch>
+                  </pic:blipFill>
+                  <pic:spPr bwMode="auto">
+                    <a:xfrm>
+                      <a:off x="0" y="0"/>
+                      <a:ext cx="4684395" cy="460375"/>
+                    </a:xfrm>
+                    <a:prstGeom prst="rect">
+                      <a:avLst/>
+                    </a:prstGeom>
+                    <a:noFill/>
+                    <a:ln>
+                      <a:noFill/>
+                    </a:ln>
+                  </pic:spPr>
+                </pic:pic>
+              </a:graphicData>
+            </a:graphic>
+          </wp:inline>
+        </w:drawing>
+      </w:r>
+    </w:p>
+    <w:p>
+      <w:pPr>
+        <w:pStyle w:val="a6"/>
+        <w:numPr>
+          <w:ilvl w:val="1"/>
+          <w:numId w:val="10"/>
+        </w:numPr>
+        <w:rPr>
+          <w:rFonts w:hint="eastAsia"/>
+        </w:rPr>
+      </w:pPr>
+      <w:r>
+        <w:rPr>
+          <w:rFonts w:hint="eastAsia"/>
+        </w:rPr>
+        <w:t>절반씩 나눠 저장한다.</w:t>
+      </w:r>
+    </w:p>
+    <w:p>
+      <w:pPr>
+        <w:rPr>
+          <w:rFonts w:hint="eastAsia"/>
+        </w:rPr>
+      </w:pPr>
+      <w:r>
+        <w:rPr>
+          <w:rFonts w:hint="eastAsia"/>
+          <w:noProof/>
+        </w:rPr>
+        <w:drawing>
+          <wp:inline distT="0" distB="0" distL="0" distR="0" wp14:anchorId="6A673890" wp14:editId="0EC3D6EE">
+            <wp:extent cx="4684395" cy="212090"/>
+            <wp:effectExtent l="0" t="0" r="1905" b="0"/>
+            <wp:docPr id="1156253656" name="그림 16"/>
+            <wp:cNvGraphicFramePr>
+              <a:graphicFrameLocks xmlns:a="http://schemas.openxmlformats.org/drawingml/2006/main" noChangeAspect="1"/>
+            </wp:cNvGraphicFramePr>
+            <a:graphic xmlns:a="http://schemas.openxmlformats.org/drawingml/2006/main">
+              <a:graphicData uri="http://schemas.openxmlformats.org/drawingml/2006/picture">
+                <pic:pic xmlns:pic="http://schemas.openxmlformats.org/drawingml/2006/picture">
+                  <pic:nvPicPr>
+                    <pic:cNvPr id="0" name="Picture 5"/>
+                    <pic:cNvPicPr>
+                      <a:picLocks noChangeAspect="1" noChangeArrowheads="1"/>
+                    </pic:cNvPicPr>
+                  </pic:nvPicPr>
+                  <pic:blipFill>
+                    <a:blip r:embed="rId19">
+                      <a:extLst>
+                        <a:ext uri="{28A0092B-C50C-407E-A947-70E740481C1C}">
+                          <a14:useLocalDpi xmlns:a14="http://schemas.microsoft.com/office/drawing/2010/main" val="0"/>
+                        </a:ext>
+                      </a:extLst>
+                    </a:blip>
+                    <a:srcRect/>
+                    <a:stretch>
+                      <a:fillRect/>
+                    </a:stretch>
+                  </pic:blipFill>
+                  <pic:spPr bwMode="auto">
+                    <a:xfrm>
+                      <a:off x="0" y="0"/>
+                      <a:ext cx="4684395" cy="212090"/>
+                    </a:xfrm>
+                    <a:prstGeom prst="rect">
+                      <a:avLst/>
+                    </a:prstGeom>
+                    <a:noFill/>
+                    <a:ln>
+                      <a:noFill/>
+                    </a:ln>
+                  </pic:spPr>
+                </pic:pic>
+              </a:graphicData>
+            </a:graphic>
+          </wp:inline>
+        </w:drawing>
       </w:r>
     </w:p>
     <w:sectPr>
@@ -2730,6 +6052,95 @@
     </w:lvl>
   </w:abstractNum>
   <w:abstractNum w:abstractNumId="3" w15:restartNumberingAfterBreak="0">
+    <w:nsid w:val="22402E23"/>
+    <w:multiLevelType w:val="hybridMultilevel"/>
+    <w:tmpl w:val="A9909D92"/>
+    <w:lvl w:ilvl="0" w:tplc="FFFFFFFF">
+      <w:start w:val="1"/>
+      <w:numFmt w:val="decimal"/>
+      <w:lvlText w:val="%1."/>
+      <w:lvlJc w:val="left"/>
+      <w:pPr>
+        <w:ind w:left="1160" w:hanging="360"/>
+      </w:pPr>
+      <w:rPr>
+        <w:rFonts w:hint="default"/>
+      </w:rPr>
+    </w:lvl>
+    <w:lvl w:ilvl="1" w:tplc="FFFFFFFF" w:tentative="1">
+      <w:start w:val="1"/>
+      <w:numFmt w:val="upperLetter"/>
+      <w:lvlText w:val="%2."/>
+      <w:lvlJc w:val="left"/>
+      <w:pPr>
+        <w:ind w:left="1680" w:hanging="440"/>
+      </w:pPr>
+    </w:lvl>
+    <w:lvl w:ilvl="2" w:tplc="FFFFFFFF" w:tentative="1">
+      <w:start w:val="1"/>
+      <w:numFmt w:val="lowerRoman"/>
+      <w:lvlText w:val="%3."/>
+      <w:lvlJc w:val="right"/>
+      <w:pPr>
+        <w:ind w:left="2120" w:hanging="440"/>
+      </w:pPr>
+    </w:lvl>
+    <w:lvl w:ilvl="3" w:tplc="FFFFFFFF" w:tentative="1">
+      <w:start w:val="1"/>
+      <w:numFmt w:val="decimal"/>
+      <w:lvlText w:val="%4."/>
+      <w:lvlJc w:val="left"/>
+      <w:pPr>
+        <w:ind w:left="2560" w:hanging="440"/>
+      </w:pPr>
+    </w:lvl>
+    <w:lvl w:ilvl="4" w:tplc="FFFFFFFF" w:tentative="1">
+      <w:start w:val="1"/>
+      <w:numFmt w:val="upperLetter"/>
+      <w:lvlText w:val="%5."/>
+      <w:lvlJc w:val="left"/>
+      <w:pPr>
+        <w:ind w:left="3000" w:hanging="440"/>
+      </w:pPr>
+    </w:lvl>
+    <w:lvl w:ilvl="5" w:tplc="FFFFFFFF" w:tentative="1">
+      <w:start w:val="1"/>
+      <w:numFmt w:val="lowerRoman"/>
+      <w:lvlText w:val="%6."/>
+      <w:lvlJc w:val="right"/>
+      <w:pPr>
+        <w:ind w:left="3440" w:hanging="440"/>
+      </w:pPr>
+    </w:lvl>
+    <w:lvl w:ilvl="6" w:tplc="FFFFFFFF" w:tentative="1">
+      <w:start w:val="1"/>
+      <w:numFmt w:val="decimal"/>
+      <w:lvlText w:val="%7."/>
+      <w:lvlJc w:val="left"/>
+      <w:pPr>
+        <w:ind w:left="3880" w:hanging="440"/>
+      </w:pPr>
+    </w:lvl>
+    <w:lvl w:ilvl="7" w:tplc="FFFFFFFF" w:tentative="1">
+      <w:start w:val="1"/>
+      <w:numFmt w:val="upperLetter"/>
+      <w:lvlText w:val="%8."/>
+      <w:lvlJc w:val="left"/>
+      <w:pPr>
+        <w:ind w:left="4320" w:hanging="440"/>
+      </w:pPr>
+    </w:lvl>
+    <w:lvl w:ilvl="8" w:tplc="FFFFFFFF" w:tentative="1">
+      <w:start w:val="1"/>
+      <w:numFmt w:val="lowerRoman"/>
+      <w:lvlText w:val="%9."/>
+      <w:lvlJc w:val="right"/>
+      <w:pPr>
+        <w:ind w:left="4760" w:hanging="440"/>
+      </w:pPr>
+    </w:lvl>
+  </w:abstractNum>
+  <w:abstractNum w:abstractNumId="4" w15:restartNumberingAfterBreak="0">
     <w:nsid w:val="297C2D64"/>
     <w:multiLevelType w:val="hybridMultilevel"/>
     <w:tmpl w:val="FDB23DD8"/>
@@ -2841,6 +6252,451 @@
       <w:rPr>
         <w:rFonts w:ascii="Wingdings" w:hAnsi="Wingdings" w:hint="default"/>
       </w:rPr>
+    </w:lvl>
+  </w:abstractNum>
+  <w:abstractNum w:abstractNumId="5" w15:restartNumberingAfterBreak="0">
+    <w:nsid w:val="3BAA3BE0"/>
+    <w:multiLevelType w:val="hybridMultilevel"/>
+    <w:tmpl w:val="A9909D92"/>
+    <w:lvl w:ilvl="0" w:tplc="3AB8FC7C">
+      <w:start w:val="1"/>
+      <w:numFmt w:val="decimal"/>
+      <w:lvlText w:val="%1."/>
+      <w:lvlJc w:val="left"/>
+      <w:pPr>
+        <w:ind w:left="1160" w:hanging="360"/>
+      </w:pPr>
+      <w:rPr>
+        <w:rFonts w:hint="default"/>
+      </w:rPr>
+    </w:lvl>
+    <w:lvl w:ilvl="1" w:tplc="04090019" w:tentative="1">
+      <w:start w:val="1"/>
+      <w:numFmt w:val="upperLetter"/>
+      <w:lvlText w:val="%2."/>
+      <w:lvlJc w:val="left"/>
+      <w:pPr>
+        <w:ind w:left="1680" w:hanging="440"/>
+      </w:pPr>
+    </w:lvl>
+    <w:lvl w:ilvl="2" w:tplc="0409001B" w:tentative="1">
+      <w:start w:val="1"/>
+      <w:numFmt w:val="lowerRoman"/>
+      <w:lvlText w:val="%3."/>
+      <w:lvlJc w:val="right"/>
+      <w:pPr>
+        <w:ind w:left="2120" w:hanging="440"/>
+      </w:pPr>
+    </w:lvl>
+    <w:lvl w:ilvl="3" w:tplc="0409000F" w:tentative="1">
+      <w:start w:val="1"/>
+      <w:numFmt w:val="decimal"/>
+      <w:lvlText w:val="%4."/>
+      <w:lvlJc w:val="left"/>
+      <w:pPr>
+        <w:ind w:left="2560" w:hanging="440"/>
+      </w:pPr>
+    </w:lvl>
+    <w:lvl w:ilvl="4" w:tplc="04090019" w:tentative="1">
+      <w:start w:val="1"/>
+      <w:numFmt w:val="upperLetter"/>
+      <w:lvlText w:val="%5."/>
+      <w:lvlJc w:val="left"/>
+      <w:pPr>
+        <w:ind w:left="3000" w:hanging="440"/>
+      </w:pPr>
+    </w:lvl>
+    <w:lvl w:ilvl="5" w:tplc="0409001B" w:tentative="1">
+      <w:start w:val="1"/>
+      <w:numFmt w:val="lowerRoman"/>
+      <w:lvlText w:val="%6."/>
+      <w:lvlJc w:val="right"/>
+      <w:pPr>
+        <w:ind w:left="3440" w:hanging="440"/>
+      </w:pPr>
+    </w:lvl>
+    <w:lvl w:ilvl="6" w:tplc="0409000F" w:tentative="1">
+      <w:start w:val="1"/>
+      <w:numFmt w:val="decimal"/>
+      <w:lvlText w:val="%7."/>
+      <w:lvlJc w:val="left"/>
+      <w:pPr>
+        <w:ind w:left="3880" w:hanging="440"/>
+      </w:pPr>
+    </w:lvl>
+    <w:lvl w:ilvl="7" w:tplc="04090019" w:tentative="1">
+      <w:start w:val="1"/>
+      <w:numFmt w:val="upperLetter"/>
+      <w:lvlText w:val="%8."/>
+      <w:lvlJc w:val="left"/>
+      <w:pPr>
+        <w:ind w:left="4320" w:hanging="440"/>
+      </w:pPr>
+    </w:lvl>
+    <w:lvl w:ilvl="8" w:tplc="0409001B" w:tentative="1">
+      <w:start w:val="1"/>
+      <w:numFmt w:val="lowerRoman"/>
+      <w:lvlText w:val="%9."/>
+      <w:lvlJc w:val="right"/>
+      <w:pPr>
+        <w:ind w:left="4760" w:hanging="440"/>
+      </w:pPr>
+    </w:lvl>
+  </w:abstractNum>
+  <w:abstractNum w:abstractNumId="6" w15:restartNumberingAfterBreak="0">
+    <w:nsid w:val="64BF4683"/>
+    <w:multiLevelType w:val="hybridMultilevel"/>
+    <w:tmpl w:val="A9909D92"/>
+    <w:lvl w:ilvl="0" w:tplc="FFFFFFFF">
+      <w:start w:val="1"/>
+      <w:numFmt w:val="decimal"/>
+      <w:lvlText w:val="%1."/>
+      <w:lvlJc w:val="left"/>
+      <w:pPr>
+        <w:ind w:left="1160" w:hanging="360"/>
+      </w:pPr>
+      <w:rPr>
+        <w:rFonts w:hint="default"/>
+      </w:rPr>
+    </w:lvl>
+    <w:lvl w:ilvl="1" w:tplc="FFFFFFFF" w:tentative="1">
+      <w:start w:val="1"/>
+      <w:numFmt w:val="upperLetter"/>
+      <w:lvlText w:val="%2."/>
+      <w:lvlJc w:val="left"/>
+      <w:pPr>
+        <w:ind w:left="1680" w:hanging="440"/>
+      </w:pPr>
+    </w:lvl>
+    <w:lvl w:ilvl="2" w:tplc="FFFFFFFF" w:tentative="1">
+      <w:start w:val="1"/>
+      <w:numFmt w:val="lowerRoman"/>
+      <w:lvlText w:val="%3."/>
+      <w:lvlJc w:val="right"/>
+      <w:pPr>
+        <w:ind w:left="2120" w:hanging="440"/>
+      </w:pPr>
+    </w:lvl>
+    <w:lvl w:ilvl="3" w:tplc="FFFFFFFF" w:tentative="1">
+      <w:start w:val="1"/>
+      <w:numFmt w:val="decimal"/>
+      <w:lvlText w:val="%4."/>
+      <w:lvlJc w:val="left"/>
+      <w:pPr>
+        <w:ind w:left="2560" w:hanging="440"/>
+      </w:pPr>
+    </w:lvl>
+    <w:lvl w:ilvl="4" w:tplc="FFFFFFFF" w:tentative="1">
+      <w:start w:val="1"/>
+      <w:numFmt w:val="upperLetter"/>
+      <w:lvlText w:val="%5."/>
+      <w:lvlJc w:val="left"/>
+      <w:pPr>
+        <w:ind w:left="3000" w:hanging="440"/>
+      </w:pPr>
+    </w:lvl>
+    <w:lvl w:ilvl="5" w:tplc="FFFFFFFF" w:tentative="1">
+      <w:start w:val="1"/>
+      <w:numFmt w:val="lowerRoman"/>
+      <w:lvlText w:val="%6."/>
+      <w:lvlJc w:val="right"/>
+      <w:pPr>
+        <w:ind w:left="3440" w:hanging="440"/>
+      </w:pPr>
+    </w:lvl>
+    <w:lvl w:ilvl="6" w:tplc="FFFFFFFF" w:tentative="1">
+      <w:start w:val="1"/>
+      <w:numFmt w:val="decimal"/>
+      <w:lvlText w:val="%7."/>
+      <w:lvlJc w:val="left"/>
+      <w:pPr>
+        <w:ind w:left="3880" w:hanging="440"/>
+      </w:pPr>
+    </w:lvl>
+    <w:lvl w:ilvl="7" w:tplc="FFFFFFFF" w:tentative="1">
+      <w:start w:val="1"/>
+      <w:numFmt w:val="upperLetter"/>
+      <w:lvlText w:val="%8."/>
+      <w:lvlJc w:val="left"/>
+      <w:pPr>
+        <w:ind w:left="4320" w:hanging="440"/>
+      </w:pPr>
+    </w:lvl>
+    <w:lvl w:ilvl="8" w:tplc="FFFFFFFF" w:tentative="1">
+      <w:start w:val="1"/>
+      <w:numFmt w:val="lowerRoman"/>
+      <w:lvlText w:val="%9."/>
+      <w:lvlJc w:val="right"/>
+      <w:pPr>
+        <w:ind w:left="4760" w:hanging="440"/>
+      </w:pPr>
+    </w:lvl>
+  </w:abstractNum>
+  <w:abstractNum w:abstractNumId="7" w15:restartNumberingAfterBreak="0">
+    <w:nsid w:val="67031D3D"/>
+    <w:multiLevelType w:val="hybridMultilevel"/>
+    <w:tmpl w:val="C9847B2A"/>
+    <w:lvl w:ilvl="0" w:tplc="BE74016C">
+      <w:start w:val="1"/>
+      <w:numFmt w:val="decimal"/>
+      <w:lvlText w:val="%1."/>
+      <w:lvlJc w:val="left"/>
+      <w:pPr>
+        <w:ind w:left="800" w:hanging="360"/>
+      </w:pPr>
+      <w:rPr>
+        <w:rFonts w:hint="default"/>
+      </w:rPr>
+    </w:lvl>
+    <w:lvl w:ilvl="1" w:tplc="04090019" w:tentative="1">
+      <w:start w:val="1"/>
+      <w:numFmt w:val="upperLetter"/>
+      <w:lvlText w:val="%2."/>
+      <w:lvlJc w:val="left"/>
+      <w:pPr>
+        <w:ind w:left="1320" w:hanging="440"/>
+      </w:pPr>
+    </w:lvl>
+    <w:lvl w:ilvl="2" w:tplc="0409001B" w:tentative="1">
+      <w:start w:val="1"/>
+      <w:numFmt w:val="lowerRoman"/>
+      <w:lvlText w:val="%3."/>
+      <w:lvlJc w:val="right"/>
+      <w:pPr>
+        <w:ind w:left="1760" w:hanging="440"/>
+      </w:pPr>
+    </w:lvl>
+    <w:lvl w:ilvl="3" w:tplc="0409000F" w:tentative="1">
+      <w:start w:val="1"/>
+      <w:numFmt w:val="decimal"/>
+      <w:lvlText w:val="%4."/>
+      <w:lvlJc w:val="left"/>
+      <w:pPr>
+        <w:ind w:left="2200" w:hanging="440"/>
+      </w:pPr>
+    </w:lvl>
+    <w:lvl w:ilvl="4" w:tplc="04090019" w:tentative="1">
+      <w:start w:val="1"/>
+      <w:numFmt w:val="upperLetter"/>
+      <w:lvlText w:val="%5."/>
+      <w:lvlJc w:val="left"/>
+      <w:pPr>
+        <w:ind w:left="2640" w:hanging="440"/>
+      </w:pPr>
+    </w:lvl>
+    <w:lvl w:ilvl="5" w:tplc="0409001B" w:tentative="1">
+      <w:start w:val="1"/>
+      <w:numFmt w:val="lowerRoman"/>
+      <w:lvlText w:val="%6."/>
+      <w:lvlJc w:val="right"/>
+      <w:pPr>
+        <w:ind w:left="3080" w:hanging="440"/>
+      </w:pPr>
+    </w:lvl>
+    <w:lvl w:ilvl="6" w:tplc="0409000F" w:tentative="1">
+      <w:start w:val="1"/>
+      <w:numFmt w:val="decimal"/>
+      <w:lvlText w:val="%7."/>
+      <w:lvlJc w:val="left"/>
+      <w:pPr>
+        <w:ind w:left="3520" w:hanging="440"/>
+      </w:pPr>
+    </w:lvl>
+    <w:lvl w:ilvl="7" w:tplc="04090019" w:tentative="1">
+      <w:start w:val="1"/>
+      <w:numFmt w:val="upperLetter"/>
+      <w:lvlText w:val="%8."/>
+      <w:lvlJc w:val="left"/>
+      <w:pPr>
+        <w:ind w:left="3960" w:hanging="440"/>
+      </w:pPr>
+    </w:lvl>
+    <w:lvl w:ilvl="8" w:tplc="0409001B" w:tentative="1">
+      <w:start w:val="1"/>
+      <w:numFmt w:val="lowerRoman"/>
+      <w:lvlText w:val="%9."/>
+      <w:lvlJc w:val="right"/>
+      <w:pPr>
+        <w:ind w:left="4400" w:hanging="440"/>
+      </w:pPr>
+    </w:lvl>
+  </w:abstractNum>
+  <w:abstractNum w:abstractNumId="8" w15:restartNumberingAfterBreak="0">
+    <w:nsid w:val="6CF70700"/>
+    <w:multiLevelType w:val="hybridMultilevel"/>
+    <w:tmpl w:val="3FF64B74"/>
+    <w:lvl w:ilvl="0" w:tplc="CB9E1426">
+      <w:start w:val="1"/>
+      <w:numFmt w:val="decimal"/>
+      <w:lvlText w:val="%1."/>
+      <w:lvlJc w:val="left"/>
+      <w:pPr>
+        <w:ind w:left="800" w:hanging="360"/>
+      </w:pPr>
+      <w:rPr>
+        <w:rFonts w:hint="default"/>
+      </w:rPr>
+    </w:lvl>
+    <w:lvl w:ilvl="1" w:tplc="04090019">
+      <w:start w:val="1"/>
+      <w:numFmt w:val="upperLetter"/>
+      <w:lvlText w:val="%2."/>
+      <w:lvlJc w:val="left"/>
+      <w:pPr>
+        <w:ind w:left="1320" w:hanging="440"/>
+      </w:pPr>
+    </w:lvl>
+    <w:lvl w:ilvl="2" w:tplc="0409001B" w:tentative="1">
+      <w:start w:val="1"/>
+      <w:numFmt w:val="lowerRoman"/>
+      <w:lvlText w:val="%3."/>
+      <w:lvlJc w:val="right"/>
+      <w:pPr>
+        <w:ind w:left="1760" w:hanging="440"/>
+      </w:pPr>
+    </w:lvl>
+    <w:lvl w:ilvl="3" w:tplc="0409000F" w:tentative="1">
+      <w:start w:val="1"/>
+      <w:numFmt w:val="decimal"/>
+      <w:lvlText w:val="%4."/>
+      <w:lvlJc w:val="left"/>
+      <w:pPr>
+        <w:ind w:left="2200" w:hanging="440"/>
+      </w:pPr>
+    </w:lvl>
+    <w:lvl w:ilvl="4" w:tplc="04090019" w:tentative="1">
+      <w:start w:val="1"/>
+      <w:numFmt w:val="upperLetter"/>
+      <w:lvlText w:val="%5."/>
+      <w:lvlJc w:val="left"/>
+      <w:pPr>
+        <w:ind w:left="2640" w:hanging="440"/>
+      </w:pPr>
+    </w:lvl>
+    <w:lvl w:ilvl="5" w:tplc="0409001B" w:tentative="1">
+      <w:start w:val="1"/>
+      <w:numFmt w:val="lowerRoman"/>
+      <w:lvlText w:val="%6."/>
+      <w:lvlJc w:val="right"/>
+      <w:pPr>
+        <w:ind w:left="3080" w:hanging="440"/>
+      </w:pPr>
+    </w:lvl>
+    <w:lvl w:ilvl="6" w:tplc="0409000F" w:tentative="1">
+      <w:start w:val="1"/>
+      <w:numFmt w:val="decimal"/>
+      <w:lvlText w:val="%7."/>
+      <w:lvlJc w:val="left"/>
+      <w:pPr>
+        <w:ind w:left="3520" w:hanging="440"/>
+      </w:pPr>
+    </w:lvl>
+    <w:lvl w:ilvl="7" w:tplc="04090019" w:tentative="1">
+      <w:start w:val="1"/>
+      <w:numFmt w:val="upperLetter"/>
+      <w:lvlText w:val="%8."/>
+      <w:lvlJc w:val="left"/>
+      <w:pPr>
+        <w:ind w:left="3960" w:hanging="440"/>
+      </w:pPr>
+    </w:lvl>
+    <w:lvl w:ilvl="8" w:tplc="0409001B" w:tentative="1">
+      <w:start w:val="1"/>
+      <w:numFmt w:val="lowerRoman"/>
+      <w:lvlText w:val="%9."/>
+      <w:lvlJc w:val="right"/>
+      <w:pPr>
+        <w:ind w:left="4400" w:hanging="440"/>
+      </w:pPr>
+    </w:lvl>
+  </w:abstractNum>
+  <w:abstractNum w:abstractNumId="9" w15:restartNumberingAfterBreak="0">
+    <w:nsid w:val="7A2E1663"/>
+    <w:multiLevelType w:val="hybridMultilevel"/>
+    <w:tmpl w:val="A9909D92"/>
+    <w:lvl w:ilvl="0" w:tplc="FFFFFFFF">
+      <w:start w:val="1"/>
+      <w:numFmt w:val="decimal"/>
+      <w:lvlText w:val="%1."/>
+      <w:lvlJc w:val="left"/>
+      <w:pPr>
+        <w:ind w:left="1160" w:hanging="360"/>
+      </w:pPr>
+      <w:rPr>
+        <w:rFonts w:hint="default"/>
+      </w:rPr>
+    </w:lvl>
+    <w:lvl w:ilvl="1" w:tplc="FFFFFFFF" w:tentative="1">
+      <w:start w:val="1"/>
+      <w:numFmt w:val="upperLetter"/>
+      <w:lvlText w:val="%2."/>
+      <w:lvlJc w:val="left"/>
+      <w:pPr>
+        <w:ind w:left="1680" w:hanging="440"/>
+      </w:pPr>
+    </w:lvl>
+    <w:lvl w:ilvl="2" w:tplc="FFFFFFFF" w:tentative="1">
+      <w:start w:val="1"/>
+      <w:numFmt w:val="lowerRoman"/>
+      <w:lvlText w:val="%3."/>
+      <w:lvlJc w:val="right"/>
+      <w:pPr>
+        <w:ind w:left="2120" w:hanging="440"/>
+      </w:pPr>
+    </w:lvl>
+    <w:lvl w:ilvl="3" w:tplc="FFFFFFFF" w:tentative="1">
+      <w:start w:val="1"/>
+      <w:numFmt w:val="decimal"/>
+      <w:lvlText w:val="%4."/>
+      <w:lvlJc w:val="left"/>
+      <w:pPr>
+        <w:ind w:left="2560" w:hanging="440"/>
+      </w:pPr>
+    </w:lvl>
+    <w:lvl w:ilvl="4" w:tplc="FFFFFFFF" w:tentative="1">
+      <w:start w:val="1"/>
+      <w:numFmt w:val="upperLetter"/>
+      <w:lvlText w:val="%5."/>
+      <w:lvlJc w:val="left"/>
+      <w:pPr>
+        <w:ind w:left="3000" w:hanging="440"/>
+      </w:pPr>
+    </w:lvl>
+    <w:lvl w:ilvl="5" w:tplc="FFFFFFFF" w:tentative="1">
+      <w:start w:val="1"/>
+      <w:numFmt w:val="lowerRoman"/>
+      <w:lvlText w:val="%6."/>
+      <w:lvlJc w:val="right"/>
+      <w:pPr>
+        <w:ind w:left="3440" w:hanging="440"/>
+      </w:pPr>
+    </w:lvl>
+    <w:lvl w:ilvl="6" w:tplc="FFFFFFFF" w:tentative="1">
+      <w:start w:val="1"/>
+      <w:numFmt w:val="decimal"/>
+      <w:lvlText w:val="%7."/>
+      <w:lvlJc w:val="left"/>
+      <w:pPr>
+        <w:ind w:left="3880" w:hanging="440"/>
+      </w:pPr>
+    </w:lvl>
+    <w:lvl w:ilvl="7" w:tplc="FFFFFFFF" w:tentative="1">
+      <w:start w:val="1"/>
+      <w:numFmt w:val="upperLetter"/>
+      <w:lvlText w:val="%8."/>
+      <w:lvlJc w:val="left"/>
+      <w:pPr>
+        <w:ind w:left="4320" w:hanging="440"/>
+      </w:pPr>
+    </w:lvl>
+    <w:lvl w:ilvl="8" w:tplc="FFFFFFFF" w:tentative="1">
+      <w:start w:val="1"/>
+      <w:numFmt w:val="lowerRoman"/>
+      <w:lvlText w:val="%9."/>
+      <w:lvlJc w:val="right"/>
+      <w:pPr>
+        <w:ind w:left="4760" w:hanging="440"/>
+      </w:pPr>
     </w:lvl>
   </w:abstractNum>
   <w:num w:numId="1" w16cid:durableId="300693603">
@@ -2853,7 +6709,25 @@
     <w:abstractNumId w:val="1"/>
   </w:num>
   <w:num w:numId="4" w16cid:durableId="632323770">
+    <w:abstractNumId w:val="4"/>
+  </w:num>
+  <w:num w:numId="5" w16cid:durableId="1793859824">
+    <w:abstractNumId w:val="7"/>
+  </w:num>
+  <w:num w:numId="6" w16cid:durableId="6250192">
+    <w:abstractNumId w:val="5"/>
+  </w:num>
+  <w:num w:numId="7" w16cid:durableId="600643963">
     <w:abstractNumId w:val="3"/>
+  </w:num>
+  <w:num w:numId="8" w16cid:durableId="1286622563">
+    <w:abstractNumId w:val="6"/>
+  </w:num>
+  <w:num w:numId="9" w16cid:durableId="430053839">
+    <w:abstractNumId w:val="9"/>
+  </w:num>
+  <w:num w:numId="10" w16cid:durableId="588806721">
+    <w:abstractNumId w:val="8"/>
   </w:num>
 </w:numbering>
 </file>

--- a/데이터베이스/데이터베이스.docx
+++ b/데이터베이스/데이터베이스.docx
@@ -24,51 +24,6 @@
       </w:r>
     </w:p>
     <w:p>
-      <w:r>
-        <w:rPr>
-          <w:rFonts w:hint="eastAsia"/>
-        </w:rPr>
-        <w:t>주제 : OT</w:t>
-      </w:r>
-    </w:p>
-    <w:p>
-      <w:r>
-        <w:rPr>
-          <w:rFonts w:hint="eastAsia"/>
-        </w:rPr>
-        <w:t xml:space="preserve">교제 추천 </w:t>
-      </w:r>
-      <w:r>
-        <w:t>–</w:t>
-      </w:r>
-      <w:r>
-        <w:rPr>
-          <w:rFonts w:hint="eastAsia"/>
-        </w:rPr>
-        <w:t xml:space="preserve"> 데이터베이스 시스템, 황규영 등 옮김</w:t>
-      </w:r>
-    </w:p>
-    <w:p>
-      <w:r>
-        <w:rPr>
-          <w:rFonts w:hint="eastAsia"/>
-        </w:rPr>
-        <w:t>15시간</w:t>
-      </w:r>
-      <w:r>
-        <w:rPr>
-          <w:rFonts w:hint="eastAsia"/>
-        </w:rPr>
-        <w:t xml:space="preserve"> 이상</w:t>
-      </w:r>
-      <w:r>
-        <w:rPr>
-          <w:rFonts w:hint="eastAsia"/>
-        </w:rPr>
-        <w:t>만 빠지지 말자</w:t>
-      </w:r>
-    </w:p>
-    <w:p>
       <w:pPr>
         <w:pBdr>
           <w:top w:val="single" w:sz="6" w:space="1" w:color="auto"/>
@@ -444,13 +399,27 @@
         <w:rPr>
           <w:rFonts w:hint="eastAsia"/>
         </w:rPr>
-        <w:t>문서 DB</w:t>
-      </w:r>
-      <w:r>
-        <w:rPr>
-          <w:rFonts w:hint="eastAsia"/>
-        </w:rPr>
-        <w:t xml:space="preserve"> / 예) 구글, 네이버 등</w:t>
+        <w:t xml:space="preserve">문서 </w:t>
+      </w:r>
+      <w:proofErr w:type="gramStart"/>
+      <w:r>
+        <w:rPr>
+          <w:rFonts w:hint="eastAsia"/>
+        </w:rPr>
+        <w:t>DB</w:t>
+      </w:r>
+      <w:r>
+        <w:rPr>
+          <w:rFonts w:hint="eastAsia"/>
+        </w:rPr>
+        <w:t xml:space="preserve"> /</w:t>
+      </w:r>
+      <w:proofErr w:type="gramEnd"/>
+      <w:r>
+        <w:rPr>
+          <w:rFonts w:hint="eastAsia"/>
+        </w:rPr>
+        <w:t xml:space="preserve"> 예) 구글, 네이버 등</w:t>
       </w:r>
     </w:p>
     <w:p>
@@ -473,13 +442,27 @@
         <w:rPr>
           <w:rFonts w:hint="eastAsia"/>
         </w:rPr>
-        <w:t>Multimedia DB</w:t>
-      </w:r>
-      <w:r>
-        <w:rPr>
-          <w:rFonts w:hint="eastAsia"/>
-        </w:rPr>
-        <w:t xml:space="preserve"> / 예) 네이버 렌즈 등</w:t>
+        <w:t xml:space="preserve">Multimedia </w:t>
+      </w:r>
+      <w:proofErr w:type="gramStart"/>
+      <w:r>
+        <w:rPr>
+          <w:rFonts w:hint="eastAsia"/>
+        </w:rPr>
+        <w:t>DB</w:t>
+      </w:r>
+      <w:r>
+        <w:rPr>
+          <w:rFonts w:hint="eastAsia"/>
+        </w:rPr>
+        <w:t xml:space="preserve"> /</w:t>
+      </w:r>
+      <w:proofErr w:type="gramEnd"/>
+      <w:r>
+        <w:rPr>
+          <w:rFonts w:hint="eastAsia"/>
+        </w:rPr>
+        <w:t xml:space="preserve"> 예) 네이버 렌즈 등</w:t>
       </w:r>
     </w:p>
     <w:p>
@@ -490,6 +473,7 @@
           <w:numId w:val="3"/>
         </w:numPr>
       </w:pPr>
+      <w:proofErr w:type="gramStart"/>
       <w:r>
         <w:rPr>
           <w:rFonts w:hint="eastAsia"/>
@@ -500,7 +484,14 @@
         <w:rPr>
           <w:rFonts w:hint="eastAsia"/>
         </w:rPr>
-        <w:t xml:space="preserve"> / 지도 정보를 통한 서비스</w:t>
+        <w:t xml:space="preserve"> /</w:t>
+      </w:r>
+      <w:proofErr w:type="gramEnd"/>
+      <w:r>
+        <w:rPr>
+          <w:rFonts w:hint="eastAsia"/>
+        </w:rPr>
+        <w:t xml:space="preserve"> 지도 정보를 통한 서비스</w:t>
       </w:r>
     </w:p>
     <w:p>
@@ -649,6 +640,27 @@
         </w:rPr>
         <w:t>빅데이터</w:t>
       </w:r>
+    </w:p>
+    <w:p>
+      <w:pPr>
+        <w:rPr>
+          <w:color w:val="70AD47" w:themeColor="accent6"/>
+        </w:rPr>
+      </w:pPr>
+    </w:p>
+    <w:p>
+      <w:pPr>
+        <w:rPr>
+          <w:color w:val="70AD47" w:themeColor="accent6"/>
+        </w:rPr>
+      </w:pPr>
+    </w:p>
+    <w:p>
+      <w:pPr>
+        <w:rPr>
+          <w:color w:val="70AD47" w:themeColor="accent6"/>
+        </w:rPr>
+      </w:pPr>
     </w:p>
     <w:p>
       <w:pPr>
@@ -3796,7 +3808,6 @@
     <w:p>
       <w:pPr>
         <w:rPr>
-          <w:rFonts w:hint="eastAsia"/>
           <w:b/>
           <w:bCs/>
         </w:rPr>
@@ -3984,7 +3995,6 @@
     <w:p>
       <w:pPr>
         <w:rPr>
-          <w:rFonts w:hint="eastAsia"/>
           <w:b/>
           <w:bCs/>
         </w:rPr>
@@ -4000,7 +4010,6 @@
     <w:p>
       <w:pPr>
         <w:rPr>
-          <w:rFonts w:hint="eastAsia"/>
           <w:noProof/>
         </w:rPr>
       </w:pPr>
@@ -4485,15 +4494,7 @@
           <w:b/>
           <w:bCs/>
         </w:rPr>
-        <w:t xml:space="preserve"> </w:t>
-      </w:r>
-      <w:r>
-        <w:rPr>
-          <w:rFonts w:hint="eastAsia"/>
-          <w:b/>
-          <w:bCs/>
-        </w:rPr>
-        <w:t>(A, B)</w:t>
+        <w:t xml:space="preserve"> (A, B)</w:t>
       </w:r>
     </w:p>
     <w:p>
@@ -4532,15 +4533,7 @@
           <w:b/>
           <w:bCs/>
         </w:rPr>
-        <w:t xml:space="preserve"> </w:t>
-      </w:r>
-      <w:r>
-        <w:rPr>
-          <w:rFonts w:hint="eastAsia"/>
-          <w:b/>
-          <w:bCs/>
-        </w:rPr>
-        <w:t>(</w:t>
+        <w:t xml:space="preserve"> (</w:t>
       </w:r>
       <w:r>
         <w:rPr>
@@ -4587,15 +4580,7 @@
           <w:b/>
           <w:bCs/>
         </w:rPr>
-        <w:t xml:space="preserve"> </w:t>
-      </w:r>
-      <w:r>
-        <w:rPr>
-          <w:rFonts w:hint="eastAsia"/>
-          <w:b/>
-          <w:bCs/>
-        </w:rPr>
-        <w:t>(E)</w:t>
+        <w:t xml:space="preserve"> (E)</w:t>
       </w:r>
     </w:p>
     <w:p>
@@ -4790,15 +4775,7 @@
           <w:b/>
           <w:bCs/>
         </w:rPr>
-        <w:t xml:space="preserve"> </w:t>
-      </w:r>
-      <w:r>
-        <w:rPr>
-          <w:rFonts w:hint="eastAsia"/>
-          <w:b/>
-          <w:bCs/>
-        </w:rPr>
-        <w:t>(A, B, C)</w:t>
+        <w:t xml:space="preserve"> (A, B, C)</w:t>
       </w:r>
     </w:p>
     <w:p>
@@ -4884,15 +4861,7 @@
           <w:b/>
           <w:bCs/>
         </w:rPr>
-        <w:t xml:space="preserve"> </w:t>
-      </w:r>
-      <w:r>
-        <w:rPr>
-          <w:rFonts w:hint="eastAsia"/>
-          <w:b/>
-          <w:bCs/>
-        </w:rPr>
-        <w:t>(E)</w:t>
+        <w:t xml:space="preserve"> (E)</w:t>
       </w:r>
     </w:p>
     <w:p>
@@ -5105,15 +5074,7 @@
           <w:b/>
           <w:bCs/>
         </w:rPr>
-        <w:t xml:space="preserve"> </w:t>
-      </w:r>
-      <w:r>
-        <w:rPr>
-          <w:rFonts w:hint="eastAsia"/>
-          <w:b/>
-          <w:bCs/>
-        </w:rPr>
-        <w:t>(A, B)</w:t>
+        <w:t xml:space="preserve"> (A, B)</w:t>
       </w:r>
     </w:p>
     <w:p>
@@ -5205,15 +5166,7 @@
           <w:b/>
           <w:bCs/>
         </w:rPr>
-        <w:t xml:space="preserve"> </w:t>
-      </w:r>
-      <w:r>
-        <w:rPr>
-          <w:rFonts w:hint="eastAsia"/>
-          <w:b/>
-          <w:bCs/>
-        </w:rPr>
-        <w:t>(</w:t>
+        <w:t xml:space="preserve"> (</w:t>
       </w:r>
       <w:r>
         <w:rPr>
@@ -5251,23 +5204,19 @@
     </w:p>
     <w:p>
       <w:pPr>
-        <w:pStyle w:val="a6"/>
-        <w:numPr>
-          <w:ilvl w:val="0"/>
-          <w:numId w:val="3"/>
-        </w:numPr>
-      </w:pPr>
-      <w:r>
-        <w:rPr>
-          <w:rFonts w:hint="eastAsia"/>
-        </w:rPr>
-        <w:t>위의 4가지 방안을 살펴보면 1, 2, 3안에서는 new-3을 최초 삽입 시에는 디스크 액세스를 5회하게된다. 하지만 new-3-1을 삽입하게 되면 1, 2, 4안의 경우</w:t>
-      </w:r>
-      <w:r>
-        <w:rPr>
-          <w:rFonts w:hint="eastAsia"/>
-        </w:rPr>
-        <w:t xml:space="preserve"> 작성한 알고리즘에 의하여 </w:t>
+        <w:spacing w:after="120"/>
+      </w:pPr>
+      <w:r>
+        <w:rPr>
+          <w:rFonts w:hint="eastAsia"/>
+        </w:rPr>
+        <w:t>위의 4가지 방안을 살펴보면 1, 2, 3안에서는 new-3을 최초 삽입 시에는 디스크 액세스를 5회하게된다. 하지만 new-3-1을 삽입하게 되면 1, 2, 4안</w:t>
+      </w:r>
+      <w:r>
+        <w:rPr>
+          <w:rFonts w:hint="eastAsia"/>
+        </w:rPr>
+        <w:t xml:space="preserve">은 </w:t>
       </w:r>
       <w:r>
         <w:rPr>
@@ -5338,6 +5287,24 @@
     </w:p>
     <w:p>
       <w:pPr>
+        <w:rPr>
+          <w:b/>
+          <w:bCs/>
+          <w:noProof/>
+        </w:rPr>
+      </w:pPr>
+      <w:r>
+        <w:rPr>
+          <w:rFonts w:hint="eastAsia"/>
+          <w:b/>
+          <w:bCs/>
+          <w:noProof/>
+        </w:rPr>
+        <w:t>삽입</w:t>
+      </w:r>
+    </w:p>
+    <w:p>
+      <w:pPr>
         <w:pStyle w:val="a6"/>
         <w:numPr>
           <w:ilvl w:val="0"/>
@@ -5388,9 +5355,6 @@
           <w:ilvl w:val="1"/>
           <w:numId w:val="10"/>
         </w:numPr>
-        <w:rPr>
-          <w:rFonts w:hint="eastAsia"/>
-        </w:rPr>
       </w:pPr>
       <w:r>
         <w:rPr>
@@ -5474,9 +5438,6 @@
           <w:ilvl w:val="1"/>
           <w:numId w:val="10"/>
         </w:numPr>
-        <w:rPr>
-          <w:rFonts w:hint="eastAsia"/>
-        </w:rPr>
       </w:pPr>
       <w:r>
         <w:rPr>
@@ -5554,9 +5515,6 @@
           <w:ilvl w:val="1"/>
           <w:numId w:val="10"/>
         </w:numPr>
-        <w:rPr>
-          <w:rFonts w:hint="eastAsia"/>
-        </w:rPr>
       </w:pPr>
       <w:r>
         <w:rPr>
@@ -5628,9 +5586,6 @@
           <w:ilvl w:val="1"/>
           <w:numId w:val="10"/>
         </w:numPr>
-        <w:rPr>
-          <w:rFonts w:hint="eastAsia"/>
-        </w:rPr>
       </w:pPr>
       <w:r>
         <w:rPr>
@@ -5638,13 +5593,22 @@
         </w:rPr>
         <w:t>절반씩 나눠 저장한다.</w:t>
       </w:r>
-    </w:p>
-    <w:p>
-      <w:pPr>
-        <w:rPr>
-          <w:rFonts w:hint="eastAsia"/>
-        </w:rPr>
-      </w:pPr>
+      <w:r>
+        <w:rPr>
+          <w:rFonts w:hint="eastAsia"/>
+        </w:rPr>
+        <w:t xml:space="preserve"> </w:t>
+      </w:r>
+      <w:r>
+        <w:rPr>
+          <w:rFonts w:hint="eastAsia"/>
+          <w:b/>
+          <w:bCs/>
+        </w:rPr>
+        <w:t>(분할)</w:t>
+      </w:r>
+    </w:p>
+    <w:p>
       <w:r>
         <w:rPr>
           <w:rFonts w:hint="eastAsia"/>
@@ -5700,6 +5664,2384 @@
         </w:drawing>
       </w:r>
     </w:p>
+    <w:p>
+      <w:pPr>
+        <w:rPr>
+          <w:b/>
+          <w:bCs/>
+        </w:rPr>
+      </w:pPr>
+      <w:r>
+        <w:rPr>
+          <w:rFonts w:hint="eastAsia"/>
+          <w:b/>
+          <w:bCs/>
+        </w:rPr>
+        <w:t>삭제</w:t>
+      </w:r>
+    </w:p>
+    <w:p>
+      <w:pPr>
+        <w:pStyle w:val="a6"/>
+        <w:numPr>
+          <w:ilvl w:val="0"/>
+          <w:numId w:val="11"/>
+        </w:numPr>
+      </w:pPr>
+      <w:r>
+        <w:rPr>
+          <w:rFonts w:hint="eastAsia"/>
+        </w:rPr>
+        <w:t>삭제할 레코드를 찾는다. 찾은 블록(A)</w:t>
+      </w:r>
+    </w:p>
+    <w:p>
+      <w:pPr>
+        <w:pStyle w:val="a6"/>
+        <w:numPr>
+          <w:ilvl w:val="0"/>
+          <w:numId w:val="11"/>
+        </w:numPr>
+      </w:pPr>
+      <w:r>
+        <w:rPr>
+          <w:rFonts w:hint="eastAsia"/>
+        </w:rPr>
+        <w:t>레코드를 삭제한다.</w:t>
+      </w:r>
+    </w:p>
+    <w:p>
+      <w:pPr>
+        <w:pStyle w:val="a6"/>
+        <w:numPr>
+          <w:ilvl w:val="0"/>
+          <w:numId w:val="11"/>
+        </w:numPr>
+      </w:pPr>
+      <w:r>
+        <w:rPr>
+          <w:rFonts w:hint="eastAsia"/>
+        </w:rPr>
+        <w:t xml:space="preserve">블록 사용률(a)이 50% </w:t>
+      </w:r>
+      <w:r>
+        <w:rPr>
+          <w:rFonts w:hint="eastAsia"/>
+        </w:rPr>
+        <w:t>미만이</w:t>
+      </w:r>
+      <w:r>
+        <w:rPr>
+          <w:rFonts w:hint="eastAsia"/>
+        </w:rPr>
+        <w:t xml:space="preserve"> 되면</w:t>
+      </w:r>
+    </w:p>
+    <w:p>
+      <w:pPr>
+        <w:pStyle w:val="a6"/>
+        <w:numPr>
+          <w:ilvl w:val="1"/>
+          <w:numId w:val="11"/>
+        </w:numPr>
+      </w:pPr>
+      <w:r>
+        <w:rPr>
+          <w:rFonts w:hint="eastAsia"/>
+        </w:rPr>
+        <w:t>다음 블록(B)을 읽어 블록 사용률(b)</w:t>
+      </w:r>
+      <w:r>
+        <w:t>를</w:t>
+      </w:r>
+      <w:r>
+        <w:rPr>
+          <w:rFonts w:hint="eastAsia"/>
+        </w:rPr>
+        <w:t xml:space="preserve"> 계산한다.</w:t>
+      </w:r>
+    </w:p>
+    <w:p>
+      <w:pPr>
+        <w:pStyle w:val="a6"/>
+        <w:numPr>
+          <w:ilvl w:val="1"/>
+          <w:numId w:val="11"/>
+        </w:numPr>
+      </w:pPr>
+      <w:r>
+        <w:rPr>
+          <w:rFonts w:hint="eastAsia"/>
+        </w:rPr>
+        <w:t>a+b &lt;= 100%이면 합친다.</w:t>
+      </w:r>
+      <w:r>
+        <w:rPr>
+          <w:rFonts w:hint="eastAsia"/>
+        </w:rPr>
+        <w:t xml:space="preserve"> </w:t>
+      </w:r>
+      <w:r>
+        <w:rPr>
+          <w:rFonts w:hint="eastAsia"/>
+          <w:b/>
+          <w:bCs/>
+        </w:rPr>
+        <w:t>(</w:t>
+      </w:r>
+      <w:r>
+        <w:rPr>
+          <w:rFonts w:hint="eastAsia"/>
+          <w:b/>
+          <w:bCs/>
+        </w:rPr>
+        <w:t>병합</w:t>
+      </w:r>
+      <w:r>
+        <w:rPr>
+          <w:rFonts w:hint="eastAsia"/>
+          <w:b/>
+          <w:bCs/>
+        </w:rPr>
+        <w:t>)</w:t>
+      </w:r>
+    </w:p>
+    <w:p>
+      <w:r>
+        <w:rPr>
+          <w:rFonts w:hint="eastAsia"/>
+          <w:noProof/>
+        </w:rPr>
+        <w:drawing>
+          <wp:inline distT="0" distB="0" distL="0" distR="0" wp14:anchorId="6DC3D11D" wp14:editId="586C4270">
+            <wp:extent cx="4825365" cy="815340"/>
+            <wp:effectExtent l="0" t="0" r="0" b="3810"/>
+            <wp:docPr id="1839116087" name="그림 18"/>
+            <wp:cNvGraphicFramePr>
+              <a:graphicFrameLocks xmlns:a="http://schemas.openxmlformats.org/drawingml/2006/main" noChangeAspect="1"/>
+            </wp:cNvGraphicFramePr>
+            <a:graphic xmlns:a="http://schemas.openxmlformats.org/drawingml/2006/main">
+              <a:graphicData uri="http://schemas.openxmlformats.org/drawingml/2006/picture">
+                <pic:pic xmlns:pic="http://schemas.openxmlformats.org/drawingml/2006/picture">
+                  <pic:nvPicPr>
+                    <pic:cNvPr id="0" name="Picture 7"/>
+                    <pic:cNvPicPr>
+                      <a:picLocks noChangeAspect="1" noChangeArrowheads="1"/>
+                    </pic:cNvPicPr>
+                  </pic:nvPicPr>
+                  <pic:blipFill>
+                    <a:blip r:embed="rId20">
+                      <a:extLst>
+                        <a:ext uri="{28A0092B-C50C-407E-A947-70E740481C1C}">
+                          <a14:useLocalDpi xmlns:a14="http://schemas.microsoft.com/office/drawing/2010/main" val="0"/>
+                        </a:ext>
+                      </a:extLst>
+                    </a:blip>
+                    <a:srcRect/>
+                    <a:stretch>
+                      <a:fillRect/>
+                    </a:stretch>
+                  </pic:blipFill>
+                  <pic:spPr bwMode="auto">
+                    <a:xfrm>
+                      <a:off x="0" y="0"/>
+                      <a:ext cx="4825365" cy="815340"/>
+                    </a:xfrm>
+                    <a:prstGeom prst="rect">
+                      <a:avLst/>
+                    </a:prstGeom>
+                    <a:noFill/>
+                    <a:ln>
+                      <a:noFill/>
+                    </a:ln>
+                  </pic:spPr>
+                </pic:pic>
+              </a:graphicData>
+            </a:graphic>
+          </wp:inline>
+        </w:drawing>
+      </w:r>
+    </w:p>
+    <w:p>
+      <w:pPr>
+        <w:pStyle w:val="a6"/>
+        <w:numPr>
+          <w:ilvl w:val="1"/>
+          <w:numId w:val="11"/>
+        </w:numPr>
+      </w:pPr>
+      <w:r>
+        <w:rPr>
+          <w:rFonts w:hint="eastAsia"/>
+        </w:rPr>
+        <w:t>a+</w:t>
+      </w:r>
+      <w:proofErr w:type="gramStart"/>
+      <w:r>
+        <w:rPr>
+          <w:rFonts w:hint="eastAsia"/>
+        </w:rPr>
+        <w:t>b &gt;</w:t>
+      </w:r>
+      <w:proofErr w:type="gramEnd"/>
+      <w:r>
+        <w:rPr>
+          <w:rFonts w:hint="eastAsia"/>
+        </w:rPr>
+        <w:t xml:space="preserve"> 100%이면 B에서 A로 일부 레코드를 이동하여 A, B 모두 50% 이상이 되도록 한다.</w:t>
+      </w:r>
+      <w:r>
+        <w:rPr>
+          <w:rFonts w:hint="eastAsia"/>
+        </w:rPr>
+        <w:t xml:space="preserve"> </w:t>
+      </w:r>
+      <w:r>
+        <w:rPr>
+          <w:rFonts w:hint="eastAsia"/>
+          <w:b/>
+          <w:bCs/>
+        </w:rPr>
+        <w:t>(재분</w:t>
+      </w:r>
+      <w:r>
+        <w:rPr>
+          <w:rFonts w:hint="eastAsia"/>
+          <w:b/>
+          <w:bCs/>
+        </w:rPr>
+        <w:t>배</w:t>
+      </w:r>
+      <w:r>
+        <w:rPr>
+          <w:rFonts w:hint="eastAsia"/>
+          <w:b/>
+          <w:bCs/>
+        </w:rPr>
+        <w:t>)</w:t>
+      </w:r>
+    </w:p>
+    <w:p>
+      <w:r>
+        <w:rPr>
+          <w:noProof/>
+        </w:rPr>
+        <w:drawing>
+          <wp:inline distT="0" distB="0" distL="0" distR="0" wp14:anchorId="579269A4" wp14:editId="628CF080">
+            <wp:extent cx="4825365" cy="760095"/>
+            <wp:effectExtent l="0" t="0" r="0" b="1905"/>
+            <wp:docPr id="61217136" name="그림 17"/>
+            <wp:cNvGraphicFramePr>
+              <a:graphicFrameLocks xmlns:a="http://schemas.openxmlformats.org/drawingml/2006/main" noChangeAspect="1"/>
+            </wp:cNvGraphicFramePr>
+            <a:graphic xmlns:a="http://schemas.openxmlformats.org/drawingml/2006/main">
+              <a:graphicData uri="http://schemas.openxmlformats.org/drawingml/2006/picture">
+                <pic:pic xmlns:pic="http://schemas.openxmlformats.org/drawingml/2006/picture">
+                  <pic:nvPicPr>
+                    <pic:cNvPr id="0" name="Picture 6"/>
+                    <pic:cNvPicPr>
+                      <a:picLocks noChangeAspect="1" noChangeArrowheads="1"/>
+                    </pic:cNvPicPr>
+                  </pic:nvPicPr>
+                  <pic:blipFill>
+                    <a:blip r:embed="rId21">
+                      <a:extLst>
+                        <a:ext uri="{28A0092B-C50C-407E-A947-70E740481C1C}">
+                          <a14:useLocalDpi xmlns:a14="http://schemas.microsoft.com/office/drawing/2010/main" val="0"/>
+                        </a:ext>
+                      </a:extLst>
+                    </a:blip>
+                    <a:srcRect/>
+                    <a:stretch>
+                      <a:fillRect/>
+                    </a:stretch>
+                  </pic:blipFill>
+                  <pic:spPr bwMode="auto">
+                    <a:xfrm>
+                      <a:off x="0" y="0"/>
+                      <a:ext cx="4825365" cy="760095"/>
+                    </a:xfrm>
+                    <a:prstGeom prst="rect">
+                      <a:avLst/>
+                    </a:prstGeom>
+                    <a:noFill/>
+                    <a:ln>
+                      <a:noFill/>
+                    </a:ln>
+                  </pic:spPr>
+                </pic:pic>
+              </a:graphicData>
+            </a:graphic>
+          </wp:inline>
+        </w:drawing>
+      </w:r>
+    </w:p>
+    <w:p>
+      <w:pPr>
+        <w:rPr>
+          <w:b/>
+          <w:bCs/>
+        </w:rPr>
+      </w:pPr>
+      <w:r>
+        <w:rPr>
+          <w:rFonts w:hint="eastAsia"/>
+          <w:b/>
+          <w:bCs/>
+        </w:rPr>
+        <w:lastRenderedPageBreak/>
+        <w:t>인덱스</w:t>
+      </w:r>
+    </w:p>
+    <w:p>
+      <w:pPr>
+        <w:pStyle w:val="a6"/>
+        <w:numPr>
+          <w:ilvl w:val="0"/>
+          <w:numId w:val="3"/>
+        </w:numPr>
+      </w:pPr>
+      <w:r>
+        <w:rPr>
+          <w:rFonts w:hint="eastAsia"/>
+        </w:rPr>
+        <w:t xml:space="preserve">레코드를 </w:t>
+      </w:r>
+      <w:r>
+        <w:rPr>
+          <w:rFonts w:hint="eastAsia"/>
+          <w:b/>
+          <w:bCs/>
+          <w:color w:val="EE0000"/>
+        </w:rPr>
+        <w:t>빠르게</w:t>
+      </w:r>
+      <w:r>
+        <w:rPr>
+          <w:rFonts w:hint="eastAsia"/>
+        </w:rPr>
+        <w:t xml:space="preserve"> 찾을 수 있도록 도와주는 </w:t>
+      </w:r>
+      <w:r>
+        <w:rPr>
+          <w:rFonts w:hint="eastAsia"/>
+          <w:b/>
+          <w:bCs/>
+          <w:color w:val="EE0000"/>
+        </w:rPr>
+        <w:t>보조</w:t>
+      </w:r>
+      <w:r>
+        <w:rPr>
+          <w:rFonts w:hint="eastAsia"/>
+        </w:rPr>
+        <w:t xml:space="preserve"> </w:t>
+      </w:r>
+      <w:r>
+        <w:rPr>
+          <w:rFonts w:hint="eastAsia"/>
+          <w:b/>
+          <w:bCs/>
+          <w:color w:val="EE0000"/>
+        </w:rPr>
+        <w:t>파일</w:t>
+      </w:r>
+    </w:p>
+    <w:p>
+      <w:pPr>
+        <w:pStyle w:val="a6"/>
+        <w:numPr>
+          <w:ilvl w:val="0"/>
+          <w:numId w:val="3"/>
+        </w:numPr>
+      </w:pPr>
+      <w:r>
+        <w:rPr>
+          <w:rFonts w:hint="eastAsia"/>
+        </w:rPr>
+        <w:t>파일에 또 다른 접근 경로</w:t>
+      </w:r>
+    </w:p>
+    <w:p>
+      <w:pPr>
+        <w:pStyle w:val="a6"/>
+        <w:numPr>
+          <w:ilvl w:val="0"/>
+          <w:numId w:val="3"/>
+        </w:numPr>
+      </w:pPr>
+      <w:r>
+        <w:rPr>
+          <w:rFonts w:hint="eastAsia"/>
+          <w:b/>
+          <w:bCs/>
+        </w:rPr>
+        <w:t>인덱스 엔트리</w:t>
+      </w:r>
+    </w:p>
+    <w:p>
+      <w:pPr>
+        <w:pStyle w:val="a6"/>
+        <w:numPr>
+          <w:ilvl w:val="1"/>
+          <w:numId w:val="3"/>
+        </w:numPr>
+      </w:pPr>
+      <w:r>
+        <w:rPr>
+          <w:rFonts w:hint="eastAsia"/>
+        </w:rPr>
+        <w:t>인덱스 파일의 레코드</w:t>
+      </w:r>
+    </w:p>
+    <w:p>
+      <w:pPr>
+        <w:pStyle w:val="a6"/>
+        <w:numPr>
+          <w:ilvl w:val="1"/>
+          <w:numId w:val="3"/>
+        </w:numPr>
+      </w:pPr>
+      <w:r>
+        <w:rPr>
+          <w:rFonts w:hint="eastAsia"/>
+        </w:rPr>
+        <w:t>인덱스 엔트리의 구조</w:t>
+      </w:r>
+    </w:p>
+    <w:p>
+      <w:pPr>
+        <w:pStyle w:val="a6"/>
+        <w:numPr>
+          <w:ilvl w:val="2"/>
+          <w:numId w:val="3"/>
+        </w:numPr>
+      </w:pPr>
+      <w:r>
+        <w:rPr>
+          <w:rFonts w:hint="eastAsia"/>
+        </w:rPr>
+        <w:t>[키 값들, 레코드 주소</w:t>
+      </w:r>
+      <w:r>
+        <w:rPr>
+          <w:rFonts w:hint="eastAsia"/>
+        </w:rPr>
+        <w:t>(블록의 주소)</w:t>
+      </w:r>
+      <w:r>
+        <w:rPr>
+          <w:rFonts w:hint="eastAsia"/>
+        </w:rPr>
+        <w:t>]</w:t>
+      </w:r>
+    </w:p>
+    <w:p>
+      <w:pPr>
+        <w:pStyle w:val="a6"/>
+        <w:numPr>
+          <w:ilvl w:val="1"/>
+          <w:numId w:val="3"/>
+        </w:numPr>
+      </w:pPr>
+      <w:r>
+        <w:rPr>
+          <w:rFonts w:hint="eastAsia"/>
+        </w:rPr>
+        <w:t>인덱스 엔트리를 만드는 데 데이터 파일을 순차검색을 하여 만들어야 한다.</w:t>
+      </w:r>
+    </w:p>
+    <w:p/>
+    <w:p>
+      <w:pPr>
+        <w:rPr>
+          <w:b/>
+          <w:bCs/>
+        </w:rPr>
+      </w:pPr>
+      <w:r>
+        <w:rPr>
+          <w:rFonts w:hint="eastAsia"/>
+          <w:b/>
+          <w:bCs/>
+        </w:rPr>
+        <w:t xml:space="preserve">인덱스 </w:t>
+      </w:r>
+      <w:r>
+        <w:rPr>
+          <w:rFonts w:hint="eastAsia"/>
+          <w:b/>
+          <w:bCs/>
+        </w:rPr>
+        <w:t>검색 알고리즘</w:t>
+      </w:r>
+    </w:p>
+    <w:p>
+      <w:pPr>
+        <w:pStyle w:val="a6"/>
+        <w:numPr>
+          <w:ilvl w:val="0"/>
+          <w:numId w:val="12"/>
+        </w:numPr>
+      </w:pPr>
+      <w:r>
+        <w:rPr>
+          <w:rFonts w:hint="eastAsia"/>
+        </w:rPr>
+        <w:t>인덱스에서 해당 엔트리를 찾는다.</w:t>
+      </w:r>
+    </w:p>
+    <w:p>
+      <w:pPr>
+        <w:pStyle w:val="a6"/>
+        <w:numPr>
+          <w:ilvl w:val="0"/>
+          <w:numId w:val="12"/>
+        </w:numPr>
+      </w:pPr>
+      <w:r>
+        <w:rPr>
+          <w:rFonts w:hint="eastAsia"/>
+        </w:rPr>
+        <w:t xml:space="preserve">블록 포인터가 가리키는 블록부터 원하는 레코드를 </w:t>
+      </w:r>
+      <w:r>
+        <w:rPr>
+          <w:rFonts w:hint="eastAsia"/>
+        </w:rPr>
+        <w:t>순차 검색한</w:t>
+      </w:r>
+      <w:r>
+        <w:rPr>
+          <w:rFonts w:hint="eastAsia"/>
+        </w:rPr>
+        <w:t>다.</w:t>
+      </w:r>
+    </w:p>
+    <w:p>
+      <w:pPr>
+        <w:pStyle w:val="a6"/>
+        <w:numPr>
+          <w:ilvl w:val="0"/>
+          <w:numId w:val="4"/>
+        </w:numPr>
+        <w:rPr>
+          <w:b/>
+          <w:bCs/>
+        </w:rPr>
+      </w:pPr>
+      <w:r>
+        <w:rPr>
+          <w:rFonts w:hint="eastAsia"/>
+          <w:b/>
+          <w:bCs/>
+        </w:rPr>
+        <w:t>순차 검색의 시작점을 변경</w:t>
+      </w:r>
+    </w:p>
+    <w:p>
+      <w:pPr>
+        <w:rPr>
+          <w:b/>
+          <w:bCs/>
+        </w:rPr>
+      </w:pPr>
+      <w:r>
+        <w:rPr>
+          <w:b/>
+          <w:bCs/>
+          <w:noProof/>
+        </w:rPr>
+        <w:drawing>
+          <wp:inline distT="0" distB="0" distL="0" distR="0" wp14:anchorId="7B9F722D" wp14:editId="10DEF6EF">
+            <wp:extent cx="6660000" cy="865366"/>
+            <wp:effectExtent l="0" t="0" r="0" b="0"/>
+            <wp:docPr id="54510606" name="그림 19"/>
+            <wp:cNvGraphicFramePr>
+              <a:graphicFrameLocks xmlns:a="http://schemas.openxmlformats.org/drawingml/2006/main" noChangeAspect="1"/>
+            </wp:cNvGraphicFramePr>
+            <a:graphic xmlns:a="http://schemas.openxmlformats.org/drawingml/2006/main">
+              <a:graphicData uri="http://schemas.openxmlformats.org/drawingml/2006/picture">
+                <pic:pic xmlns:pic="http://schemas.openxmlformats.org/drawingml/2006/picture">
+                  <pic:nvPicPr>
+                    <pic:cNvPr id="0" name="Picture 8"/>
+                    <pic:cNvPicPr>
+                      <a:picLocks noChangeAspect="1" noChangeArrowheads="1"/>
+                    </pic:cNvPicPr>
+                  </pic:nvPicPr>
+                  <pic:blipFill>
+                    <a:blip r:embed="rId22">
+                      <a:extLst>
+                        <a:ext uri="{28A0092B-C50C-407E-A947-70E740481C1C}">
+                          <a14:useLocalDpi xmlns:a14="http://schemas.microsoft.com/office/drawing/2010/main" val="0"/>
+                        </a:ext>
+                      </a:extLst>
+                    </a:blip>
+                    <a:srcRect/>
+                    <a:stretch>
+                      <a:fillRect/>
+                    </a:stretch>
+                  </pic:blipFill>
+                  <pic:spPr bwMode="auto">
+                    <a:xfrm>
+                      <a:off x="0" y="0"/>
+                      <a:ext cx="6660000" cy="865366"/>
+                    </a:xfrm>
+                    <a:prstGeom prst="rect">
+                      <a:avLst/>
+                    </a:prstGeom>
+                    <a:noFill/>
+                    <a:ln>
+                      <a:noFill/>
+                    </a:ln>
+                  </pic:spPr>
+                </pic:pic>
+              </a:graphicData>
+            </a:graphic>
+          </wp:inline>
+        </w:drawing>
+      </w:r>
+    </w:p>
+    <w:p>
+      <w:pPr>
+        <w:rPr>
+          <w:b/>
+          <w:bCs/>
+        </w:rPr>
+      </w:pPr>
+    </w:p>
+    <w:p>
+      <w:pPr>
+        <w:rPr>
+          <w:b/>
+          <w:bCs/>
+        </w:rPr>
+      </w:pPr>
+      <w:r>
+        <w:rPr>
+          <w:rFonts w:hint="eastAsia"/>
+          <w:b/>
+          <w:bCs/>
+        </w:rPr>
+        <w:t>순서파일 검색 vs 인덱스 검색</w:t>
+      </w:r>
+    </w:p>
+    <w:p>
+      <w:r>
+        <w:rPr>
+          <w:rFonts w:hint="eastAsia"/>
+          <w:b/>
+          <w:bCs/>
+        </w:rPr>
+        <w:t>조건</w:t>
+      </w:r>
+      <w:r>
+        <w:rPr>
+          <w:rFonts w:hint="eastAsia"/>
+          <w:b/>
+          <w:bCs/>
+        </w:rPr>
+        <w:t xml:space="preserve"> 1.</w:t>
+      </w:r>
+      <w:r>
+        <w:rPr>
+          <w:rFonts w:hint="eastAsia"/>
+        </w:rPr>
+        <w:t xml:space="preserve"> 찾을 레코드보다 큰 레코드를 찾을 때까지 블록을 찾는다.</w:t>
+      </w:r>
+      <w:r>
+        <w:br/>
+      </w:r>
+      <w:r>
+        <w:rPr>
+          <w:rFonts w:hint="eastAsia"/>
+          <w:b/>
+          <w:bCs/>
+        </w:rPr>
+        <w:t>조건 2.</w:t>
+      </w:r>
+      <w:r>
+        <w:rPr>
+          <w:rFonts w:hint="eastAsia"/>
+        </w:rPr>
+        <w:t xml:space="preserve"> 빈 공간이 있다면 아직 끝나지 않은 것을 판단</w:t>
+      </w:r>
+    </w:p>
+    <w:tbl>
+      <w:tblPr>
+        <w:tblStyle w:val="ad"/>
+        <w:tblW w:w="0" w:type="auto"/>
+        <w:jc w:val="center"/>
+        <w:tblLook w:val="04A0" w:firstRow="1" w:lastRow="0" w:firstColumn="1" w:lastColumn="0" w:noHBand="0" w:noVBand="1"/>
+      </w:tblPr>
+      <w:tblGrid>
+        <w:gridCol w:w="1427"/>
+        <w:gridCol w:w="4380"/>
+        <w:gridCol w:w="3260"/>
+        <w:gridCol w:w="1389"/>
+      </w:tblGrid>
+      <w:tr>
+        <w:trPr>
+          <w:jc w:val="center"/>
+        </w:trPr>
+        <w:tc>
+          <w:tcPr>
+            <w:tcW w:w="1427" w:type="dxa"/>
+            <w:tcBorders>
+              <w:top w:val="single" w:sz="4" w:space="0" w:color="auto"/>
+              <w:left w:val="single" w:sz="4" w:space="0" w:color="auto"/>
+              <w:bottom w:val="single" w:sz="4" w:space="0" w:color="auto"/>
+              <w:right w:val="single" w:sz="4" w:space="0" w:color="auto"/>
+            </w:tcBorders>
+            <w:vAlign w:val="center"/>
+          </w:tcPr>
+          <w:p>
+            <w:pPr>
+              <w:jc w:val="center"/>
+              <w:rPr>
+                <w:b/>
+                <w:bCs/>
+              </w:rPr>
+            </w:pPr>
+            <w:r>
+              <w:rPr>
+                <w:rFonts w:hint="eastAsia"/>
+                <w:b/>
+                <w:bCs/>
+              </w:rPr>
+              <w:t>Search</w:t>
+            </w:r>
+          </w:p>
+        </w:tc>
+        <w:tc>
+          <w:tcPr>
+            <w:tcW w:w="4380" w:type="dxa"/>
+            <w:tcBorders>
+              <w:top w:val="single" w:sz="4" w:space="0" w:color="auto"/>
+              <w:left w:val="single" w:sz="4" w:space="0" w:color="auto"/>
+              <w:bottom w:val="single" w:sz="4" w:space="0" w:color="auto"/>
+              <w:right w:val="single" w:sz="4" w:space="0" w:color="auto"/>
+            </w:tcBorders>
+            <w:shd w:val="clear" w:color="auto" w:fill="D9E2F3" w:themeFill="accent1" w:themeFillTint="33"/>
+            <w:vAlign w:val="center"/>
+          </w:tcPr>
+          <w:p>
+            <w:pPr>
+              <w:jc w:val="center"/>
+              <w:rPr>
+                <w:b/>
+                <w:bCs/>
+              </w:rPr>
+            </w:pPr>
+            <w:r>
+              <w:rPr>
+                <w:rFonts w:hint="eastAsia"/>
+                <w:b/>
+                <w:bCs/>
+              </w:rPr>
+              <w:t>순서파일 검색</w:t>
+            </w:r>
+          </w:p>
+        </w:tc>
+        <w:tc>
+          <w:tcPr>
+            <w:tcW w:w="4649" w:type="dxa"/>
+            <w:gridSpan w:val="2"/>
+            <w:tcBorders>
+              <w:top w:val="single" w:sz="4" w:space="0" w:color="auto"/>
+              <w:left w:val="single" w:sz="4" w:space="0" w:color="auto"/>
+              <w:bottom w:val="single" w:sz="4" w:space="0" w:color="auto"/>
+              <w:right w:val="single" w:sz="4" w:space="0" w:color="auto"/>
+            </w:tcBorders>
+            <w:shd w:val="clear" w:color="auto" w:fill="D9E2F3" w:themeFill="accent1" w:themeFillTint="33"/>
+            <w:vAlign w:val="center"/>
+          </w:tcPr>
+          <w:p>
+            <w:pPr>
+              <w:jc w:val="center"/>
+              <w:rPr>
+                <w:b/>
+                <w:bCs/>
+              </w:rPr>
+            </w:pPr>
+            <w:r>
+              <w:rPr>
+                <w:rFonts w:hint="eastAsia"/>
+                <w:b/>
+                <w:bCs/>
+              </w:rPr>
+              <w:t>인덱스 검색</w:t>
+            </w:r>
+          </w:p>
+        </w:tc>
+      </w:tr>
+      <w:tr>
+        <w:trPr>
+          <w:jc w:val="center"/>
+        </w:trPr>
+        <w:tc>
+          <w:tcPr>
+            <w:tcW w:w="1427" w:type="dxa"/>
+            <w:vMerge w:val="restart"/>
+            <w:tcBorders>
+              <w:top w:val="single" w:sz="4" w:space="0" w:color="auto"/>
+              <w:left w:val="single" w:sz="4" w:space="0" w:color="auto"/>
+              <w:bottom w:val="single" w:sz="4" w:space="0" w:color="auto"/>
+              <w:right w:val="single" w:sz="4" w:space="0" w:color="auto"/>
+            </w:tcBorders>
+            <w:shd w:val="clear" w:color="auto" w:fill="D9E2F3" w:themeFill="accent1" w:themeFillTint="33"/>
+            <w:vAlign w:val="center"/>
+          </w:tcPr>
+          <w:p>
+            <w:pPr>
+              <w:jc w:val="center"/>
+              <w:rPr>
+                <w:b/>
+                <w:bCs/>
+              </w:rPr>
+            </w:pPr>
+            <w:r>
+              <w:rPr>
+                <w:rFonts w:hint="eastAsia"/>
+                <w:b/>
+                <w:bCs/>
+              </w:rPr>
+              <w:t>Search 1</w:t>
+            </w:r>
+          </w:p>
+        </w:tc>
+        <w:tc>
+          <w:tcPr>
+            <w:tcW w:w="4380" w:type="dxa"/>
+            <w:vMerge w:val="restart"/>
+            <w:tcBorders>
+              <w:top w:val="single" w:sz="4" w:space="0" w:color="auto"/>
+              <w:left w:val="single" w:sz="4" w:space="0" w:color="auto"/>
+              <w:bottom w:val="single" w:sz="4" w:space="0" w:color="auto"/>
+              <w:right w:val="single" w:sz="4" w:space="0" w:color="auto"/>
+            </w:tcBorders>
+            <w:vAlign w:val="center"/>
+          </w:tcPr>
+          <w:p>
+            <w:pPr>
+              <w:jc w:val="center"/>
+            </w:pPr>
+            <w:r>
+              <w:rPr>
+                <w:rFonts w:hint="eastAsia"/>
+              </w:rPr>
+              <w:t xml:space="preserve">순서파일 액세스 </w:t>
+            </w:r>
+            <w:r>
+              <w:rPr>
+                <w:rFonts w:hint="eastAsia"/>
+                <w:b/>
+                <w:bCs/>
+                <w:color w:val="EE0000"/>
+              </w:rPr>
+              <w:t>1회</w:t>
+            </w:r>
+          </w:p>
+        </w:tc>
+        <w:tc>
+          <w:tcPr>
+            <w:tcW w:w="3260" w:type="dxa"/>
+            <w:tcBorders>
+              <w:top w:val="single" w:sz="4" w:space="0" w:color="auto"/>
+              <w:left w:val="single" w:sz="4" w:space="0" w:color="auto"/>
+              <w:bottom w:val="single" w:sz="4" w:space="0" w:color="auto"/>
+              <w:right w:val="single" w:sz="4" w:space="0" w:color="auto"/>
+            </w:tcBorders>
+            <w:vAlign w:val="center"/>
+          </w:tcPr>
+          <w:p>
+            <w:pPr>
+              <w:jc w:val="center"/>
+            </w:pPr>
+            <w:r>
+              <w:rPr>
+                <w:rFonts w:hint="eastAsia"/>
+              </w:rPr>
+              <w:t xml:space="preserve">인덱스 엔트리 액세스 </w:t>
+            </w:r>
+            <w:r>
+              <w:rPr>
+                <w:rFonts w:hint="eastAsia"/>
+                <w:b/>
+                <w:bCs/>
+                <w:color w:val="EE0000"/>
+              </w:rPr>
+              <w:t>1회</w:t>
+            </w:r>
+          </w:p>
+        </w:tc>
+        <w:tc>
+          <w:tcPr>
+            <w:tcW w:w="1389" w:type="dxa"/>
+            <w:vMerge w:val="restart"/>
+            <w:tcBorders>
+              <w:top w:val="single" w:sz="4" w:space="0" w:color="auto"/>
+              <w:left w:val="single" w:sz="4" w:space="0" w:color="auto"/>
+              <w:bottom w:val="single" w:sz="4" w:space="0" w:color="auto"/>
+              <w:right w:val="single" w:sz="4" w:space="0" w:color="auto"/>
+            </w:tcBorders>
+            <w:vAlign w:val="center"/>
+          </w:tcPr>
+          <w:p>
+            <w:pPr>
+              <w:jc w:val="center"/>
+            </w:pPr>
+            <w:r>
+              <w:rPr>
+                <w:rFonts w:hint="eastAsia"/>
+              </w:rPr>
+              <w:t xml:space="preserve">총 </w:t>
+            </w:r>
+            <w:r>
+              <w:rPr>
+                <w:rFonts w:hint="eastAsia"/>
+                <w:b/>
+                <w:bCs/>
+                <w:color w:val="EE0000"/>
+              </w:rPr>
+              <w:t>2회</w:t>
+            </w:r>
+          </w:p>
+        </w:tc>
+      </w:tr>
+      <w:tr>
+        <w:trPr>
+          <w:jc w:val="center"/>
+        </w:trPr>
+        <w:tc>
+          <w:tcPr>
+            <w:tcW w:w="1427" w:type="dxa"/>
+            <w:vMerge/>
+            <w:tcBorders>
+              <w:top w:val="single" w:sz="4" w:space="0" w:color="auto"/>
+              <w:left w:val="single" w:sz="4" w:space="0" w:color="auto"/>
+              <w:bottom w:val="single" w:sz="4" w:space="0" w:color="auto"/>
+              <w:right w:val="single" w:sz="4" w:space="0" w:color="auto"/>
+            </w:tcBorders>
+            <w:shd w:val="clear" w:color="auto" w:fill="D9E2F3" w:themeFill="accent1" w:themeFillTint="33"/>
+            <w:vAlign w:val="center"/>
+          </w:tcPr>
+          <w:p>
+            <w:pPr>
+              <w:jc w:val="center"/>
+              <w:rPr>
+                <w:b/>
+                <w:bCs/>
+              </w:rPr>
+            </w:pPr>
+          </w:p>
+        </w:tc>
+        <w:tc>
+          <w:tcPr>
+            <w:tcW w:w="4380" w:type="dxa"/>
+            <w:vMerge/>
+            <w:tcBorders>
+              <w:top w:val="single" w:sz="4" w:space="0" w:color="auto"/>
+              <w:left w:val="single" w:sz="4" w:space="0" w:color="auto"/>
+              <w:bottom w:val="single" w:sz="4" w:space="0" w:color="auto"/>
+              <w:right w:val="single" w:sz="4" w:space="0" w:color="auto"/>
+            </w:tcBorders>
+            <w:vAlign w:val="center"/>
+          </w:tcPr>
+          <w:p>
+            <w:pPr>
+              <w:jc w:val="center"/>
+            </w:pPr>
+          </w:p>
+        </w:tc>
+        <w:tc>
+          <w:tcPr>
+            <w:tcW w:w="3260" w:type="dxa"/>
+            <w:tcBorders>
+              <w:top w:val="single" w:sz="4" w:space="0" w:color="auto"/>
+              <w:left w:val="single" w:sz="4" w:space="0" w:color="auto"/>
+              <w:bottom w:val="single" w:sz="4" w:space="0" w:color="auto"/>
+              <w:right w:val="single" w:sz="4" w:space="0" w:color="auto"/>
+            </w:tcBorders>
+            <w:vAlign w:val="center"/>
+          </w:tcPr>
+          <w:p>
+            <w:pPr>
+              <w:jc w:val="center"/>
+            </w:pPr>
+            <w:r>
+              <w:rPr>
+                <w:rFonts w:hint="eastAsia"/>
+              </w:rPr>
+              <w:t xml:space="preserve">순서파일 액세스 </w:t>
+            </w:r>
+            <w:r>
+              <w:rPr>
+                <w:rFonts w:hint="eastAsia"/>
+                <w:b/>
+                <w:bCs/>
+                <w:color w:val="EE0000"/>
+              </w:rPr>
+              <w:t>1회</w:t>
+            </w:r>
+          </w:p>
+        </w:tc>
+        <w:tc>
+          <w:tcPr>
+            <w:tcW w:w="1389" w:type="dxa"/>
+            <w:vMerge/>
+            <w:tcBorders>
+              <w:top w:val="single" w:sz="4" w:space="0" w:color="auto"/>
+              <w:left w:val="single" w:sz="4" w:space="0" w:color="auto"/>
+              <w:bottom w:val="single" w:sz="4" w:space="0" w:color="auto"/>
+              <w:right w:val="single" w:sz="4" w:space="0" w:color="auto"/>
+            </w:tcBorders>
+            <w:vAlign w:val="center"/>
+          </w:tcPr>
+          <w:p>
+            <w:pPr>
+              <w:jc w:val="center"/>
+            </w:pPr>
+          </w:p>
+        </w:tc>
+      </w:tr>
+      <w:tr>
+        <w:trPr>
+          <w:jc w:val="center"/>
+        </w:trPr>
+        <w:tc>
+          <w:tcPr>
+            <w:tcW w:w="1427" w:type="dxa"/>
+            <w:vMerge w:val="restart"/>
+            <w:tcBorders>
+              <w:top w:val="single" w:sz="4" w:space="0" w:color="auto"/>
+              <w:left w:val="single" w:sz="4" w:space="0" w:color="auto"/>
+              <w:bottom w:val="single" w:sz="4" w:space="0" w:color="auto"/>
+              <w:right w:val="single" w:sz="4" w:space="0" w:color="auto"/>
+            </w:tcBorders>
+            <w:shd w:val="clear" w:color="auto" w:fill="D9E2F3" w:themeFill="accent1" w:themeFillTint="33"/>
+            <w:vAlign w:val="center"/>
+          </w:tcPr>
+          <w:p>
+            <w:pPr>
+              <w:jc w:val="center"/>
+              <w:rPr>
+                <w:b/>
+                <w:bCs/>
+              </w:rPr>
+            </w:pPr>
+            <w:r>
+              <w:rPr>
+                <w:rFonts w:hint="eastAsia"/>
+                <w:b/>
+                <w:bCs/>
+              </w:rPr>
+              <w:t>Search 3</w:t>
+            </w:r>
+          </w:p>
+        </w:tc>
+        <w:tc>
+          <w:tcPr>
+            <w:tcW w:w="4380" w:type="dxa"/>
+            <w:vMerge w:val="restart"/>
+            <w:tcBorders>
+              <w:top w:val="single" w:sz="4" w:space="0" w:color="auto"/>
+              <w:left w:val="single" w:sz="4" w:space="0" w:color="auto"/>
+              <w:bottom w:val="single" w:sz="4" w:space="0" w:color="auto"/>
+              <w:right w:val="single" w:sz="4" w:space="0" w:color="auto"/>
+            </w:tcBorders>
+            <w:vAlign w:val="center"/>
+          </w:tcPr>
+          <w:p>
+            <w:pPr>
+              <w:jc w:val="center"/>
+            </w:pPr>
+            <w:r>
+              <w:rPr>
+                <w:rFonts w:hint="eastAsia"/>
+              </w:rPr>
+              <w:t xml:space="preserve">순서파일 액세스 </w:t>
+            </w:r>
+            <w:r>
+              <w:rPr>
+                <w:rFonts w:hint="eastAsia"/>
+                <w:b/>
+                <w:bCs/>
+                <w:color w:val="EE0000"/>
+              </w:rPr>
+              <w:t>3회</w:t>
+            </w:r>
+          </w:p>
+        </w:tc>
+        <w:tc>
+          <w:tcPr>
+            <w:tcW w:w="3260" w:type="dxa"/>
+            <w:tcBorders>
+              <w:top w:val="single" w:sz="4" w:space="0" w:color="auto"/>
+              <w:left w:val="single" w:sz="4" w:space="0" w:color="auto"/>
+              <w:bottom w:val="single" w:sz="4" w:space="0" w:color="auto"/>
+              <w:right w:val="single" w:sz="4" w:space="0" w:color="auto"/>
+            </w:tcBorders>
+            <w:vAlign w:val="center"/>
+          </w:tcPr>
+          <w:p>
+            <w:pPr>
+              <w:jc w:val="center"/>
+            </w:pPr>
+            <w:r>
+              <w:rPr>
+                <w:rFonts w:hint="eastAsia"/>
+              </w:rPr>
+              <w:t xml:space="preserve">인덱스 엔트리 액세스 </w:t>
+            </w:r>
+            <w:r>
+              <w:rPr>
+                <w:rFonts w:hint="eastAsia"/>
+                <w:b/>
+                <w:bCs/>
+                <w:color w:val="EE0000"/>
+              </w:rPr>
+              <w:t>1회</w:t>
+            </w:r>
+          </w:p>
+        </w:tc>
+        <w:tc>
+          <w:tcPr>
+            <w:tcW w:w="1389" w:type="dxa"/>
+            <w:vMerge w:val="restart"/>
+            <w:tcBorders>
+              <w:top w:val="single" w:sz="4" w:space="0" w:color="auto"/>
+              <w:left w:val="single" w:sz="4" w:space="0" w:color="auto"/>
+              <w:bottom w:val="single" w:sz="4" w:space="0" w:color="auto"/>
+              <w:right w:val="single" w:sz="4" w:space="0" w:color="auto"/>
+            </w:tcBorders>
+            <w:vAlign w:val="center"/>
+          </w:tcPr>
+          <w:p>
+            <w:pPr>
+              <w:jc w:val="center"/>
+            </w:pPr>
+            <w:r>
+              <w:rPr>
+                <w:rFonts w:hint="eastAsia"/>
+              </w:rPr>
+              <w:t xml:space="preserve">총 </w:t>
+            </w:r>
+            <w:r>
+              <w:rPr>
+                <w:rFonts w:hint="eastAsia"/>
+                <w:b/>
+                <w:bCs/>
+                <w:color w:val="EE0000"/>
+              </w:rPr>
+              <w:t>3회</w:t>
+            </w:r>
+          </w:p>
+        </w:tc>
+      </w:tr>
+      <w:tr>
+        <w:trPr>
+          <w:jc w:val="center"/>
+        </w:trPr>
+        <w:tc>
+          <w:tcPr>
+            <w:tcW w:w="1427" w:type="dxa"/>
+            <w:vMerge/>
+            <w:tcBorders>
+              <w:top w:val="single" w:sz="4" w:space="0" w:color="auto"/>
+              <w:left w:val="single" w:sz="4" w:space="0" w:color="auto"/>
+              <w:bottom w:val="single" w:sz="4" w:space="0" w:color="auto"/>
+              <w:right w:val="single" w:sz="4" w:space="0" w:color="auto"/>
+            </w:tcBorders>
+            <w:shd w:val="clear" w:color="auto" w:fill="D9E2F3" w:themeFill="accent1" w:themeFillTint="33"/>
+            <w:vAlign w:val="center"/>
+          </w:tcPr>
+          <w:p>
+            <w:pPr>
+              <w:jc w:val="center"/>
+              <w:rPr>
+                <w:b/>
+                <w:bCs/>
+              </w:rPr>
+            </w:pPr>
+          </w:p>
+        </w:tc>
+        <w:tc>
+          <w:tcPr>
+            <w:tcW w:w="4380" w:type="dxa"/>
+            <w:vMerge/>
+            <w:tcBorders>
+              <w:top w:val="single" w:sz="4" w:space="0" w:color="auto"/>
+              <w:left w:val="single" w:sz="4" w:space="0" w:color="auto"/>
+              <w:bottom w:val="single" w:sz="4" w:space="0" w:color="auto"/>
+              <w:right w:val="single" w:sz="4" w:space="0" w:color="auto"/>
+            </w:tcBorders>
+            <w:vAlign w:val="center"/>
+          </w:tcPr>
+          <w:p>
+            <w:pPr>
+              <w:jc w:val="center"/>
+            </w:pPr>
+          </w:p>
+        </w:tc>
+        <w:tc>
+          <w:tcPr>
+            <w:tcW w:w="3260" w:type="dxa"/>
+            <w:tcBorders>
+              <w:top w:val="single" w:sz="4" w:space="0" w:color="auto"/>
+              <w:left w:val="single" w:sz="4" w:space="0" w:color="auto"/>
+              <w:bottom w:val="single" w:sz="4" w:space="0" w:color="auto"/>
+              <w:right w:val="single" w:sz="4" w:space="0" w:color="auto"/>
+            </w:tcBorders>
+            <w:vAlign w:val="center"/>
+          </w:tcPr>
+          <w:p>
+            <w:pPr>
+              <w:jc w:val="center"/>
+            </w:pPr>
+            <w:r>
+              <w:rPr>
+                <w:rFonts w:hint="eastAsia"/>
+              </w:rPr>
+              <w:t xml:space="preserve">순서파일 액세스 </w:t>
+            </w:r>
+            <w:r>
+              <w:rPr>
+                <w:rFonts w:hint="eastAsia"/>
+                <w:b/>
+                <w:bCs/>
+                <w:color w:val="EE0000"/>
+              </w:rPr>
+              <w:t>2회</w:t>
+            </w:r>
+          </w:p>
+        </w:tc>
+        <w:tc>
+          <w:tcPr>
+            <w:tcW w:w="1389" w:type="dxa"/>
+            <w:vMerge/>
+            <w:tcBorders>
+              <w:top w:val="single" w:sz="4" w:space="0" w:color="auto"/>
+              <w:left w:val="single" w:sz="4" w:space="0" w:color="auto"/>
+              <w:bottom w:val="single" w:sz="4" w:space="0" w:color="auto"/>
+              <w:right w:val="single" w:sz="4" w:space="0" w:color="auto"/>
+            </w:tcBorders>
+            <w:vAlign w:val="center"/>
+          </w:tcPr>
+          <w:p>
+            <w:pPr>
+              <w:jc w:val="center"/>
+            </w:pPr>
+          </w:p>
+        </w:tc>
+      </w:tr>
+      <w:tr>
+        <w:trPr>
+          <w:jc w:val="center"/>
+        </w:trPr>
+        <w:tc>
+          <w:tcPr>
+            <w:tcW w:w="1427" w:type="dxa"/>
+            <w:vMerge w:val="restart"/>
+            <w:tcBorders>
+              <w:top w:val="single" w:sz="4" w:space="0" w:color="auto"/>
+              <w:left w:val="single" w:sz="4" w:space="0" w:color="auto"/>
+              <w:bottom w:val="single" w:sz="4" w:space="0" w:color="auto"/>
+              <w:right w:val="single" w:sz="4" w:space="0" w:color="auto"/>
+            </w:tcBorders>
+            <w:shd w:val="clear" w:color="auto" w:fill="D9E2F3" w:themeFill="accent1" w:themeFillTint="33"/>
+            <w:vAlign w:val="center"/>
+          </w:tcPr>
+          <w:p>
+            <w:pPr>
+              <w:jc w:val="center"/>
+              <w:rPr>
+                <w:b/>
+                <w:bCs/>
+              </w:rPr>
+            </w:pPr>
+            <w:r>
+              <w:rPr>
+                <w:rFonts w:hint="eastAsia"/>
+                <w:b/>
+                <w:bCs/>
+              </w:rPr>
+              <w:t>Search 8</w:t>
+            </w:r>
+          </w:p>
+        </w:tc>
+        <w:tc>
+          <w:tcPr>
+            <w:tcW w:w="4380" w:type="dxa"/>
+            <w:vMerge w:val="restart"/>
+            <w:tcBorders>
+              <w:top w:val="single" w:sz="4" w:space="0" w:color="auto"/>
+              <w:left w:val="single" w:sz="4" w:space="0" w:color="auto"/>
+              <w:bottom w:val="single" w:sz="4" w:space="0" w:color="auto"/>
+              <w:right w:val="single" w:sz="4" w:space="0" w:color="auto"/>
+            </w:tcBorders>
+            <w:vAlign w:val="center"/>
+          </w:tcPr>
+          <w:p>
+            <w:pPr>
+              <w:jc w:val="center"/>
+            </w:pPr>
+            <w:r>
+              <w:rPr>
+                <w:rFonts w:hint="eastAsia"/>
+              </w:rPr>
+              <w:t xml:space="preserve">순서파일 액세스 </w:t>
+            </w:r>
+            <w:r>
+              <w:rPr>
+                <w:rFonts w:hint="eastAsia"/>
+                <w:b/>
+                <w:bCs/>
+                <w:color w:val="EE0000"/>
+              </w:rPr>
+              <w:t>6회</w:t>
+            </w:r>
+          </w:p>
+        </w:tc>
+        <w:tc>
+          <w:tcPr>
+            <w:tcW w:w="3260" w:type="dxa"/>
+            <w:tcBorders>
+              <w:top w:val="single" w:sz="4" w:space="0" w:color="auto"/>
+              <w:left w:val="single" w:sz="4" w:space="0" w:color="auto"/>
+              <w:bottom w:val="single" w:sz="4" w:space="0" w:color="auto"/>
+              <w:right w:val="single" w:sz="4" w:space="0" w:color="auto"/>
+            </w:tcBorders>
+            <w:vAlign w:val="center"/>
+          </w:tcPr>
+          <w:p>
+            <w:pPr>
+              <w:jc w:val="center"/>
+            </w:pPr>
+            <w:r>
+              <w:rPr>
+                <w:rFonts w:hint="eastAsia"/>
+              </w:rPr>
+              <w:t xml:space="preserve">인덱스 엔트리 액세스 </w:t>
+            </w:r>
+            <w:r>
+              <w:rPr>
+                <w:rFonts w:hint="eastAsia"/>
+                <w:b/>
+                <w:bCs/>
+                <w:color w:val="EE0000"/>
+              </w:rPr>
+              <w:t>1회</w:t>
+            </w:r>
+          </w:p>
+        </w:tc>
+        <w:tc>
+          <w:tcPr>
+            <w:tcW w:w="1389" w:type="dxa"/>
+            <w:vMerge w:val="restart"/>
+            <w:tcBorders>
+              <w:top w:val="single" w:sz="4" w:space="0" w:color="auto"/>
+              <w:left w:val="single" w:sz="4" w:space="0" w:color="auto"/>
+              <w:bottom w:val="single" w:sz="4" w:space="0" w:color="auto"/>
+              <w:right w:val="single" w:sz="4" w:space="0" w:color="auto"/>
+            </w:tcBorders>
+            <w:vAlign w:val="center"/>
+          </w:tcPr>
+          <w:p>
+            <w:pPr>
+              <w:jc w:val="center"/>
+            </w:pPr>
+            <w:r>
+              <w:rPr>
+                <w:rFonts w:hint="eastAsia"/>
+              </w:rPr>
+              <w:t xml:space="preserve">총 </w:t>
+            </w:r>
+            <w:r>
+              <w:rPr>
+                <w:rFonts w:hint="eastAsia"/>
+                <w:b/>
+                <w:bCs/>
+                <w:color w:val="EE0000"/>
+              </w:rPr>
+              <w:t>2회</w:t>
+            </w:r>
+          </w:p>
+        </w:tc>
+      </w:tr>
+      <w:tr>
+        <w:trPr>
+          <w:jc w:val="center"/>
+        </w:trPr>
+        <w:tc>
+          <w:tcPr>
+            <w:tcW w:w="1427" w:type="dxa"/>
+            <w:vMerge/>
+            <w:tcBorders>
+              <w:top w:val="single" w:sz="4" w:space="0" w:color="auto"/>
+            </w:tcBorders>
+            <w:shd w:val="clear" w:color="auto" w:fill="D9E2F3" w:themeFill="accent1" w:themeFillTint="33"/>
+            <w:vAlign w:val="center"/>
+          </w:tcPr>
+          <w:p>
+            <w:pPr>
+              <w:jc w:val="center"/>
+            </w:pPr>
+          </w:p>
+        </w:tc>
+        <w:tc>
+          <w:tcPr>
+            <w:tcW w:w="4380" w:type="dxa"/>
+            <w:vMerge/>
+            <w:tcBorders>
+              <w:top w:val="single" w:sz="4" w:space="0" w:color="auto"/>
+            </w:tcBorders>
+            <w:vAlign w:val="center"/>
+          </w:tcPr>
+          <w:p>
+            <w:pPr>
+              <w:jc w:val="center"/>
+            </w:pPr>
+          </w:p>
+        </w:tc>
+        <w:tc>
+          <w:tcPr>
+            <w:tcW w:w="3260" w:type="dxa"/>
+            <w:tcBorders>
+              <w:top w:val="single" w:sz="4" w:space="0" w:color="auto"/>
+            </w:tcBorders>
+            <w:vAlign w:val="center"/>
+          </w:tcPr>
+          <w:p>
+            <w:pPr>
+              <w:jc w:val="center"/>
+            </w:pPr>
+            <w:r>
+              <w:rPr>
+                <w:rFonts w:hint="eastAsia"/>
+              </w:rPr>
+              <w:t xml:space="preserve">순서파일 액세스 </w:t>
+            </w:r>
+            <w:r>
+              <w:rPr>
+                <w:rFonts w:hint="eastAsia"/>
+                <w:b/>
+                <w:bCs/>
+                <w:color w:val="EE0000"/>
+              </w:rPr>
+              <w:t>1회</w:t>
+            </w:r>
+          </w:p>
+        </w:tc>
+        <w:tc>
+          <w:tcPr>
+            <w:tcW w:w="1389" w:type="dxa"/>
+            <w:vMerge/>
+            <w:tcBorders>
+              <w:top w:val="single" w:sz="4" w:space="0" w:color="auto"/>
+            </w:tcBorders>
+            <w:vAlign w:val="center"/>
+          </w:tcPr>
+          <w:p>
+            <w:pPr>
+              <w:jc w:val="center"/>
+            </w:pPr>
+          </w:p>
+        </w:tc>
+      </w:tr>
+    </w:tbl>
+    <w:p/>
+    <w:p/>
+    <w:p/>
+    <w:p/>
+    <w:p/>
+    <w:p/>
+    <w:p>
+      <w:pPr>
+        <w:rPr>
+          <w:b/>
+          <w:bCs/>
+        </w:rPr>
+      </w:pPr>
+      <w:r>
+        <w:rPr>
+          <w:rFonts w:hint="eastAsia"/>
+          <w:b/>
+          <w:bCs/>
+        </w:rPr>
+        <w:lastRenderedPageBreak/>
+        <w:t>삽입 알고리즘</w:t>
+      </w:r>
+    </w:p>
+    <w:p>
+      <w:pPr>
+        <w:pStyle w:val="a6"/>
+        <w:numPr>
+          <w:ilvl w:val="0"/>
+          <w:numId w:val="13"/>
+        </w:numPr>
+        <w:rPr>
+          <w:b/>
+          <w:bCs/>
+        </w:rPr>
+      </w:pPr>
+      <w:r>
+        <w:rPr>
+          <w:rFonts w:hint="eastAsia"/>
+        </w:rPr>
+        <w:t>삽입될 자리를 찾는다.</w:t>
+      </w:r>
+    </w:p>
+    <w:p>
+      <w:pPr>
+        <w:pStyle w:val="a6"/>
+        <w:numPr>
+          <w:ilvl w:val="0"/>
+          <w:numId w:val="13"/>
+        </w:numPr>
+        <w:rPr>
+          <w:b/>
+          <w:bCs/>
+        </w:rPr>
+      </w:pPr>
+      <w:r>
+        <w:rPr>
+          <w:rFonts w:hint="eastAsia"/>
+        </w:rPr>
+        <w:t>공간이 없으면 공간을 만든다.</w:t>
+      </w:r>
+    </w:p>
+    <w:p>
+      <w:pPr>
+        <w:pStyle w:val="a6"/>
+        <w:numPr>
+          <w:ilvl w:val="0"/>
+          <w:numId w:val="13"/>
+        </w:numPr>
+        <w:rPr>
+          <w:b/>
+          <w:bCs/>
+        </w:rPr>
+      </w:pPr>
+      <w:r>
+        <w:rPr>
+          <w:rFonts w:hint="eastAsia"/>
+        </w:rPr>
+        <w:t>삽입한다.</w:t>
+      </w:r>
+    </w:p>
+    <w:p>
+      <w:pPr>
+        <w:pStyle w:val="a6"/>
+        <w:numPr>
+          <w:ilvl w:val="0"/>
+          <w:numId w:val="13"/>
+        </w:numPr>
+        <w:rPr>
+          <w:b/>
+          <w:bCs/>
+          <w:color w:val="ED7D31" w:themeColor="accent2"/>
+        </w:rPr>
+      </w:pPr>
+      <w:r>
+        <w:rPr>
+          <w:rFonts w:hint="eastAsia"/>
+          <w:b/>
+          <w:bCs/>
+          <w:color w:val="ED7D31" w:themeColor="accent2"/>
+        </w:rPr>
+        <w:t>필요하면 인덱스에 반영한다.</w:t>
+      </w:r>
+    </w:p>
+    <w:tbl>
+      <w:tblPr>
+        <w:tblStyle w:val="ad"/>
+        <w:tblW w:w="10485" w:type="dxa"/>
+        <w:tblLook w:val="04A0" w:firstRow="1" w:lastRow="0" w:firstColumn="1" w:lastColumn="0" w:noHBand="0" w:noVBand="1"/>
+      </w:tblPr>
+      <w:tblGrid>
+        <w:gridCol w:w="836"/>
+        <w:gridCol w:w="4688"/>
+        <w:gridCol w:w="4961"/>
+      </w:tblGrid>
+      <w:tr>
+        <w:tc>
+          <w:tcPr>
+            <w:tcW w:w="836" w:type="dxa"/>
+          </w:tcPr>
+          <w:p>
+            <w:pPr>
+              <w:rPr>
+                <w:b/>
+                <w:bCs/>
+              </w:rPr>
+            </w:pPr>
+          </w:p>
+        </w:tc>
+        <w:tc>
+          <w:tcPr>
+            <w:tcW w:w="4688" w:type="dxa"/>
+            <w:shd w:val="clear" w:color="auto" w:fill="F4B083" w:themeFill="accent2" w:themeFillTint="99"/>
+          </w:tcPr>
+          <w:p>
+            <w:pPr>
+              <w:rPr>
+                <w:b/>
+                <w:bCs/>
+              </w:rPr>
+            </w:pPr>
+            <w:r>
+              <w:rPr>
+                <w:rFonts w:hint="eastAsia"/>
+                <w:b/>
+                <w:bCs/>
+              </w:rPr>
+              <w:t>인덱스에 반영하지 않을 경우</w:t>
+            </w:r>
+          </w:p>
+        </w:tc>
+        <w:tc>
+          <w:tcPr>
+            <w:tcW w:w="4961" w:type="dxa"/>
+            <w:shd w:val="clear" w:color="auto" w:fill="F4B083" w:themeFill="accent2" w:themeFillTint="99"/>
+          </w:tcPr>
+          <w:p>
+            <w:pPr>
+              <w:rPr>
+                <w:b/>
+                <w:bCs/>
+              </w:rPr>
+            </w:pPr>
+            <w:r>
+              <w:rPr>
+                <w:rFonts w:hint="eastAsia"/>
+                <w:b/>
+                <w:bCs/>
+              </w:rPr>
+              <w:t>인덱스에 반영할 경우</w:t>
+            </w:r>
+          </w:p>
+        </w:tc>
+      </w:tr>
+      <w:tr>
+        <w:tc>
+          <w:tcPr>
+            <w:tcW w:w="836" w:type="dxa"/>
+            <w:shd w:val="clear" w:color="auto" w:fill="F4B083" w:themeFill="accent2" w:themeFillTint="99"/>
+            <w:vAlign w:val="center"/>
+          </w:tcPr>
+          <w:p>
+            <w:pPr>
+              <w:jc w:val="center"/>
+              <w:rPr>
+                <w:b/>
+                <w:bCs/>
+              </w:rPr>
+            </w:pPr>
+            <w:r>
+              <w:rPr>
+                <w:rFonts w:hint="eastAsia"/>
+                <w:b/>
+                <w:bCs/>
+              </w:rPr>
+              <w:t>장점</w:t>
+            </w:r>
+          </w:p>
+        </w:tc>
+        <w:tc>
+          <w:tcPr>
+            <w:tcW w:w="4688" w:type="dxa"/>
+          </w:tcPr>
+          <w:p>
+            <w:r>
+              <w:rPr>
+                <w:rFonts w:hint="eastAsia"/>
+              </w:rPr>
+              <w:t>인덱스를 수정하는 비용이 없다.</w:t>
+            </w:r>
+          </w:p>
+        </w:tc>
+        <w:tc>
+          <w:tcPr>
+            <w:tcW w:w="4961" w:type="dxa"/>
+          </w:tcPr>
+          <w:p>
+            <w:r>
+              <w:rPr>
+                <w:rFonts w:hint="eastAsia"/>
+              </w:rPr>
+              <w:t>검색 시, 이전의 인덱스를 사용하는데 있어 장점이 그대로다</w:t>
+            </w:r>
+          </w:p>
+        </w:tc>
+      </w:tr>
+      <w:tr>
+        <w:trPr>
+          <w:trHeight w:val="428"/>
+        </w:trPr>
+        <w:tc>
+          <w:tcPr>
+            <w:tcW w:w="836" w:type="dxa"/>
+            <w:vMerge w:val="restart"/>
+            <w:shd w:val="clear" w:color="auto" w:fill="F4B083" w:themeFill="accent2" w:themeFillTint="99"/>
+            <w:vAlign w:val="center"/>
+          </w:tcPr>
+          <w:p>
+            <w:pPr>
+              <w:jc w:val="center"/>
+              <w:rPr>
+                <w:b/>
+                <w:bCs/>
+              </w:rPr>
+            </w:pPr>
+            <w:r>
+              <w:rPr>
+                <w:rFonts w:hint="eastAsia"/>
+                <w:b/>
+                <w:bCs/>
+              </w:rPr>
+              <w:t>단점</w:t>
+            </w:r>
+          </w:p>
+        </w:tc>
+        <w:tc>
+          <w:tcPr>
+            <w:tcW w:w="4688" w:type="dxa"/>
+            <w:vMerge w:val="restart"/>
+          </w:tcPr>
+          <w:p>
+            <w:r>
+              <w:rPr>
+                <w:rFonts w:hint="eastAsia"/>
+              </w:rPr>
+              <w:t>검색 시, 인덱스에 존재하지 않는 레코드를 찾을 경우 비용이 너무 커진다.</w:t>
+            </w:r>
+          </w:p>
+          <w:p>
+            <w:pPr>
+              <w:rPr>
+                <w:b/>
+                <w:bCs/>
+              </w:rPr>
+            </w:pPr>
+            <w:r>
+              <w:rPr>
+                <w:rFonts w:hint="eastAsia"/>
+                <w:b/>
+                <w:bCs/>
+                <w:color w:val="EE0000"/>
+              </w:rPr>
+              <w:t>(인덱스 성능 저하)</w:t>
+            </w:r>
+          </w:p>
+        </w:tc>
+        <w:tc>
+          <w:tcPr>
+            <w:tcW w:w="4961" w:type="dxa"/>
+          </w:tcPr>
+          <w:p>
+            <w:r>
+              <w:rPr>
+                <w:rFonts w:hint="eastAsia"/>
+              </w:rPr>
+              <w:t>인덱스를 수정하는 비용이 생긴다.</w:t>
+            </w:r>
+          </w:p>
+        </w:tc>
+      </w:tr>
+      <w:tr>
+        <w:trPr>
+          <w:trHeight w:val="781"/>
+        </w:trPr>
+        <w:tc>
+          <w:tcPr>
+            <w:tcW w:w="836" w:type="dxa"/>
+            <w:vMerge/>
+            <w:shd w:val="clear" w:color="auto" w:fill="F4B083" w:themeFill="accent2" w:themeFillTint="99"/>
+            <w:vAlign w:val="center"/>
+          </w:tcPr>
+          <w:p>
+            <w:pPr>
+              <w:jc w:val="center"/>
+              <w:rPr>
+                <w:b/>
+                <w:bCs/>
+              </w:rPr>
+            </w:pPr>
+          </w:p>
+        </w:tc>
+        <w:tc>
+          <w:tcPr>
+            <w:tcW w:w="4688" w:type="dxa"/>
+            <w:vMerge/>
+          </w:tcPr>
+          <w:p/>
+        </w:tc>
+        <w:tc>
+          <w:tcPr>
+            <w:tcW w:w="4961" w:type="dxa"/>
+          </w:tcPr>
+          <w:p>
+            <w:r>
+              <w:rPr>
+                <w:rFonts w:hint="eastAsia"/>
+              </w:rPr>
+              <w:t>인덱스에 존재하지 않는 키 값을 가지는 레코드를 만들 경우, 너무 많은 인덱스를 만들어야 될 수도 있다.</w:t>
+            </w:r>
+          </w:p>
+        </w:tc>
+      </w:tr>
+    </w:tbl>
+    <w:p>
+      <w:pPr>
+        <w:rPr>
+          <w:b/>
+          <w:bCs/>
+        </w:rPr>
+      </w:pPr>
+    </w:p>
+    <w:p>
+      <w:pPr>
+        <w:rPr>
+          <w:b/>
+          <w:bCs/>
+        </w:rPr>
+      </w:pPr>
+      <w:r>
+        <w:rPr>
+          <w:rFonts w:hint="eastAsia"/>
+          <w:b/>
+          <w:bCs/>
+        </w:rPr>
+        <w:t>삭제 알고리즘</w:t>
+      </w:r>
+    </w:p>
+    <w:p>
+      <w:pPr>
+        <w:pStyle w:val="a6"/>
+        <w:numPr>
+          <w:ilvl w:val="0"/>
+          <w:numId w:val="14"/>
+        </w:numPr>
+      </w:pPr>
+      <w:r>
+        <w:rPr>
+          <w:rFonts w:hint="eastAsia"/>
+        </w:rPr>
+        <w:t>삭제할 레코드를 찾는다.</w:t>
+      </w:r>
+    </w:p>
+    <w:p>
+      <w:pPr>
+        <w:pStyle w:val="a6"/>
+        <w:numPr>
+          <w:ilvl w:val="0"/>
+          <w:numId w:val="14"/>
+        </w:numPr>
+      </w:pPr>
+      <w:r>
+        <w:rPr>
+          <w:rFonts w:hint="eastAsia"/>
+        </w:rPr>
+        <w:t>레코드를 삭제한다.</w:t>
+      </w:r>
+    </w:p>
+    <w:p>
+      <w:pPr>
+        <w:pStyle w:val="a6"/>
+        <w:numPr>
+          <w:ilvl w:val="0"/>
+          <w:numId w:val="14"/>
+        </w:numPr>
+      </w:pPr>
+      <w:r>
+        <w:rPr>
+          <w:rFonts w:hint="eastAsia"/>
+        </w:rPr>
+        <w:t>필요하면 삭제한 공간을 처리한다.</w:t>
+      </w:r>
+    </w:p>
+    <w:p>
+      <w:pPr>
+        <w:pStyle w:val="a6"/>
+        <w:numPr>
+          <w:ilvl w:val="0"/>
+          <w:numId w:val="14"/>
+        </w:numPr>
+        <w:rPr>
+          <w:b/>
+          <w:bCs/>
+          <w:color w:val="ED7D31" w:themeColor="accent2"/>
+        </w:rPr>
+      </w:pPr>
+      <w:r>
+        <w:rPr>
+          <w:rFonts w:hint="eastAsia"/>
+          <w:b/>
+          <w:bCs/>
+          <w:color w:val="ED7D31" w:themeColor="accent2"/>
+        </w:rPr>
+        <w:t>필요하면 인덱스에 반영한다.</w:t>
+      </w:r>
+    </w:p>
+    <w:tbl>
+      <w:tblPr>
+        <w:tblStyle w:val="ad"/>
+        <w:tblW w:w="10485" w:type="dxa"/>
+        <w:tblLook w:val="04A0" w:firstRow="1" w:lastRow="0" w:firstColumn="1" w:lastColumn="0" w:noHBand="0" w:noVBand="1"/>
+      </w:tblPr>
+      <w:tblGrid>
+        <w:gridCol w:w="836"/>
+        <w:gridCol w:w="4688"/>
+        <w:gridCol w:w="4961"/>
+      </w:tblGrid>
+      <w:tr>
+        <w:tc>
+          <w:tcPr>
+            <w:tcW w:w="836" w:type="dxa"/>
+          </w:tcPr>
+          <w:p>
+            <w:pPr>
+              <w:rPr>
+                <w:b/>
+                <w:bCs/>
+              </w:rPr>
+            </w:pPr>
+          </w:p>
+        </w:tc>
+        <w:tc>
+          <w:tcPr>
+            <w:tcW w:w="4688" w:type="dxa"/>
+            <w:shd w:val="clear" w:color="auto" w:fill="F4B083" w:themeFill="accent2" w:themeFillTint="99"/>
+          </w:tcPr>
+          <w:p>
+            <w:pPr>
+              <w:rPr>
+                <w:b/>
+                <w:bCs/>
+              </w:rPr>
+            </w:pPr>
+            <w:r>
+              <w:rPr>
+                <w:rFonts w:hint="eastAsia"/>
+                <w:b/>
+                <w:bCs/>
+              </w:rPr>
+              <w:t>인덱스에 반영하지 않을 경우</w:t>
+            </w:r>
+          </w:p>
+        </w:tc>
+        <w:tc>
+          <w:tcPr>
+            <w:tcW w:w="4961" w:type="dxa"/>
+            <w:shd w:val="clear" w:color="auto" w:fill="F4B083" w:themeFill="accent2" w:themeFillTint="99"/>
+          </w:tcPr>
+          <w:p>
+            <w:pPr>
+              <w:rPr>
+                <w:b/>
+                <w:bCs/>
+              </w:rPr>
+            </w:pPr>
+            <w:r>
+              <w:rPr>
+                <w:rFonts w:hint="eastAsia"/>
+                <w:b/>
+                <w:bCs/>
+              </w:rPr>
+              <w:t>인덱스에 반영할 경우</w:t>
+            </w:r>
+          </w:p>
+        </w:tc>
+      </w:tr>
+      <w:tr>
+        <w:tc>
+          <w:tcPr>
+            <w:tcW w:w="836" w:type="dxa"/>
+            <w:shd w:val="clear" w:color="auto" w:fill="F4B083" w:themeFill="accent2" w:themeFillTint="99"/>
+            <w:vAlign w:val="center"/>
+          </w:tcPr>
+          <w:p>
+            <w:pPr>
+              <w:jc w:val="center"/>
+              <w:rPr>
+                <w:b/>
+                <w:bCs/>
+              </w:rPr>
+            </w:pPr>
+            <w:r>
+              <w:rPr>
+                <w:rFonts w:hint="eastAsia"/>
+                <w:b/>
+                <w:bCs/>
+              </w:rPr>
+              <w:t>장점</w:t>
+            </w:r>
+          </w:p>
+        </w:tc>
+        <w:tc>
+          <w:tcPr>
+            <w:tcW w:w="4688" w:type="dxa"/>
+          </w:tcPr>
+          <w:p>
+            <w:r>
+              <w:rPr>
+                <w:rFonts w:hint="eastAsia"/>
+              </w:rPr>
+              <w:t>인덱스를 수정하는 비용이 없다.</w:t>
+            </w:r>
+          </w:p>
+        </w:tc>
+        <w:tc>
+          <w:tcPr>
+            <w:tcW w:w="4961" w:type="dxa"/>
+          </w:tcPr>
+          <w:p>
+            <w:r>
+              <w:rPr>
+                <w:rFonts w:hint="eastAsia"/>
+              </w:rPr>
+              <w:t>검색 시, 이전의 인덱스를 사용하는데 있어 장점이 그대로다</w:t>
+            </w:r>
+          </w:p>
+        </w:tc>
+      </w:tr>
+      <w:tr>
+        <w:trPr>
+          <w:trHeight w:val="294"/>
+        </w:trPr>
+        <w:tc>
+          <w:tcPr>
+            <w:tcW w:w="836" w:type="dxa"/>
+            <w:vMerge w:val="restart"/>
+            <w:shd w:val="clear" w:color="auto" w:fill="F4B083" w:themeFill="accent2" w:themeFillTint="99"/>
+            <w:vAlign w:val="center"/>
+          </w:tcPr>
+          <w:p>
+            <w:pPr>
+              <w:jc w:val="center"/>
+              <w:rPr>
+                <w:b/>
+                <w:bCs/>
+              </w:rPr>
+            </w:pPr>
+            <w:r>
+              <w:rPr>
+                <w:rFonts w:hint="eastAsia"/>
+                <w:b/>
+                <w:bCs/>
+              </w:rPr>
+              <w:t>단점</w:t>
+            </w:r>
+          </w:p>
+        </w:tc>
+        <w:tc>
+          <w:tcPr>
+            <w:tcW w:w="4688" w:type="dxa"/>
+          </w:tcPr>
+          <w:p>
+            <w:r>
+              <w:rPr>
+                <w:rFonts w:hint="eastAsia"/>
+              </w:rPr>
+              <w:t>빈 인덱스가 생긴다.</w:t>
+            </w:r>
+          </w:p>
+        </w:tc>
+        <w:tc>
+          <w:tcPr>
+            <w:tcW w:w="4961" w:type="dxa"/>
+            <w:vMerge w:val="restart"/>
+          </w:tcPr>
+          <w:p>
+            <w:r>
+              <w:rPr>
+                <w:rFonts w:hint="eastAsia"/>
+              </w:rPr>
+              <w:t>인덱스를 수정하는 비용이 생긴다.</w:t>
+            </w:r>
+          </w:p>
+        </w:tc>
+      </w:tr>
+      <w:tr>
+        <w:trPr>
+          <w:trHeight w:val="781"/>
+        </w:trPr>
+        <w:tc>
+          <w:tcPr>
+            <w:tcW w:w="836" w:type="dxa"/>
+            <w:vMerge/>
+            <w:shd w:val="clear" w:color="auto" w:fill="F4B083" w:themeFill="accent2" w:themeFillTint="99"/>
+            <w:vAlign w:val="center"/>
+          </w:tcPr>
+          <w:p>
+            <w:pPr>
+              <w:jc w:val="center"/>
+              <w:rPr>
+                <w:b/>
+                <w:bCs/>
+              </w:rPr>
+            </w:pPr>
+          </w:p>
+        </w:tc>
+        <w:tc>
+          <w:tcPr>
+            <w:tcW w:w="4688" w:type="dxa"/>
+          </w:tcPr>
+          <w:p>
+            <w:r>
+              <w:rPr>
+                <w:rFonts w:hint="eastAsia"/>
+              </w:rPr>
+              <w:t>검색 시, 쓸모 없는 인덱스를 찾는 데 비용이 발생한다.</w:t>
+            </w:r>
+          </w:p>
+          <w:p>
+            <w:r>
+              <w:rPr>
+                <w:rFonts w:hint="eastAsia"/>
+                <w:b/>
+                <w:bCs/>
+                <w:color w:val="EE0000"/>
+              </w:rPr>
+              <w:t>(인덱스 성능 저하)</w:t>
+            </w:r>
+          </w:p>
+        </w:tc>
+        <w:tc>
+          <w:tcPr>
+            <w:tcW w:w="4961" w:type="dxa"/>
+            <w:vMerge/>
+          </w:tcPr>
+          <w:p/>
+        </w:tc>
+      </w:tr>
+    </w:tbl>
+    <w:p>
+      <w:pPr>
+        <w:rPr>
+          <w:color w:val="ED7D31" w:themeColor="accent2"/>
+        </w:rPr>
+      </w:pPr>
+    </w:p>
+    <w:p>
+      <w:pPr>
+        <w:pStyle w:val="a6"/>
+        <w:numPr>
+          <w:ilvl w:val="0"/>
+          <w:numId w:val="4"/>
+        </w:numPr>
+        <w:rPr>
+          <w:color w:val="ED7D31" w:themeColor="accent2"/>
+        </w:rPr>
+      </w:pPr>
+      <w:r>
+        <w:rPr>
+          <w:rFonts w:hint="eastAsia"/>
+        </w:rPr>
+        <w:t xml:space="preserve">인덱스의 개수보다 레코드의 개수가 훨씬 많다. </w:t>
+      </w:r>
+      <w:r>
+        <w:rPr>
+          <w:rFonts w:hint="eastAsia"/>
+        </w:rPr>
+        <w:t xml:space="preserve">인덱스로 정확한 위치를 찾을 수 있다면 </w:t>
+      </w:r>
+      <w:r>
+        <w:rPr>
+          <w:rFonts w:hint="eastAsia"/>
+        </w:rPr>
+        <w:t>검색</w:t>
+      </w:r>
+      <w:r>
+        <w:rPr>
+          <w:rFonts w:hint="eastAsia"/>
+        </w:rPr>
+        <w:t xml:space="preserve"> </w:t>
+      </w:r>
+      <w:r>
+        <w:rPr>
+          <w:rFonts w:hint="eastAsia"/>
+        </w:rPr>
+        <w:t>효율이 좋아진다.</w:t>
+      </w:r>
+    </w:p>
+    <w:p>
+      <w:pPr>
+        <w:pStyle w:val="a6"/>
+        <w:numPr>
+          <w:ilvl w:val="0"/>
+          <w:numId w:val="4"/>
+        </w:numPr>
+        <w:rPr>
+          <w:b/>
+          <w:bCs/>
+          <w:color w:val="ED7D31" w:themeColor="accent2"/>
+        </w:rPr>
+      </w:pPr>
+      <w:r>
+        <w:rPr>
+          <w:rFonts w:hint="eastAsia"/>
+          <w:b/>
+          <w:bCs/>
+        </w:rPr>
+        <w:t>그러므로 인덱스에 반영하는 것이 훨씬 좋다.</w:t>
+      </w:r>
+    </w:p>
+    <w:p>
+      <w:pPr>
+        <w:rPr>
+          <w:color w:val="ED7D31" w:themeColor="accent2"/>
+        </w:rPr>
+      </w:pPr>
+    </w:p>
+    <w:p>
+      <w:pPr>
+        <w:rPr>
+          <w:color w:val="ED7D31" w:themeColor="accent2"/>
+        </w:rPr>
+      </w:pPr>
+    </w:p>
+    <w:p>
+      <w:pPr>
+        <w:rPr>
+          <w:color w:val="ED7D31" w:themeColor="accent2"/>
+        </w:rPr>
+      </w:pPr>
+    </w:p>
+    <w:p>
+      <w:pPr>
+        <w:rPr>
+          <w:color w:val="ED7D31" w:themeColor="accent2"/>
+        </w:rPr>
+      </w:pPr>
+    </w:p>
+    <w:p>
+      <w:pPr>
+        <w:rPr>
+          <w:color w:val="ED7D31" w:themeColor="accent2"/>
+        </w:rPr>
+      </w:pPr>
+    </w:p>
+    <w:p>
+      <w:pPr>
+        <w:rPr>
+          <w:color w:val="ED7D31" w:themeColor="accent2"/>
+        </w:rPr>
+      </w:pPr>
+    </w:p>
+    <w:p>
+      <w:pPr>
+        <w:rPr>
+          <w:b/>
+          <w:bCs/>
+        </w:rPr>
+      </w:pPr>
+      <w:r>
+        <w:rPr>
+          <w:rFonts w:hint="eastAsia"/>
+          <w:b/>
+          <w:bCs/>
+        </w:rPr>
+        <w:lastRenderedPageBreak/>
+        <w:t xml:space="preserve">중복을 허용하지 않는 </w:t>
+      </w:r>
+      <w:r>
+        <w:rPr>
+          <w:rFonts w:hint="eastAsia"/>
+          <w:b/>
+          <w:bCs/>
+        </w:rPr>
+        <w:t xml:space="preserve">순서 </w:t>
+      </w:r>
+      <w:r>
+        <w:rPr>
+          <w:rFonts w:hint="eastAsia"/>
+          <w:b/>
+          <w:bCs/>
+        </w:rPr>
+        <w:t>파일에서의 인덱스 파일 설정</w:t>
+      </w:r>
+    </w:p>
+    <w:p>
+      <w:pPr>
+        <w:rPr>
+          <w:b/>
+          <w:bCs/>
+        </w:rPr>
+      </w:pPr>
+      <w:r>
+        <w:rPr>
+          <w:rFonts w:hint="eastAsia"/>
+          <w:b/>
+          <w:bCs/>
+        </w:rPr>
+        <w:t>인덱스의 개수는 블록의 개수만큼 하면 효율적</w:t>
+      </w:r>
+    </w:p>
+    <w:p>
+      <w:pPr>
+        <w:rPr>
+          <w:b/>
+          <w:bCs/>
+        </w:rPr>
+      </w:pPr>
+    </w:p>
+    <w:p>
+      <w:r>
+        <w:rPr>
+          <w:rFonts w:hint="eastAsia"/>
+        </w:rPr>
+        <w:t>밀집 인덱스</w:t>
+      </w:r>
+    </w:p>
+    <w:p>
+      <w:pPr>
+        <w:rPr>
+          <w:rFonts w:hint="eastAsia"/>
+        </w:rPr>
+      </w:pPr>
+      <w:r>
+        <w:rPr>
+          <w:rFonts w:hint="eastAsia"/>
+        </w:rPr>
+        <w:t>데이터 파일내의 모든 탐색 키</w:t>
+      </w:r>
+      <w:r>
+        <w:rPr>
+          <w:rFonts w:hint="eastAsia"/>
+        </w:rPr>
+        <w:t xml:space="preserve"> </w:t>
+      </w:r>
+      <w:r>
+        <w:rPr>
+          <w:rFonts w:hint="eastAsia"/>
+        </w:rPr>
+        <w:t>값(즉, 모든 레코드)에 대한 인덱스 엔트리를 정의(중복을 허용할 경우)</w:t>
+      </w:r>
+    </w:p>
+    <w:p/>
+    <w:p>
+      <w:r>
+        <w:rPr>
+          <w:rFonts w:hint="eastAsia"/>
+        </w:rPr>
+        <w:t>희소 인덱스</w:t>
+      </w:r>
+    </w:p>
+    <w:p>
+      <w:pPr>
+        <w:rPr>
+          <w:rFonts w:hint="eastAsia"/>
+        </w:rPr>
+      </w:pPr>
+      <w:r>
+        <w:rPr>
+          <w:rFonts w:hint="eastAsia"/>
+        </w:rPr>
+        <w:t>탐색 값의 일부에 대해서만 인덱스 엔트리를 정의(기본 인덱스의 경우/중복을 허용하지 않을 경우)</w:t>
+      </w:r>
+    </w:p>
     <w:sectPr>
       <w:pgSz w:w="11906" w:h="16838"/>
       <w:pgMar w:top="720" w:right="720" w:bottom="720" w:left="720" w:header="851" w:footer="992" w:gutter="0"/>
@@ -5939,6 +8281,95 @@
     </w:lvl>
   </w:abstractNum>
   <w:abstractNum w:abstractNumId="2" w15:restartNumberingAfterBreak="0">
+    <w:nsid w:val="1C0D42CF"/>
+    <w:multiLevelType w:val="hybridMultilevel"/>
+    <w:tmpl w:val="84BCB898"/>
+    <w:lvl w:ilvl="0" w:tplc="2DEADE3E">
+      <w:start w:val="1"/>
+      <w:numFmt w:val="decimal"/>
+      <w:lvlText w:val="%1."/>
+      <w:lvlJc w:val="left"/>
+      <w:pPr>
+        <w:ind w:left="800" w:hanging="360"/>
+      </w:pPr>
+      <w:rPr>
+        <w:rFonts w:hint="default"/>
+      </w:rPr>
+    </w:lvl>
+    <w:lvl w:ilvl="1" w:tplc="04090019">
+      <w:start w:val="1"/>
+      <w:numFmt w:val="upperLetter"/>
+      <w:lvlText w:val="%2."/>
+      <w:lvlJc w:val="left"/>
+      <w:pPr>
+        <w:ind w:left="1320" w:hanging="440"/>
+      </w:pPr>
+    </w:lvl>
+    <w:lvl w:ilvl="2" w:tplc="0409001B" w:tentative="1">
+      <w:start w:val="1"/>
+      <w:numFmt w:val="lowerRoman"/>
+      <w:lvlText w:val="%3."/>
+      <w:lvlJc w:val="right"/>
+      <w:pPr>
+        <w:ind w:left="1760" w:hanging="440"/>
+      </w:pPr>
+    </w:lvl>
+    <w:lvl w:ilvl="3" w:tplc="0409000F" w:tentative="1">
+      <w:start w:val="1"/>
+      <w:numFmt w:val="decimal"/>
+      <w:lvlText w:val="%4."/>
+      <w:lvlJc w:val="left"/>
+      <w:pPr>
+        <w:ind w:left="2200" w:hanging="440"/>
+      </w:pPr>
+    </w:lvl>
+    <w:lvl w:ilvl="4" w:tplc="04090019" w:tentative="1">
+      <w:start w:val="1"/>
+      <w:numFmt w:val="upperLetter"/>
+      <w:lvlText w:val="%5."/>
+      <w:lvlJc w:val="left"/>
+      <w:pPr>
+        <w:ind w:left="2640" w:hanging="440"/>
+      </w:pPr>
+    </w:lvl>
+    <w:lvl w:ilvl="5" w:tplc="0409001B" w:tentative="1">
+      <w:start w:val="1"/>
+      <w:numFmt w:val="lowerRoman"/>
+      <w:lvlText w:val="%6."/>
+      <w:lvlJc w:val="right"/>
+      <w:pPr>
+        <w:ind w:left="3080" w:hanging="440"/>
+      </w:pPr>
+    </w:lvl>
+    <w:lvl w:ilvl="6" w:tplc="0409000F" w:tentative="1">
+      <w:start w:val="1"/>
+      <w:numFmt w:val="decimal"/>
+      <w:lvlText w:val="%7."/>
+      <w:lvlJc w:val="left"/>
+      <w:pPr>
+        <w:ind w:left="3520" w:hanging="440"/>
+      </w:pPr>
+    </w:lvl>
+    <w:lvl w:ilvl="7" w:tplc="04090019" w:tentative="1">
+      <w:start w:val="1"/>
+      <w:numFmt w:val="upperLetter"/>
+      <w:lvlText w:val="%8."/>
+      <w:lvlJc w:val="left"/>
+      <w:pPr>
+        <w:ind w:left="3960" w:hanging="440"/>
+      </w:pPr>
+    </w:lvl>
+    <w:lvl w:ilvl="8" w:tplc="0409001B" w:tentative="1">
+      <w:start w:val="1"/>
+      <w:numFmt w:val="lowerRoman"/>
+      <w:lvlText w:val="%9."/>
+      <w:lvlJc w:val="right"/>
+      <w:pPr>
+        <w:ind w:left="4400" w:hanging="440"/>
+      </w:pPr>
+    </w:lvl>
+  </w:abstractNum>
+  <w:abstractNum w:abstractNumId="3" w15:restartNumberingAfterBreak="0">
     <w:nsid w:val="21B43538"/>
     <w:multiLevelType w:val="hybridMultilevel"/>
     <w:tmpl w:val="0E38FB8E"/>
@@ -6051,7 +8482,7 @@
       </w:rPr>
     </w:lvl>
   </w:abstractNum>
-  <w:abstractNum w:abstractNumId="3" w15:restartNumberingAfterBreak="0">
+  <w:abstractNum w:abstractNumId="4" w15:restartNumberingAfterBreak="0">
     <w:nsid w:val="22402E23"/>
     <w:multiLevelType w:val="hybridMultilevel"/>
     <w:tmpl w:val="A9909D92"/>
@@ -6140,11 +8571,11 @@
       </w:pPr>
     </w:lvl>
   </w:abstractNum>
-  <w:abstractNum w:abstractNumId="4" w15:restartNumberingAfterBreak="0">
+  <w:abstractNum w:abstractNumId="5" w15:restartNumberingAfterBreak="0">
     <w:nsid w:val="297C2D64"/>
     <w:multiLevelType w:val="hybridMultilevel"/>
-    <w:tmpl w:val="FDB23DD8"/>
-    <w:lvl w:ilvl="0" w:tplc="D92CE6D8">
+    <w:tmpl w:val="A81A5F44"/>
+    <w:lvl w:ilvl="0" w:tplc="2C32E8BC">
       <w:start w:val="2025"/>
       <w:numFmt w:val="bullet"/>
       <w:lvlText w:val=""/>
@@ -6154,10 +8585,10 @@
       </w:pPr>
       <w:rPr>
         <w:rFonts w:ascii="Wingdings" w:eastAsiaTheme="minorEastAsia" w:hAnsi="Wingdings" w:cstheme="minorBidi" w:hint="default"/>
-        <w:color w:val="auto"/>
+        <w:color w:val="0070C0"/>
       </w:rPr>
     </w:lvl>
-    <w:lvl w:ilvl="1" w:tplc="04090003" w:tentative="1">
+    <w:lvl w:ilvl="1" w:tplc="04090003">
       <w:start w:val="1"/>
       <w:numFmt w:val="bullet"/>
       <w:lvlText w:val=""/>
@@ -6254,7 +8685,96 @@
       </w:rPr>
     </w:lvl>
   </w:abstractNum>
-  <w:abstractNum w:abstractNumId="5" w15:restartNumberingAfterBreak="0">
+  <w:abstractNum w:abstractNumId="6" w15:restartNumberingAfterBreak="0">
+    <w:nsid w:val="322329D8"/>
+    <w:multiLevelType w:val="hybridMultilevel"/>
+    <w:tmpl w:val="3576537C"/>
+    <w:lvl w:ilvl="0" w:tplc="E1984A3C">
+      <w:start w:val="1"/>
+      <w:numFmt w:val="decimal"/>
+      <w:lvlText w:val="%1."/>
+      <w:lvlJc w:val="left"/>
+      <w:pPr>
+        <w:ind w:left="800" w:hanging="360"/>
+      </w:pPr>
+      <w:rPr>
+        <w:rFonts w:hint="default"/>
+      </w:rPr>
+    </w:lvl>
+    <w:lvl w:ilvl="1" w:tplc="04090019" w:tentative="1">
+      <w:start w:val="1"/>
+      <w:numFmt w:val="upperLetter"/>
+      <w:lvlText w:val="%2."/>
+      <w:lvlJc w:val="left"/>
+      <w:pPr>
+        <w:ind w:left="1320" w:hanging="440"/>
+      </w:pPr>
+    </w:lvl>
+    <w:lvl w:ilvl="2" w:tplc="0409001B" w:tentative="1">
+      <w:start w:val="1"/>
+      <w:numFmt w:val="lowerRoman"/>
+      <w:lvlText w:val="%3."/>
+      <w:lvlJc w:val="right"/>
+      <w:pPr>
+        <w:ind w:left="1760" w:hanging="440"/>
+      </w:pPr>
+    </w:lvl>
+    <w:lvl w:ilvl="3" w:tplc="0409000F" w:tentative="1">
+      <w:start w:val="1"/>
+      <w:numFmt w:val="decimal"/>
+      <w:lvlText w:val="%4."/>
+      <w:lvlJc w:val="left"/>
+      <w:pPr>
+        <w:ind w:left="2200" w:hanging="440"/>
+      </w:pPr>
+    </w:lvl>
+    <w:lvl w:ilvl="4" w:tplc="04090019" w:tentative="1">
+      <w:start w:val="1"/>
+      <w:numFmt w:val="upperLetter"/>
+      <w:lvlText w:val="%5."/>
+      <w:lvlJc w:val="left"/>
+      <w:pPr>
+        <w:ind w:left="2640" w:hanging="440"/>
+      </w:pPr>
+    </w:lvl>
+    <w:lvl w:ilvl="5" w:tplc="0409001B" w:tentative="1">
+      <w:start w:val="1"/>
+      <w:numFmt w:val="lowerRoman"/>
+      <w:lvlText w:val="%6."/>
+      <w:lvlJc w:val="right"/>
+      <w:pPr>
+        <w:ind w:left="3080" w:hanging="440"/>
+      </w:pPr>
+    </w:lvl>
+    <w:lvl w:ilvl="6" w:tplc="0409000F" w:tentative="1">
+      <w:start w:val="1"/>
+      <w:numFmt w:val="decimal"/>
+      <w:lvlText w:val="%7."/>
+      <w:lvlJc w:val="left"/>
+      <w:pPr>
+        <w:ind w:left="3520" w:hanging="440"/>
+      </w:pPr>
+    </w:lvl>
+    <w:lvl w:ilvl="7" w:tplc="04090019" w:tentative="1">
+      <w:start w:val="1"/>
+      <w:numFmt w:val="upperLetter"/>
+      <w:lvlText w:val="%8."/>
+      <w:lvlJc w:val="left"/>
+      <w:pPr>
+        <w:ind w:left="3960" w:hanging="440"/>
+      </w:pPr>
+    </w:lvl>
+    <w:lvl w:ilvl="8" w:tplc="0409001B" w:tentative="1">
+      <w:start w:val="1"/>
+      <w:numFmt w:val="lowerRoman"/>
+      <w:lvlText w:val="%9."/>
+      <w:lvlJc w:val="right"/>
+      <w:pPr>
+        <w:ind w:left="4400" w:hanging="440"/>
+      </w:pPr>
+    </w:lvl>
+  </w:abstractNum>
+  <w:abstractNum w:abstractNumId="7" w15:restartNumberingAfterBreak="0">
     <w:nsid w:val="3BAA3BE0"/>
     <w:multiLevelType w:val="hybridMultilevel"/>
     <w:tmpl w:val="A9909D92"/>
@@ -6343,7 +8863,7 @@
       </w:pPr>
     </w:lvl>
   </w:abstractNum>
-  <w:abstractNum w:abstractNumId="6" w15:restartNumberingAfterBreak="0">
+  <w:abstractNum w:abstractNumId="8" w15:restartNumberingAfterBreak="0">
     <w:nsid w:val="64BF4683"/>
     <w:multiLevelType w:val="hybridMultilevel"/>
     <w:tmpl w:val="A9909D92"/>
@@ -6432,7 +8952,7 @@
       </w:pPr>
     </w:lvl>
   </w:abstractNum>
-  <w:abstractNum w:abstractNumId="7" w15:restartNumberingAfterBreak="0">
+  <w:abstractNum w:abstractNumId="9" w15:restartNumberingAfterBreak="0">
     <w:nsid w:val="67031D3D"/>
     <w:multiLevelType w:val="hybridMultilevel"/>
     <w:tmpl w:val="C9847B2A"/>
@@ -6521,7 +9041,7 @@
       </w:pPr>
     </w:lvl>
   </w:abstractNum>
-  <w:abstractNum w:abstractNumId="8" w15:restartNumberingAfterBreak="0">
+  <w:abstractNum w:abstractNumId="10" w15:restartNumberingAfterBreak="0">
     <w:nsid w:val="6CF70700"/>
     <w:multiLevelType w:val="hybridMultilevel"/>
     <w:tmpl w:val="3FF64B74"/>
@@ -6610,7 +9130,187 @@
       </w:pPr>
     </w:lvl>
   </w:abstractNum>
-  <w:abstractNum w:abstractNumId="9" w15:restartNumberingAfterBreak="0">
+  <w:abstractNum w:abstractNumId="11" w15:restartNumberingAfterBreak="0">
+    <w:nsid w:val="6D970ED4"/>
+    <w:multiLevelType w:val="hybridMultilevel"/>
+    <w:tmpl w:val="26EC82CA"/>
+    <w:lvl w:ilvl="0" w:tplc="0834ED10">
+      <w:start w:val="1"/>
+      <w:numFmt w:val="decimal"/>
+      <w:lvlText w:val="%1."/>
+      <w:lvlJc w:val="left"/>
+      <w:pPr>
+        <w:ind w:left="800" w:hanging="360"/>
+      </w:pPr>
+      <w:rPr>
+        <w:rFonts w:hint="default"/>
+      </w:rPr>
+    </w:lvl>
+    <w:lvl w:ilvl="1" w:tplc="04090019" w:tentative="1">
+      <w:start w:val="1"/>
+      <w:numFmt w:val="upperLetter"/>
+      <w:lvlText w:val="%2."/>
+      <w:lvlJc w:val="left"/>
+      <w:pPr>
+        <w:ind w:left="1320" w:hanging="440"/>
+      </w:pPr>
+    </w:lvl>
+    <w:lvl w:ilvl="2" w:tplc="0409001B" w:tentative="1">
+      <w:start w:val="1"/>
+      <w:numFmt w:val="lowerRoman"/>
+      <w:lvlText w:val="%3."/>
+      <w:lvlJc w:val="right"/>
+      <w:pPr>
+        <w:ind w:left="1760" w:hanging="440"/>
+      </w:pPr>
+    </w:lvl>
+    <w:lvl w:ilvl="3" w:tplc="0409000F" w:tentative="1">
+      <w:start w:val="1"/>
+      <w:numFmt w:val="decimal"/>
+      <w:lvlText w:val="%4."/>
+      <w:lvlJc w:val="left"/>
+      <w:pPr>
+        <w:ind w:left="2200" w:hanging="440"/>
+      </w:pPr>
+    </w:lvl>
+    <w:lvl w:ilvl="4" w:tplc="04090019" w:tentative="1">
+      <w:start w:val="1"/>
+      <w:numFmt w:val="upperLetter"/>
+      <w:lvlText w:val="%5."/>
+      <w:lvlJc w:val="left"/>
+      <w:pPr>
+        <w:ind w:left="2640" w:hanging="440"/>
+      </w:pPr>
+    </w:lvl>
+    <w:lvl w:ilvl="5" w:tplc="0409001B" w:tentative="1">
+      <w:start w:val="1"/>
+      <w:numFmt w:val="lowerRoman"/>
+      <w:lvlText w:val="%6."/>
+      <w:lvlJc w:val="right"/>
+      <w:pPr>
+        <w:ind w:left="3080" w:hanging="440"/>
+      </w:pPr>
+    </w:lvl>
+    <w:lvl w:ilvl="6" w:tplc="0409000F" w:tentative="1">
+      <w:start w:val="1"/>
+      <w:numFmt w:val="decimal"/>
+      <w:lvlText w:val="%7."/>
+      <w:lvlJc w:val="left"/>
+      <w:pPr>
+        <w:ind w:left="3520" w:hanging="440"/>
+      </w:pPr>
+    </w:lvl>
+    <w:lvl w:ilvl="7" w:tplc="04090019" w:tentative="1">
+      <w:start w:val="1"/>
+      <w:numFmt w:val="upperLetter"/>
+      <w:lvlText w:val="%8."/>
+      <w:lvlJc w:val="left"/>
+      <w:pPr>
+        <w:ind w:left="3960" w:hanging="440"/>
+      </w:pPr>
+    </w:lvl>
+    <w:lvl w:ilvl="8" w:tplc="0409001B" w:tentative="1">
+      <w:start w:val="1"/>
+      <w:numFmt w:val="lowerRoman"/>
+      <w:lvlText w:val="%9."/>
+      <w:lvlJc w:val="right"/>
+      <w:pPr>
+        <w:ind w:left="4400" w:hanging="440"/>
+      </w:pPr>
+    </w:lvl>
+  </w:abstractNum>
+  <w:abstractNum w:abstractNumId="12" w15:restartNumberingAfterBreak="0">
+    <w:nsid w:val="6EFC1121"/>
+    <w:multiLevelType w:val="hybridMultilevel"/>
+    <w:tmpl w:val="72AEFA4A"/>
+    <w:lvl w:ilvl="0" w:tplc="950679E2">
+      <w:start w:val="1"/>
+      <w:numFmt w:val="decimal"/>
+      <w:lvlText w:val="%1."/>
+      <w:lvlJc w:val="left"/>
+      <w:pPr>
+        <w:ind w:left="800" w:hanging="360"/>
+      </w:pPr>
+      <w:rPr>
+        <w:rFonts w:hint="default"/>
+        <w:b/>
+        <w:bCs/>
+      </w:rPr>
+    </w:lvl>
+    <w:lvl w:ilvl="1" w:tplc="04090019" w:tentative="1">
+      <w:start w:val="1"/>
+      <w:numFmt w:val="upperLetter"/>
+      <w:lvlText w:val="%2."/>
+      <w:lvlJc w:val="left"/>
+      <w:pPr>
+        <w:ind w:left="1320" w:hanging="440"/>
+      </w:pPr>
+    </w:lvl>
+    <w:lvl w:ilvl="2" w:tplc="0409001B" w:tentative="1">
+      <w:start w:val="1"/>
+      <w:numFmt w:val="lowerRoman"/>
+      <w:lvlText w:val="%3."/>
+      <w:lvlJc w:val="right"/>
+      <w:pPr>
+        <w:ind w:left="1760" w:hanging="440"/>
+      </w:pPr>
+    </w:lvl>
+    <w:lvl w:ilvl="3" w:tplc="0409000F" w:tentative="1">
+      <w:start w:val="1"/>
+      <w:numFmt w:val="decimal"/>
+      <w:lvlText w:val="%4."/>
+      <w:lvlJc w:val="left"/>
+      <w:pPr>
+        <w:ind w:left="2200" w:hanging="440"/>
+      </w:pPr>
+    </w:lvl>
+    <w:lvl w:ilvl="4" w:tplc="04090019" w:tentative="1">
+      <w:start w:val="1"/>
+      <w:numFmt w:val="upperLetter"/>
+      <w:lvlText w:val="%5."/>
+      <w:lvlJc w:val="left"/>
+      <w:pPr>
+        <w:ind w:left="2640" w:hanging="440"/>
+      </w:pPr>
+    </w:lvl>
+    <w:lvl w:ilvl="5" w:tplc="0409001B" w:tentative="1">
+      <w:start w:val="1"/>
+      <w:numFmt w:val="lowerRoman"/>
+      <w:lvlText w:val="%6."/>
+      <w:lvlJc w:val="right"/>
+      <w:pPr>
+        <w:ind w:left="3080" w:hanging="440"/>
+      </w:pPr>
+    </w:lvl>
+    <w:lvl w:ilvl="6" w:tplc="0409000F" w:tentative="1">
+      <w:start w:val="1"/>
+      <w:numFmt w:val="decimal"/>
+      <w:lvlText w:val="%7."/>
+      <w:lvlJc w:val="left"/>
+      <w:pPr>
+        <w:ind w:left="3520" w:hanging="440"/>
+      </w:pPr>
+    </w:lvl>
+    <w:lvl w:ilvl="7" w:tplc="04090019" w:tentative="1">
+      <w:start w:val="1"/>
+      <w:numFmt w:val="upperLetter"/>
+      <w:lvlText w:val="%8."/>
+      <w:lvlJc w:val="left"/>
+      <w:pPr>
+        <w:ind w:left="3960" w:hanging="440"/>
+      </w:pPr>
+    </w:lvl>
+    <w:lvl w:ilvl="8" w:tplc="0409001B" w:tentative="1">
+      <w:start w:val="1"/>
+      <w:numFmt w:val="lowerRoman"/>
+      <w:lvlText w:val="%9."/>
+      <w:lvlJc w:val="right"/>
+      <w:pPr>
+        <w:ind w:left="4400" w:hanging="440"/>
+      </w:pPr>
+    </w:lvl>
+  </w:abstractNum>
+  <w:abstractNum w:abstractNumId="13" w15:restartNumberingAfterBreak="0">
     <w:nsid w:val="7A2E1663"/>
     <w:multiLevelType w:val="hybridMultilevel"/>
     <w:tmpl w:val="A9909D92"/>
@@ -6703,31 +9403,43 @@
     <w:abstractNumId w:val="0"/>
   </w:num>
   <w:num w:numId="2" w16cid:durableId="978194903">
-    <w:abstractNumId w:val="2"/>
+    <w:abstractNumId w:val="3"/>
   </w:num>
   <w:num w:numId="3" w16cid:durableId="554896015">
     <w:abstractNumId w:val="1"/>
   </w:num>
   <w:num w:numId="4" w16cid:durableId="632323770">
+    <w:abstractNumId w:val="5"/>
+  </w:num>
+  <w:num w:numId="5" w16cid:durableId="1793859824">
+    <w:abstractNumId w:val="9"/>
+  </w:num>
+  <w:num w:numId="6" w16cid:durableId="6250192">
+    <w:abstractNumId w:val="7"/>
+  </w:num>
+  <w:num w:numId="7" w16cid:durableId="600643963">
     <w:abstractNumId w:val="4"/>
   </w:num>
-  <w:num w:numId="5" w16cid:durableId="1793859824">
-    <w:abstractNumId w:val="7"/>
+  <w:num w:numId="8" w16cid:durableId="1286622563">
+    <w:abstractNumId w:val="8"/>
   </w:num>
-  <w:num w:numId="6" w16cid:durableId="6250192">
-    <w:abstractNumId w:val="5"/>
+  <w:num w:numId="9" w16cid:durableId="430053839">
+    <w:abstractNumId w:val="13"/>
   </w:num>
-  <w:num w:numId="7" w16cid:durableId="600643963">
-    <w:abstractNumId w:val="3"/>
+  <w:num w:numId="10" w16cid:durableId="588806721">
+    <w:abstractNumId w:val="10"/>
   </w:num>
-  <w:num w:numId="8" w16cid:durableId="1286622563">
+  <w:num w:numId="11" w16cid:durableId="940650255">
+    <w:abstractNumId w:val="2"/>
+  </w:num>
+  <w:num w:numId="12" w16cid:durableId="149948935">
     <w:abstractNumId w:val="6"/>
   </w:num>
-  <w:num w:numId="9" w16cid:durableId="430053839">
-    <w:abstractNumId w:val="9"/>
+  <w:num w:numId="13" w16cid:durableId="2069838758">
+    <w:abstractNumId w:val="11"/>
   </w:num>
-  <w:num w:numId="10" w16cid:durableId="588806721">
-    <w:abstractNumId w:val="8"/>
+  <w:num w:numId="14" w16cid:durableId="1616214745">
+    <w:abstractNumId w:val="12"/>
   </w:num>
 </w:numbering>
 </file>
@@ -7689,6 +10401,25 @@
       <w:shd w:val="clear" w:color="auto" w:fill="E1DFDD"/>
     </w:rPr>
   </w:style>
+  <w:style w:type="table" w:styleId="ad">
+    <w:name w:val="Table Grid"/>
+    <w:basedOn w:val="a1"/>
+    <w:uiPriority w:val="39"/>
+    <w:rsid w:val="00F97EA2"/>
+    <w:pPr>
+      <w:spacing w:after="0"/>
+    </w:pPr>
+    <w:tblPr>
+      <w:tblBorders>
+        <w:top w:val="single" w:sz="4" w:space="0" w:color="auto"/>
+        <w:left w:val="single" w:sz="4" w:space="0" w:color="auto"/>
+        <w:bottom w:val="single" w:sz="4" w:space="0" w:color="auto"/>
+        <w:right w:val="single" w:sz="4" w:space="0" w:color="auto"/>
+        <w:insideH w:val="single" w:sz="4" w:space="0" w:color="auto"/>
+        <w:insideV w:val="single" w:sz="4" w:space="0" w:color="auto"/>
+      </w:tblBorders>
+    </w:tblPr>
+  </w:style>
 </w:styles>
 </file>
 
